--- a/bao_cao/Phan_cong_sua_Nhom_10.docx
+++ b/bao_cao/Phan_cong_sua_Nhom_10.docx
@@ -647,7 +647,7 @@
                 <w:color w:val="000000"/>
                 <w:sz w:val="21"/>
               </w:rPr>
-              <w:t>Q1 trang lỗi tiếng Việt + bắt lỗi sao lưu · Q2 lưu nháp theo tài khoản · Q3 script kiểm tra phân quyền · Q4 sửa 06_bao_tri</w:t>
+              <w:t>Q3 script kiểm tra phân quyền · Q4 sửa 06_bao_tri · Q5 thử giao diện trên điện thoại thật và bản in (Q1, Q2 đã làm)</w:t>
             </w:r>
           </w:p>
         </w:tc>
@@ -681,7 +681,7 @@
                 <w:color w:val="000000"/>
                 <w:sz w:val="21"/>
               </w:rPr>
-              <w:t>(sửa TC33, TC34), TC42</w:t>
+              <w:t>TC42, (TC43)</w:t>
             </w:r>
           </w:p>
         </w:tc>
@@ -1543,6 +1543,405 @@
     </w:p>
     <w:p>
       <w:pPr>
+        <w:spacing w:after="60"/>
+        <w:ind w:left="454" w:hanging="255"/>
+        <w:jc w:val="left"/>
+      </w:pPr>
+      <w:r>
+        <w:rPr>
+          <w:rFonts w:ascii="Times New Roman" w:hAnsi="Times New Roman" w:eastAsia="Times New Roman" w:cs="Times New Roman"/>
+          <w:b w:val="0"/>
+          <w:i w:val="0"/>
+          <w:color w:val="000000"/>
+          <w:sz w:val="24"/>
+        </w:rPr>
+        <w:t>– Quy ước giao diện (06_giao_dien 5.2, đã làm sẵn, chỉ cần dùng đúng):</w:t>
+      </w:r>
+    </w:p>
+    <w:p>
+      <w:pPr>
+        <w:spacing w:after="60"/>
+        <w:ind w:left="794" w:hanging="255"/>
+        <w:jc w:val="left"/>
+      </w:pPr>
+      <w:r>
+        <w:rPr>
+          <w:rFonts w:ascii="Times New Roman" w:hAnsi="Times New Roman" w:eastAsia="Times New Roman" w:cs="Times New Roman"/>
+          <w:b w:val="0"/>
+          <w:i w:val="0"/>
+          <w:color w:val="000000"/>
+          <w:sz w:val="24"/>
+        </w:rPr>
+        <w:t xml:space="preserve">– hàng nút cuối form: </w:t>
+      </w:r>
+      <w:r>
+        <w:rPr>
+          <w:rFonts w:ascii="Consolas" w:hAnsi="Consolas" w:eastAsia="Consolas" w:cs="Consolas"/>
+          <w:b w:val="0"/>
+          <w:i w:val="0"/>
+          <w:color w:val="000000"/>
+          <w:sz w:val="22"/>
+        </w:rPr>
+        <w:t>&lt;partial name="_NutLenh" model="new NutLenh()" /&gt;</w:t>
+      </w:r>
+      <w:r>
+        <w:rPr>
+          <w:rFonts w:ascii="Times New Roman" w:hAnsi="Times New Roman" w:eastAsia="Times New Roman" w:cs="Times New Roman"/>
+          <w:b w:val="0"/>
+          <w:i w:val="0"/>
+          <w:color w:val="000000"/>
+          <w:sz w:val="24"/>
+        </w:rPr>
+        <w:t xml:space="preserve"> (Lưu · Hủy · Thoát; Ctrl+S, Esc tự có); form chỉ xem: </w:t>
+      </w:r>
+      <w:r>
+        <w:rPr>
+          <w:rFonts w:ascii="Consolas" w:hAnsi="Consolas" w:eastAsia="Consolas" w:cs="Consolas"/>
+          <w:b w:val="0"/>
+          <w:i w:val="0"/>
+          <w:color w:val="000000"/>
+          <w:sz w:val="22"/>
+        </w:rPr>
+        <w:t>new NutLenh(null)</w:t>
+      </w:r>
+      <w:r>
+        <w:rPr>
+          <w:rFonts w:ascii="Times New Roman" w:hAnsi="Times New Roman" w:eastAsia="Times New Roman" w:cs="Times New Roman"/>
+          <w:b w:val="0"/>
+          <w:i w:val="0"/>
+          <w:color w:val="000000"/>
+          <w:sz w:val="24"/>
+        </w:rPr>
+        <w:t>;</w:t>
+      </w:r>
+    </w:p>
+    <w:p>
+      <w:pPr>
+        <w:spacing w:after="60"/>
+        <w:ind w:left="794" w:hanging="255"/>
+        <w:jc w:val="left"/>
+      </w:pPr>
+      <w:r>
+        <w:rPr>
+          <w:rFonts w:ascii="Times New Roman" w:hAnsi="Times New Roman" w:eastAsia="Times New Roman" w:cs="Times New Roman"/>
+          <w:b w:val="0"/>
+          <w:i w:val="0"/>
+          <w:color w:val="000000"/>
+          <w:sz w:val="24"/>
+        </w:rPr>
+        <w:t xml:space="preserve">– mỗi ô nhập có nhãn </w:t>
+      </w:r>
+      <w:r>
+        <w:rPr>
+          <w:rFonts w:ascii="Consolas" w:hAnsi="Consolas" w:eastAsia="Consolas" w:cs="Consolas"/>
+          <w:b w:val="0"/>
+          <w:i w:val="0"/>
+          <w:color w:val="000000"/>
+          <w:sz w:val="22"/>
+        </w:rPr>
+        <w:t>&lt;label for="…"&gt;</w:t>
+      </w:r>
+      <w:r>
+        <w:rPr>
+          <w:rFonts w:ascii="Times New Roman" w:hAnsi="Times New Roman" w:eastAsia="Times New Roman" w:cs="Times New Roman"/>
+          <w:b w:val="0"/>
+          <w:i w:val="0"/>
+          <w:color w:val="000000"/>
+          <w:sz w:val="24"/>
+        </w:rPr>
+        <w:t xml:space="preserve">; ô trong bảng không có nhãn thì thêm </w:t>
+      </w:r>
+      <w:r>
+        <w:rPr>
+          <w:rFonts w:ascii="Consolas" w:hAnsi="Consolas" w:eastAsia="Consolas" w:cs="Consolas"/>
+          <w:b w:val="0"/>
+          <w:i w:val="0"/>
+          <w:color w:val="000000"/>
+          <w:sz w:val="22"/>
+        </w:rPr>
+        <w:t>aria-label</w:t>
+      </w:r>
+      <w:r>
+        <w:rPr>
+          <w:rFonts w:ascii="Times New Roman" w:hAnsi="Times New Roman" w:eastAsia="Times New Roman" w:cs="Times New Roman"/>
+          <w:b w:val="0"/>
+          <w:i w:val="0"/>
+          <w:color w:val="000000"/>
+          <w:sz w:val="24"/>
+        </w:rPr>
+        <w:t xml:space="preserve">; trường có quy tắc định dạng thêm </w:t>
+      </w:r>
+      <w:r>
+        <w:rPr>
+          <w:rFonts w:ascii="Consolas" w:hAnsi="Consolas" w:eastAsia="Consolas" w:cs="Consolas"/>
+          <w:b w:val="0"/>
+          <w:i w:val="0"/>
+          <w:color w:val="000000"/>
+          <w:sz w:val="22"/>
+        </w:rPr>
+        <w:t>title="…"</w:t>
+      </w:r>
+      <w:r>
+        <w:rPr>
+          <w:rFonts w:ascii="Times New Roman" w:hAnsi="Times New Roman" w:eastAsia="Times New Roman" w:cs="Times New Roman"/>
+          <w:b w:val="0"/>
+          <w:i w:val="0"/>
+          <w:color w:val="000000"/>
+          <w:sz w:val="24"/>
+        </w:rPr>
+        <w:t xml:space="preserve"> (chú thích khi trỏ chuột, cũng là câu báo khi nhập sai </w:t>
+      </w:r>
+      <w:r>
+        <w:rPr>
+          <w:rFonts w:ascii="Consolas" w:hAnsi="Consolas" w:eastAsia="Consolas" w:cs="Consolas"/>
+          <w:b w:val="0"/>
+          <w:i w:val="0"/>
+          <w:color w:val="000000"/>
+          <w:sz w:val="22"/>
+        </w:rPr>
+        <w:t>pattern</w:t>
+      </w:r>
+      <w:r>
+        <w:rPr>
+          <w:rFonts w:ascii="Times New Roman" w:hAnsi="Times New Roman" w:eastAsia="Times New Roman" w:cs="Times New Roman"/>
+          <w:b w:val="0"/>
+          <w:i w:val="0"/>
+          <w:color w:val="000000"/>
+          <w:sz w:val="24"/>
+        </w:rPr>
+        <w:t>);</w:t>
+      </w:r>
+    </w:p>
+    <w:p>
+      <w:pPr>
+        <w:spacing w:after="60"/>
+        <w:ind w:left="794" w:hanging="255"/>
+        <w:jc w:val="left"/>
+      </w:pPr>
+      <w:r>
+        <w:rPr>
+          <w:rFonts w:ascii="Times New Roman" w:hAnsi="Times New Roman" w:eastAsia="Times New Roman" w:cs="Times New Roman"/>
+          <w:b w:val="0"/>
+          <w:i w:val="0"/>
+          <w:color w:val="000000"/>
+          <w:sz w:val="24"/>
+        </w:rPr>
+        <w:t xml:space="preserve">– trường bắt buộc: chỉ cần nhãn có lớp </w:t>
+      </w:r>
+      <w:r>
+        <w:rPr>
+          <w:rFonts w:ascii="Consolas" w:hAnsi="Consolas" w:eastAsia="Consolas" w:cs="Consolas"/>
+          <w:b w:val="0"/>
+          <w:i w:val="0"/>
+          <w:color w:val="000000"/>
+          <w:sz w:val="22"/>
+        </w:rPr>
+        <w:t>bat-buoc</w:t>
+      </w:r>
+      <w:r>
+        <w:rPr>
+          <w:rFonts w:ascii="Times New Roman" w:hAnsi="Times New Roman" w:eastAsia="Times New Roman" w:cs="Times New Roman"/>
+          <w:b w:val="0"/>
+          <w:i w:val="0"/>
+          <w:color w:val="000000"/>
+          <w:sz w:val="24"/>
+        </w:rPr>
+        <w:t xml:space="preserve"> (hiện dấu </w:t>
+      </w:r>
+      <w:r>
+        <w:rPr>
+          <w:rFonts w:ascii="Consolas" w:hAnsi="Consolas" w:eastAsia="Consolas" w:cs="Consolas"/>
+          <w:b w:val="0"/>
+          <w:i w:val="0"/>
+          <w:color w:val="000000"/>
+          <w:sz w:val="22"/>
+        </w:rPr>
+        <w:t>*</w:t>
+      </w:r>
+      <w:r>
+        <w:rPr>
+          <w:rFonts w:ascii="Times New Roman" w:hAnsi="Times New Roman" w:eastAsia="Times New Roman" w:cs="Times New Roman"/>
+          <w:b w:val="0"/>
+          <w:i w:val="0"/>
+          <w:color w:val="000000"/>
+          <w:sz w:val="24"/>
+        </w:rPr>
+        <w:t>), trình duyệt tự chặn để trống;</w:t>
+      </w:r>
+    </w:p>
+    <w:p>
+      <w:pPr>
+        <w:spacing w:after="60"/>
+        <w:ind w:left="794" w:hanging="255"/>
+        <w:jc w:val="left"/>
+      </w:pPr>
+      <w:r>
+        <w:rPr>
+          <w:rFonts w:ascii="Times New Roman" w:hAnsi="Times New Roman" w:eastAsia="Times New Roman" w:cs="Times New Roman"/>
+          <w:b w:val="0"/>
+          <w:i w:val="0"/>
+          <w:color w:val="000000"/>
+          <w:sz w:val="24"/>
+        </w:rPr>
+        <w:t xml:space="preserve">– ô nhập mã học viên: </w:t>
+      </w:r>
+      <w:r>
+        <w:rPr>
+          <w:rFonts w:ascii="Consolas" w:hAnsi="Consolas" w:eastAsia="Consolas" w:cs="Consolas"/>
+          <w:b w:val="0"/>
+          <w:i w:val="0"/>
+          <w:color w:val="000000"/>
+          <w:sz w:val="22"/>
+        </w:rPr>
+        <w:t>list="ds-hoc-vien"</w:t>
+      </w:r>
+      <w:r>
+        <w:rPr>
+          <w:rFonts w:ascii="Times New Roman" w:hAnsi="Times New Roman" w:eastAsia="Times New Roman" w:cs="Times New Roman"/>
+          <w:b w:val="0"/>
+          <w:i w:val="0"/>
+          <w:color w:val="000000"/>
+          <w:sz w:val="24"/>
+        </w:rPr>
+        <w:t xml:space="preserve"> và thêm </w:t>
+      </w:r>
+      <w:r>
+        <w:rPr>
+          <w:rFonts w:ascii="Consolas" w:hAnsi="Consolas" w:eastAsia="Consolas" w:cs="Consolas"/>
+          <w:b w:val="0"/>
+          <w:i w:val="0"/>
+          <w:color w:val="000000"/>
+          <w:sz w:val="22"/>
+        </w:rPr>
+        <w:t>&lt;partial name="_GoiYHocVien" /&gt;</w:t>
+      </w:r>
+      <w:r>
+        <w:rPr>
+          <w:rFonts w:ascii="Times New Roman" w:hAnsi="Times New Roman" w:eastAsia="Times New Roman" w:cs="Times New Roman"/>
+          <w:b w:val="0"/>
+          <w:i w:val="0"/>
+          <w:color w:val="000000"/>
+          <w:sz w:val="24"/>
+        </w:rPr>
+        <w:t xml:space="preserve"> cuối trang;</w:t>
+      </w:r>
+    </w:p>
+    <w:p>
+      <w:pPr>
+        <w:spacing w:after="60"/>
+        <w:ind w:left="794" w:hanging="255"/>
+        <w:jc w:val="left"/>
+      </w:pPr>
+      <w:r>
+        <w:rPr>
+          <w:rFonts w:ascii="Times New Roman" w:hAnsi="Times New Roman" w:eastAsia="Times New Roman" w:cs="Times New Roman"/>
+          <w:b w:val="0"/>
+          <w:i w:val="0"/>
+          <w:color w:val="000000"/>
+          <w:sz w:val="24"/>
+        </w:rPr>
+        <w:t xml:space="preserve">– danh sách có thể dài: </w:t>
+      </w:r>
+      <w:r>
+        <w:rPr>
+          <w:rFonts w:ascii="Consolas" w:hAnsi="Consolas" w:eastAsia="Consolas" w:cs="Consolas"/>
+          <w:b w:val="0"/>
+          <w:i w:val="0"/>
+          <w:color w:val="000000"/>
+          <w:sz w:val="22"/>
+        </w:rPr>
+        <w:t>.LayTrangAsync(trang, so)</w:t>
+      </w:r>
+      <w:r>
+        <w:rPr>
+          <w:rFonts w:ascii="Times New Roman" w:hAnsi="Times New Roman" w:eastAsia="Times New Roman" w:cs="Times New Roman"/>
+          <w:b w:val="0"/>
+          <w:i w:val="0"/>
+          <w:color w:val="000000"/>
+          <w:sz w:val="24"/>
+        </w:rPr>
+        <w:t xml:space="preserve"> (</w:t>
+      </w:r>
+      <w:r>
+        <w:rPr>
+          <w:rFonts w:ascii="Consolas" w:hAnsi="Consolas" w:eastAsia="Consolas" w:cs="Consolas"/>
+          <w:b w:val="0"/>
+          <w:i w:val="0"/>
+          <w:color w:val="000000"/>
+          <w:sz w:val="22"/>
+        </w:rPr>
+        <w:t>Nen/PhanTrang.cs</w:t>
+      </w:r>
+      <w:r>
+        <w:rPr>
+          <w:rFonts w:ascii="Times New Roman" w:hAnsi="Times New Roman" w:eastAsia="Times New Roman" w:cs="Times New Roman"/>
+          <w:b w:val="0"/>
+          <w:i w:val="0"/>
+          <w:color w:val="000000"/>
+          <w:sz w:val="24"/>
+        </w:rPr>
+        <w:t xml:space="preserve">) và </w:t>
+      </w:r>
+      <w:r>
+        <w:rPr>
+          <w:rFonts w:ascii="Consolas" w:hAnsi="Consolas" w:eastAsia="Consolas" w:cs="Consolas"/>
+          <w:b w:val="0"/>
+          <w:i w:val="0"/>
+          <w:color w:val="000000"/>
+          <w:sz w:val="22"/>
+        </w:rPr>
+        <w:t>&lt;partial name="_PhanTrang" model="Model.Trang" /&gt;</w:t>
+      </w:r>
+      <w:r>
+        <w:rPr>
+          <w:rFonts w:ascii="Times New Roman" w:hAnsi="Times New Roman" w:eastAsia="Times New Roman" w:cs="Times New Roman"/>
+          <w:b w:val="0"/>
+          <w:i w:val="0"/>
+          <w:color w:val="000000"/>
+          <w:sz w:val="24"/>
+        </w:rPr>
+        <w:t>;</w:t>
+      </w:r>
+    </w:p>
+    <w:p>
+      <w:pPr>
+        <w:spacing w:after="60"/>
+        <w:ind w:left="794" w:hanging="255"/>
+        <w:jc w:val="left"/>
+      </w:pPr>
+      <w:r>
+        <w:rPr>
+          <w:rFonts w:ascii="Times New Roman" w:hAnsi="Times New Roman" w:eastAsia="Times New Roman" w:cs="Times New Roman"/>
+          <w:b w:val="0"/>
+          <w:i w:val="0"/>
+          <w:color w:val="000000"/>
+          <w:sz w:val="24"/>
+        </w:rPr>
+        <w:t xml:space="preserve">– chỉ dùng màu có sẵn (đen, xám, đỏ </w:t>
+      </w:r>
+      <w:r>
+        <w:rPr>
+          <w:rFonts w:ascii="Consolas" w:hAnsi="Consolas" w:eastAsia="Consolas" w:cs="Consolas"/>
+          <w:b w:val="0"/>
+          <w:i w:val="0"/>
+          <w:color w:val="000000"/>
+          <w:sz w:val="22"/>
+        </w:rPr>
+        <w:t>canh-bao</w:t>
+      </w:r>
+      <w:r>
+        <w:rPr>
+          <w:rFonts w:ascii="Times New Roman" w:hAnsi="Times New Roman" w:eastAsia="Times New Roman" w:cs="Times New Roman"/>
+          <w:b w:val="0"/>
+          <w:i w:val="0"/>
+          <w:color w:val="000000"/>
+          <w:sz w:val="24"/>
+        </w:rPr>
+        <w:t xml:space="preserve"> cho cảnh báo); không thêm màu riêng.</w:t>
+      </w:r>
+    </w:p>
+    <w:p>
+      <w:pPr>
         <w:spacing w:after="120"/>
         <w:jc w:val="both"/>
       </w:pPr>
@@ -5369,10 +5768,46 @@
     </w:p>
     <w:p>
       <w:pPr>
+        <w:spacing w:after="120"/>
+        <w:jc w:val="both"/>
+      </w:pPr>
+      <w:r>
+        <w:rPr>
+          <w:rFonts w:ascii="Times New Roman" w:hAnsi="Times New Roman" w:eastAsia="Times New Roman" w:cs="Times New Roman"/>
+          <w:b w:val="0"/>
+          <w:i w:val="0"/>
+          <w:color w:val="000000"/>
+          <w:sz w:val="24"/>
+        </w:rPr>
+        <w:t xml:space="preserve">Q1 (trang lỗi tiếng Việt, bắt lỗi sao lưu) và Q2 (lưu nháp theo tài khoản) </w:t>
+      </w:r>
+      <w:r>
+        <w:rPr>
+          <w:rFonts w:ascii="Times New Roman" w:hAnsi="Times New Roman" w:eastAsia="Times New Roman" w:cs="Times New Roman"/>
+          <w:b/>
+          <w:i w:val="0"/>
+          <w:color w:val="000000"/>
+          <w:sz w:val="24"/>
+        </w:rPr>
+        <w:t>đã làm</w:t>
+      </w:r>
+      <w:r>
+        <w:rPr>
+          <w:rFonts w:ascii="Times New Roman" w:hAnsi="Times New Roman" w:eastAsia="Times New Roman" w:cs="Times New Roman"/>
+          <w:b w:val="0"/>
+          <w:i w:val="0"/>
+          <w:color w:val="000000"/>
+          <w:sz w:val="24"/>
+        </w:rPr>
+        <w:t xml:space="preserve"> trong đợt sửa giao diện ngày 11/10 (ca TC33, TC34 đã cập nhật).</w:t>
+      </w:r>
+    </w:p>
+    <w:p>
+      <w:pPr>
         <w:pStyle w:val="Heading3"/>
       </w:pPr>
       <w:r>
-        <w:t>Q1. Trang lỗi tiếng Việt, bắt lỗi khi sao lưu (N7, N4)</w:t>
+        <w:t>Q3. Script kiểm tra phân quyền 8 vai trò (làm sau cùng, khi các trang mới đã gộp)</w:t>
       </w:r>
     </w:p>
     <w:p>
@@ -5399,17 +5834,17 @@
           <w:color w:val="000000"/>
           <w:sz w:val="24"/>
         </w:rPr>
-        <w:t>Lỗi:</w:t>
-      </w:r>
-      <w:r>
-        <w:rPr>
-          <w:rFonts w:ascii="Times New Roman" w:hAnsi="Times New Roman" w:eastAsia="Times New Roman" w:cs="Times New Roman"/>
-          <w:b w:val="0"/>
-          <w:i w:val="0"/>
-          <w:color w:val="000000"/>
-          <w:sz w:val="24"/>
-        </w:rPr>
-        <w:t xml:space="preserve"> </w:t>
+        <w:t>Vì sao:</w:t>
+      </w:r>
+      <w:r>
+        <w:rPr>
+          <w:rFonts w:ascii="Times New Roman" w:hAnsi="Times New Roman" w:eastAsia="Times New Roman" w:cs="Times New Roman"/>
+          <w:b w:val="0"/>
+          <w:i w:val="0"/>
+          <w:color w:val="000000"/>
+          <w:sz w:val="24"/>
+        </w:rPr>
+        <w:t xml:space="preserve"> "Phân quyền: đạt" ở </w:t>
       </w:r>
       <w:r>
         <w:rPr>
@@ -5419,57 +5854,17 @@
           <w:color w:val="000000"/>
           <w:sz w:val="22"/>
         </w:rPr>
-        <w:t>Pages/Error.cshtml</w:t>
-      </w:r>
-      <w:r>
-        <w:rPr>
-          <w:rFonts w:ascii="Times New Roman" w:hAnsi="Times New Roman" w:eastAsia="Times New Roman" w:cs="Times New Roman"/>
-          <w:b w:val="0"/>
-          <w:i w:val="0"/>
-          <w:color w:val="000000"/>
-          <w:sz w:val="24"/>
-        </w:rPr>
-        <w:t xml:space="preserve"> còn nguyên mẫu tiếng Anh ("An error occurred while processing your request"), trái quy tắc thông báo lỗi tiếng Việt (</w:t>
-      </w:r>
-      <w:r>
-        <w:rPr>
-          <w:rFonts w:ascii="Consolas" w:hAnsi="Consolas" w:eastAsia="Consolas" w:cs="Consolas"/>
-          <w:b w:val="0"/>
-          <w:i w:val="0"/>
-          <w:color w:val="000000"/>
-          <w:sz w:val="22"/>
-        </w:rPr>
-        <w:t>06_giao_dien.md</w:t>
-      </w:r>
-      <w:r>
-        <w:rPr>
-          <w:rFonts w:ascii="Times New Roman" w:hAnsi="Times New Roman" w:eastAsia="Times New Roman" w:cs="Times New Roman"/>
-          <w:b w:val="0"/>
-          <w:i w:val="0"/>
-          <w:color w:val="000000"/>
-          <w:sz w:val="24"/>
-        </w:rPr>
-        <w:t xml:space="preserve"> mục 6). Trang sao lưu </w:t>
-      </w:r>
-      <w:r>
-        <w:rPr>
-          <w:rFonts w:ascii="Consolas" w:hAnsi="Consolas" w:eastAsia="Consolas" w:cs="Consolas"/>
-          <w:b w:val="0"/>
-          <w:i w:val="0"/>
-          <w:color w:val="000000"/>
-          <w:sz w:val="22"/>
-        </w:rPr>
-        <w:t>Pages/HeThong/SaoLuu.cshtml.cs</w:t>
-      </w:r>
-      <w:r>
-        <w:rPr>
-          <w:rFonts w:ascii="Times New Roman" w:hAnsi="Times New Roman" w:eastAsia="Times New Roman" w:cs="Times New Roman"/>
-          <w:b w:val="0"/>
-          <w:i w:val="0"/>
-          <w:color w:val="000000"/>
-          <w:sz w:val="24"/>
-        </w:rPr>
-        <w:t xml:space="preserve"> không bắt lỗi: ổ đầy, thiếu quyền ghi thư mục sao lưu → ra trang lỗi.</w:t>
+        <w:t>05_cai_dat.md</w:t>
+      </w:r>
+      <w:r>
+        <w:rPr>
+          <w:rFonts w:ascii="Times New Roman" w:hAnsi="Times New Roman" w:eastAsia="Times New Roman" w:cs="Times New Roman"/>
+          <w:b w:val="0"/>
+          <w:i w:val="0"/>
+          <w:color w:val="000000"/>
+          <w:sz w:val="24"/>
+        </w:rPr>
+        <w:t xml:space="preserve"> mục 4.1 đang kiểm tra bằng tay (curl) mỗi lần, không lưu lại được.</w:t>
       </w:r>
     </w:p>
     <w:p>
@@ -5496,17 +5891,17 @@
           <w:color w:val="000000"/>
           <w:sz w:val="24"/>
         </w:rPr>
-        <w:t>Sửa:</w:t>
-      </w:r>
-      <w:r>
-        <w:rPr>
-          <w:rFonts w:ascii="Times New Roman" w:hAnsi="Times New Roman" w:eastAsia="Times New Roman" w:cs="Times New Roman"/>
-          <w:b w:val="0"/>
-          <w:i w:val="0"/>
-          <w:color w:val="000000"/>
-          <w:sz w:val="24"/>
-        </w:rPr>
-        <w:t xml:space="preserve"> Việt hóa </w:t>
+        <w:t>Làm:</w:t>
+      </w:r>
+      <w:r>
+        <w:rPr>
+          <w:rFonts w:ascii="Times New Roman" w:hAnsi="Times New Roman" w:eastAsia="Times New Roman" w:cs="Times New Roman"/>
+          <w:b w:val="0"/>
+          <w:i w:val="0"/>
+          <w:color w:val="000000"/>
+          <w:sz w:val="24"/>
+        </w:rPr>
+        <w:t xml:space="preserve"> </w:t>
       </w:r>
       <w:r>
         <w:rPr>
@@ -5516,17 +5911,17 @@
           <w:color w:val="000000"/>
           <w:sz w:val="22"/>
         </w:rPr>
-        <w:t>Error.cshtml</w:t>
-      </w:r>
-      <w:r>
-        <w:rPr>
-          <w:rFonts w:ascii="Times New Roman" w:hAnsi="Times New Roman" w:eastAsia="Times New Roman" w:cs="Times New Roman"/>
-          <w:b w:val="0"/>
-          <w:i w:val="0"/>
-          <w:color w:val="000000"/>
-          <w:sz w:val="24"/>
-        </w:rPr>
-        <w:t xml:space="preserve"> (câu báo, gợi ý quay lại, mã yêu cầu để báo quản trị viên). Ở </w:t>
+        <w:t>demo/kiem_tra_quyen.py</w:t>
+      </w:r>
+      <w:r>
+        <w:rPr>
+          <w:rFonts w:ascii="Times New Roman" w:hAnsi="Times New Roman" w:eastAsia="Times New Roman" w:cs="Times New Roman"/>
+          <w:b w:val="0"/>
+          <w:i w:val="0"/>
+          <w:color w:val="000000"/>
+          <w:sz w:val="24"/>
+        </w:rPr>
+        <w:t xml:space="preserve"> (hoặc </w:t>
       </w:r>
       <w:r>
         <w:rPr>
@@ -5536,17 +5931,17 @@
           <w:color w:val="000000"/>
           <w:sz w:val="22"/>
         </w:rPr>
-        <w:t>SaoLuu.OnPostAsync</w:t>
-      </w:r>
-      <w:r>
-        <w:rPr>
-          <w:rFonts w:ascii="Times New Roman" w:hAnsi="Times New Roman" w:eastAsia="Times New Roman" w:cs="Times New Roman"/>
-          <w:b w:val="0"/>
-          <w:i w:val="0"/>
-          <w:color w:val="000000"/>
-          <w:sz w:val="24"/>
-        </w:rPr>
-        <w:t xml:space="preserve"> bắt </w:t>
+        <w:t>.ps1</w:t>
+      </w:r>
+      <w:r>
+        <w:rPr>
+          <w:rFonts w:ascii="Times New Roman" w:hAnsi="Times New Roman" w:eastAsia="Times New Roman" w:cs="Times New Roman"/>
+          <w:b w:val="0"/>
+          <w:i w:val="0"/>
+          <w:color w:val="000000"/>
+          <w:sz w:val="24"/>
+        </w:rPr>
+        <w:t xml:space="preserve">): đăng nhập 8 tài khoản mẫu (lấy </w:t>
       </w:r>
       <w:r>
         <w:rPr>
@@ -5556,17 +5951,34 @@
           <w:color w:val="000000"/>
           <w:sz w:val="22"/>
         </w:rPr>
-        <w:t>SqlException</w:t>
-      </w:r>
-      <w:r>
-        <w:rPr>
-          <w:rFonts w:ascii="Times New Roman" w:hAnsi="Times New Roman" w:eastAsia="Times New Roman" w:cs="Times New Roman"/>
-          <w:b w:val="0"/>
-          <w:i w:val="0"/>
-          <w:color w:val="000000"/>
-          <w:sz w:val="24"/>
-        </w:rPr>
-        <w:t xml:space="preserve">, hiện câu lỗi tiếng Việt kèm gợi ý (kiểm tra dung lượng ổ, quyền của dịch vụ SQL Server với thư mục Backup), vẫn ghi nhật ký khi thành công. Thử trang lỗi bằng </w:t>
+        <w:t>__RequestVerificationToken</w:t>
+      </w:r>
+      <w:r>
+        <w:rPr>
+          <w:rFonts w:ascii="Times New Roman" w:hAnsi="Times New Roman" w:eastAsia="Times New Roman" w:cs="Times New Roman"/>
+          <w:b w:val="0"/>
+          <w:i w:val="0"/>
+          <w:color w:val="000000"/>
+          <w:sz w:val="24"/>
+        </w:rPr>
+        <w:t xml:space="preserve"> từ /DangNhap; dùng hv0412 thay hv0480 vì hv0480 bị bắt đổi mật khẩu); với mỗi vai trò:</w:t>
+      </w:r>
+    </w:p>
+    <w:p>
+      <w:pPr>
+        <w:spacing w:after="60"/>
+        <w:ind w:left="794" w:hanging="255"/>
+        <w:jc w:val="left"/>
+      </w:pPr>
+      <w:r>
+        <w:rPr>
+          <w:rFonts w:ascii="Times New Roman" w:hAnsi="Times New Roman" w:eastAsia="Times New Roman" w:cs="Times New Roman"/>
+          <w:b w:val="0"/>
+          <w:i w:val="0"/>
+          <w:color w:val="000000"/>
+          <w:sz w:val="24"/>
+        </w:rPr>
+        <w:t xml:space="preserve">– mọi liên kết trên thực đơn chính (trang </w:t>
       </w:r>
       <w:r>
         <w:rPr>
@@ -5576,17 +5988,34 @@
           <w:color w:val="000000"/>
           <w:sz w:val="22"/>
         </w:rPr>
-        <w:t>--launch-profile</w:t>
-      </w:r>
-      <w:r>
-        <w:rPr>
-          <w:rFonts w:ascii="Times New Roman" w:hAnsi="Times New Roman" w:eastAsia="Times New Roman" w:cs="Times New Roman"/>
-          <w:b w:val="0"/>
-          <w:i w:val="0"/>
-          <w:color w:val="000000"/>
-          <w:sz w:val="24"/>
-        </w:rPr>
-        <w:t xml:space="preserve"> có </w:t>
+        <w:t>/</w:t>
+      </w:r>
+      <w:r>
+        <w:rPr>
+          <w:rFonts w:ascii="Times New Roman" w:hAnsi="Times New Roman" w:eastAsia="Times New Roman" w:cs="Times New Roman"/>
+          <w:b w:val="0"/>
+          <w:i w:val="0"/>
+          <w:color w:val="000000"/>
+          <w:sz w:val="24"/>
+        </w:rPr>
+        <w:t>) phải mở được (200);</w:t>
+      </w:r>
+    </w:p>
+    <w:p>
+      <w:pPr>
+        <w:spacing w:after="60"/>
+        <w:ind w:left="794" w:hanging="255"/>
+        <w:jc w:val="left"/>
+      </w:pPr>
+      <w:r>
+        <w:rPr>
+          <w:rFonts w:ascii="Times New Roman" w:hAnsi="Times New Roman" w:eastAsia="Times New Roman" w:cs="Times New Roman"/>
+          <w:b w:val="0"/>
+          <w:i w:val="0"/>
+          <w:color w:val="000000"/>
+          <w:sz w:val="24"/>
+        </w:rPr>
+        <w:t xml:space="preserve">– mọi trang trong </w:t>
       </w:r>
       <w:r>
         <w:rPr>
@@ -5596,17 +6025,37 @@
           <w:color w:val="000000"/>
           <w:sz w:val="22"/>
         </w:rPr>
-        <w:t>ASPNETCORE_ENVIRONMENT=Production</w:t>
-      </w:r>
-      <w:r>
-        <w:rPr>
-          <w:rFonts w:ascii="Times New Roman" w:hAnsi="Times New Roman" w:eastAsia="Times New Roman" w:cs="Times New Roman"/>
-          <w:b w:val="0"/>
-          <w:i w:val="0"/>
-          <w:color w:val="000000"/>
-          <w:sz w:val="24"/>
-        </w:rPr>
-        <w:t xml:space="preserve"> (thêm hồ sơ vào </w:t>
+        <w:t>ThucDon.DaLam</w:t>
+      </w:r>
+      <w:r>
+        <w:rPr>
+          <w:rFonts w:ascii="Times New Roman" w:hAnsi="Times New Roman" w:eastAsia="Times New Roman" w:cs="Times New Roman"/>
+          <w:b w:val="0"/>
+          <w:i w:val="0"/>
+          <w:color w:val="000000"/>
+          <w:sz w:val="24"/>
+        </w:rPr>
+        <w:t xml:space="preserve"> không có trên thực đơn: vai trò </w:t>
+      </w:r>
+      <w:r>
+        <w:rPr>
+          <w:rFonts w:ascii="Times New Roman" w:hAnsi="Times New Roman" w:eastAsia="Times New Roman" w:cs="Times New Roman"/>
+          <w:b/>
+          <w:i w:val="0"/>
+          <w:color w:val="000000"/>
+          <w:sz w:val="24"/>
+        </w:rPr>
+        <w:t>không có quyền nào</w:t>
+      </w:r>
+      <w:r>
+        <w:rPr>
+          <w:rFonts w:ascii="Times New Roman" w:hAnsi="Times New Roman" w:eastAsia="Times New Roman" w:cs="Times New Roman"/>
+          <w:b w:val="0"/>
+          <w:i w:val="0"/>
+          <w:color w:val="000000"/>
+          <w:sz w:val="24"/>
+        </w:rPr>
+        <w:t xml:space="preserve"> ở module đó (ma trận </w:t>
       </w:r>
       <w:r>
         <w:rPr>
@@ -5616,17 +6065,34 @@
           <w:color w:val="000000"/>
           <w:sz w:val="22"/>
         </w:rPr>
-        <w:t>launchSettings.json</w:t>
-      </w:r>
-      <w:r>
-        <w:rPr>
-          <w:rFonts w:ascii="Times New Roman" w:hAnsi="Times New Roman" w:eastAsia="Times New Roman" w:cs="Times New Roman"/>
-          <w:b w:val="0"/>
-          <w:i w:val="0"/>
-          <w:color w:val="000000"/>
-          <w:sz w:val="24"/>
-        </w:rPr>
-        <w:t xml:space="preserve"> nếu cần).</w:t>
+        <w:t>Nen/PhanQuyen.g.cs</w:t>
+      </w:r>
+      <w:r>
+        <w:rPr>
+          <w:rFonts w:ascii="Times New Roman" w:hAnsi="Times New Roman" w:eastAsia="Times New Roman" w:cs="Times New Roman"/>
+          <w:b w:val="0"/>
+          <w:i w:val="0"/>
+          <w:color w:val="000000"/>
+          <w:sz w:val="24"/>
+        </w:rPr>
+        <w:t>) phải bị chuyển về /KhongCoQuyen; vai trò có quyền xem thì được mở (vd Giám đốc xem F2.3).</w:t>
+      </w:r>
+    </w:p>
+    <w:p>
+      <w:pPr>
+        <w:spacing w:after="60"/>
+        <w:ind w:left="794" w:hanging="255"/>
+        <w:jc w:val="left"/>
+      </w:pPr>
+      <w:r>
+        <w:rPr>
+          <w:rFonts w:ascii="Times New Roman" w:hAnsi="Times New Roman" w:eastAsia="Times New Roman" w:cs="Times New Roman"/>
+          <w:b w:val="0"/>
+          <w:i w:val="0"/>
+          <w:color w:val="000000"/>
+          <w:sz w:val="24"/>
+        </w:rPr>
+        <w:t>– In bảng vai trò × trang, cuối cùng "đạt" / danh sách sai.</w:t>
       </w:r>
     </w:p>
     <w:p>
@@ -5663,7 +6129,27 @@
           <w:color w:val="000000"/>
           <w:sz w:val="24"/>
         </w:rPr>
-        <w:t xml:space="preserve"> sửa dòng TC33 (thêm trường hợp sao lưu lỗi).</w:t>
+        <w:t xml:space="preserve"> TC42; ghi lệnh chạy vào </w:t>
+      </w:r>
+      <w:r>
+        <w:rPr>
+          <w:rFonts w:ascii="Consolas" w:hAnsi="Consolas" w:eastAsia="Consolas" w:cs="Consolas"/>
+          <w:b w:val="0"/>
+          <w:i w:val="0"/>
+          <w:color w:val="000000"/>
+          <w:sz w:val="22"/>
+        </w:rPr>
+        <w:t>05_cai_dat.md</w:t>
+      </w:r>
+      <w:r>
+        <w:rPr>
+          <w:rFonts w:ascii="Times New Roman" w:hAnsi="Times New Roman" w:eastAsia="Times New Roman" w:cs="Times New Roman"/>
+          <w:b w:val="0"/>
+          <w:i w:val="0"/>
+          <w:color w:val="000000"/>
+          <w:sz w:val="24"/>
+        </w:rPr>
+        <w:t xml:space="preserve"> mục 4.1 dòng "Phân quyền".</w:t>
       </w:r>
     </w:p>
     <w:p>
@@ -5671,7 +6157,7 @@
         <w:pStyle w:val="Heading3"/>
       </w:pPr>
       <w:r>
-        <w:t>Q2. Lưu nháp theo tài khoản (N6)</w:t>
+        <w:t>Q4. Sửa phan_tich/06_bao_tri.md cho khớp hiện trạng</w:t>
       </w:r>
     </w:p>
     <w:p>
@@ -5688,27 +6174,7 @@
           <w:color w:val="000000"/>
           <w:sz w:val="24"/>
         </w:rPr>
-        <w:t xml:space="preserve">– </w:t>
-      </w:r>
-      <w:r>
-        <w:rPr>
-          <w:rFonts w:ascii="Times New Roman" w:hAnsi="Times New Roman" w:eastAsia="Times New Roman" w:cs="Times New Roman"/>
-          <w:b/>
-          <w:i w:val="0"/>
-          <w:color w:val="000000"/>
-          <w:sz w:val="24"/>
-        </w:rPr>
-        <w:t>Lỗi:</w:t>
-      </w:r>
-      <w:r>
-        <w:rPr>
-          <w:rFonts w:ascii="Times New Roman" w:hAnsi="Times New Roman" w:eastAsia="Times New Roman" w:cs="Times New Roman"/>
-          <w:b w:val="0"/>
-          <w:i w:val="0"/>
-          <w:color w:val="000000"/>
-          <w:sz w:val="24"/>
-        </w:rPr>
-        <w:t xml:space="preserve"> </w:t>
+        <w:t xml:space="preserve">– Mục 2, bước 5: </w:t>
       </w:r>
       <w:r>
         <w:rPr>
@@ -5718,37 +6184,17 @@
           <w:color w:val="000000"/>
           <w:sz w:val="22"/>
         </w:rPr>
-        <w:t>Pages/Shared/_LuuNhap.cshtml</w:t>
-      </w:r>
-      <w:r>
-        <w:rPr>
-          <w:rFonts w:ascii="Times New Roman" w:hAnsi="Times New Roman" w:eastAsia="Times New Roman" w:cs="Times New Roman"/>
-          <w:b w:val="0"/>
-          <w:i w:val="0"/>
-          <w:color w:val="000000"/>
-          <w:sz w:val="24"/>
-        </w:rPr>
-        <w:t xml:space="preserve"> lưu nháp trong trình duyệt theo khóa "phiếu + học viên + các dòng", </w:t>
-      </w:r>
-      <w:r>
-        <w:rPr>
-          <w:rFonts w:ascii="Times New Roman" w:hAnsi="Times New Roman" w:eastAsia="Times New Roman" w:cs="Times New Roman"/>
-          <w:b/>
-          <w:i w:val="0"/>
-          <w:color w:val="000000"/>
-          <w:sz w:val="24"/>
-        </w:rPr>
-        <w:t>không có tên đăng nhập</w:t>
-      </w:r>
-      <w:r>
-        <w:rPr>
-          <w:rFonts w:ascii="Times New Roman" w:hAnsi="Times New Roman" w:eastAsia="Times New Roman" w:cs="Times New Roman"/>
-          <w:b w:val="0"/>
-          <w:i w:val="0"/>
-          <w:color w:val="000000"/>
-          <w:sz w:val="24"/>
-        </w:rPr>
-        <w:t>. Máy dùng chung: người sau mở F3.2 cùng học viên thấy nháp của người trước (tên người nộp, số tiền).</w:t>
+        <w:t>dotnet test (38 ca)</w:t>
+      </w:r>
+      <w:r>
+        <w:rPr>
+          <w:rFonts w:ascii="Times New Roman" w:hAnsi="Times New Roman" w:eastAsia="Times New Roman" w:cs="Times New Roman"/>
+          <w:b w:val="0"/>
+          <w:i w:val="0"/>
+          <w:color w:val="000000"/>
+          <w:sz w:val="24"/>
+        </w:rPr>
+        <w:t xml:space="preserve"> → số ca hiện tại (80, cộng số test mọi người thêm).</w:t>
       </w:r>
     </w:p>
     <w:p>
@@ -5765,87 +6211,7 @@
           <w:color w:val="000000"/>
           <w:sz w:val="24"/>
         </w:rPr>
-        <w:t xml:space="preserve">– </w:t>
-      </w:r>
-      <w:r>
-        <w:rPr>
-          <w:rFonts w:ascii="Times New Roman" w:hAnsi="Times New Roman" w:eastAsia="Times New Roman" w:cs="Times New Roman"/>
-          <w:b/>
-          <w:i w:val="0"/>
-          <w:color w:val="000000"/>
-          <w:sz w:val="24"/>
-        </w:rPr>
-        <w:t>Sửa:</w:t>
-      </w:r>
-      <w:r>
-        <w:rPr>
-          <w:rFonts w:ascii="Times New Roman" w:hAnsi="Times New Roman" w:eastAsia="Times New Roman" w:cs="Times New Roman"/>
-          <w:b w:val="0"/>
-          <w:i w:val="0"/>
-          <w:color w:val="000000"/>
-          <w:sz w:val="24"/>
-        </w:rPr>
-        <w:t xml:space="preserve"> thêm tên đăng nhập (</w:t>
-      </w:r>
-      <w:r>
-        <w:rPr>
-          <w:rFonts w:ascii="Consolas" w:hAnsi="Consolas" w:eastAsia="Consolas" w:cs="Consolas"/>
-          <w:b w:val="0"/>
-          <w:i w:val="0"/>
-          <w:color w:val="000000"/>
-          <w:sz w:val="22"/>
-        </w:rPr>
-        <w:t>User.TenDangNhap()</w:t>
-      </w:r>
-      <w:r>
-        <w:rPr>
-          <w:rFonts w:ascii="Times New Roman" w:hAnsi="Times New Roman" w:eastAsia="Times New Roman" w:cs="Times New Roman"/>
-          <w:b w:val="0"/>
-          <w:i w:val="0"/>
-          <w:color w:val="000000"/>
-          <w:sz w:val="24"/>
-        </w:rPr>
-        <w:t>) vào khóa; khi đăng xuất (</w:t>
-      </w:r>
-      <w:r>
-        <w:rPr>
-          <w:rFonts w:ascii="Consolas" w:hAnsi="Consolas" w:eastAsia="Consolas" w:cs="Consolas"/>
-          <w:b w:val="0"/>
-          <w:i w:val="0"/>
-          <w:color w:val="000000"/>
-          <w:sz w:val="22"/>
-        </w:rPr>
-        <w:t>Pages/DangXuat</w:t>
-      </w:r>
-      <w:r>
-        <w:rPr>
-          <w:rFonts w:ascii="Times New Roman" w:hAnsi="Times New Roman" w:eastAsia="Times New Roman" w:cs="Times New Roman"/>
-          <w:b w:val="0"/>
-          <w:i w:val="0"/>
-          <w:color w:val="000000"/>
-          <w:sz w:val="24"/>
-        </w:rPr>
-        <w:t xml:space="preserve">) xóa các khóa </w:t>
-      </w:r>
-      <w:r>
-        <w:rPr>
-          <w:rFonts w:ascii="Consolas" w:hAnsi="Consolas" w:eastAsia="Consolas" w:cs="Consolas"/>
-          <w:b w:val="0"/>
-          <w:i w:val="0"/>
-          <w:color w:val="000000"/>
-          <w:sz w:val="22"/>
-        </w:rPr>
-        <w:t>nhap:</w:t>
-      </w:r>
-      <w:r>
-        <w:rPr>
-          <w:rFonts w:ascii="Times New Roman" w:hAnsi="Times New Roman" w:eastAsia="Times New Roman" w:cs="Times New Roman"/>
-          <w:b w:val="0"/>
-          <w:i w:val="0"/>
-          <w:color w:val="000000"/>
-          <w:sz w:val="24"/>
-        </w:rPr>
-        <w:t xml:space="preserve"> của người đó.</w:t>
+        <w:t>– Mục 1, dòng "Phòng ngừa": đếm khóa đăng nhập trong CSDL, bắt đổi mật khẩu lần đầu đã làm (B2, B4) → ghi "(đã làm, B2, B4)".</w:t>
       </w:r>
     </w:p>
     <w:p>
@@ -5862,7 +6228,27 @@
           <w:color w:val="000000"/>
           <w:sz w:val="24"/>
         </w:rPr>
-        <w:t xml:space="preserve">– </w:t>
+        <w:t xml:space="preserve">– Mục 5, hướng SMS/Zalo: bảng </w:t>
+      </w:r>
+      <w:r>
+        <w:rPr>
+          <w:rFonts w:ascii="Consolas" w:hAnsi="Consolas" w:eastAsia="Consolas" w:cs="Consolas"/>
+          <w:b w:val="0"/>
+          <w:i w:val="0"/>
+          <w:color w:val="000000"/>
+          <w:sz w:val="22"/>
+        </w:rPr>
+        <w:t>ThongBao</w:t>
+      </w:r>
+      <w:r>
+        <w:rPr>
+          <w:rFonts w:ascii="Times New Roman" w:hAnsi="Times New Roman" w:eastAsia="Times New Roman" w:cs="Times New Roman"/>
+          <w:b w:val="0"/>
+          <w:i w:val="0"/>
+          <w:color w:val="000000"/>
+          <w:sz w:val="24"/>
+        </w:rPr>
+        <w:t xml:space="preserve"> </w:t>
       </w:r>
       <w:r>
         <w:rPr>
@@ -5872,25 +6258,37 @@
           <w:color w:val="000000"/>
           <w:sz w:val="24"/>
         </w:rPr>
-        <w:t>Ca kiểm thử:</w:t>
-      </w:r>
-      <w:r>
-        <w:rPr>
-          <w:rFonts w:ascii="Times New Roman" w:hAnsi="Times New Roman" w:eastAsia="Times New Roman" w:cs="Times New Roman"/>
-          <w:b w:val="0"/>
-          <w:i w:val="0"/>
-          <w:color w:val="000000"/>
-          <w:sz w:val="24"/>
-        </w:rPr>
-        <w:t xml:space="preserve"> sửa dòng TC34 (nv004 lưu nháp, đăng xuất; tài khoản kế toán khác không thấy nháp).</w:t>
-      </w:r>
-    </w:p>
-    <w:p>
-      <w:pPr>
-        <w:pStyle w:val="Heading3"/>
-      </w:pPr>
-      <w:r>
-        <w:t>Q3. Script kiểm tra phân quyền 8 vai trò (làm sau cùng, khi các trang mới đã gộp)</w:t>
+        <w:t>đã có</w:t>
+      </w:r>
+      <w:r>
+        <w:rPr>
+          <w:rFonts w:ascii="Times New Roman" w:hAnsi="Times New Roman" w:eastAsia="Times New Roman" w:cs="Times New Roman"/>
+          <w:b w:val="0"/>
+          <w:i w:val="0"/>
+          <w:color w:val="000000"/>
+          <w:sz w:val="24"/>
+        </w:rPr>
+        <w:t xml:space="preserve"> cột </w:t>
+      </w:r>
+      <w:r>
+        <w:rPr>
+          <w:rFonts w:ascii="Consolas" w:hAnsi="Consolas" w:eastAsia="Consolas" w:cs="Consolas"/>
+          <w:b w:val="0"/>
+          <w:i w:val="0"/>
+          <w:color w:val="000000"/>
+          <w:sz w:val="22"/>
+        </w:rPr>
+        <w:t>TrangThaiGui</w:t>
+      </w:r>
+      <w:r>
+        <w:rPr>
+          <w:rFonts w:ascii="Times New Roman" w:hAnsi="Times New Roman" w:eastAsia="Times New Roman" w:cs="Times New Roman"/>
+          <w:b w:val="0"/>
+          <w:i w:val="0"/>
+          <w:color w:val="000000"/>
+          <w:sz w:val="24"/>
+        </w:rPr>
+        <w:t xml:space="preserve"> → chỉ cần thêm cột kênh gửi.</w:t>
       </w:r>
     </w:p>
     <w:p>
@@ -5907,47 +6305,15 @@
           <w:color w:val="000000"/>
           <w:sz w:val="24"/>
         </w:rPr>
-        <w:t xml:space="preserve">– </w:t>
-      </w:r>
-      <w:r>
-        <w:rPr>
-          <w:rFonts w:ascii="Times New Roman" w:hAnsi="Times New Roman" w:eastAsia="Times New Roman" w:cs="Times New Roman"/>
-          <w:b/>
-          <w:i w:val="0"/>
-          <w:color w:val="000000"/>
-          <w:sz w:val="24"/>
-        </w:rPr>
-        <w:t>Vì sao:</w:t>
-      </w:r>
-      <w:r>
-        <w:rPr>
-          <w:rFonts w:ascii="Times New Roman" w:hAnsi="Times New Roman" w:eastAsia="Times New Roman" w:cs="Times New Roman"/>
-          <w:b w:val="0"/>
-          <w:i w:val="0"/>
-          <w:color w:val="000000"/>
-          <w:sz w:val="24"/>
-        </w:rPr>
-        <w:t xml:space="preserve"> "Phân quyền: đạt" ở </w:t>
-      </w:r>
-      <w:r>
-        <w:rPr>
-          <w:rFonts w:ascii="Consolas" w:hAnsi="Consolas" w:eastAsia="Consolas" w:cs="Consolas"/>
-          <w:b w:val="0"/>
-          <w:i w:val="0"/>
-          <w:color w:val="000000"/>
-          <w:sz w:val="22"/>
-        </w:rPr>
-        <w:t>05_cai_dat.md</w:t>
-      </w:r>
-      <w:r>
-        <w:rPr>
-          <w:rFonts w:ascii="Times New Roman" w:hAnsi="Times New Roman" w:eastAsia="Times New Roman" w:cs="Times New Roman"/>
-          <w:b w:val="0"/>
-          <w:i w:val="0"/>
-          <w:color w:val="000000"/>
-          <w:sz w:val="24"/>
-        </w:rPr>
-        <w:t xml:space="preserve"> mục 4.1 đang kiểm tra bằng tay (curl) mỗi lần, không lưu lại được.</w:t>
+        <w:t>– Mục 3.3: thống nhất câu về phiên bản CSDL với việc H2 của Hùng (gộp sau H2).</w:t>
+      </w:r>
+    </w:p>
+    <w:p>
+      <w:pPr>
+        <w:pStyle w:val="Heading3"/>
+      </w:pPr>
+      <w:r>
+        <w:t>Q5. Thử giao diện trên máy thật</w:t>
       </w:r>
     </w:p>
     <w:p>
@@ -5964,127 +6330,7 @@
           <w:color w:val="000000"/>
           <w:sz w:val="24"/>
         </w:rPr>
-        <w:t xml:space="preserve">– </w:t>
-      </w:r>
-      <w:r>
-        <w:rPr>
-          <w:rFonts w:ascii="Times New Roman" w:hAnsi="Times New Roman" w:eastAsia="Times New Roman" w:cs="Times New Roman"/>
-          <w:b/>
-          <w:i w:val="0"/>
-          <w:color w:val="000000"/>
-          <w:sz w:val="24"/>
-        </w:rPr>
-        <w:t>Làm:</w:t>
-      </w:r>
-      <w:r>
-        <w:rPr>
-          <w:rFonts w:ascii="Times New Roman" w:hAnsi="Times New Roman" w:eastAsia="Times New Roman" w:cs="Times New Roman"/>
-          <w:b w:val="0"/>
-          <w:i w:val="0"/>
-          <w:color w:val="000000"/>
-          <w:sz w:val="24"/>
-        </w:rPr>
-        <w:t xml:space="preserve"> </w:t>
-      </w:r>
-      <w:r>
-        <w:rPr>
-          <w:rFonts w:ascii="Consolas" w:hAnsi="Consolas" w:eastAsia="Consolas" w:cs="Consolas"/>
-          <w:b w:val="0"/>
-          <w:i w:val="0"/>
-          <w:color w:val="000000"/>
-          <w:sz w:val="22"/>
-        </w:rPr>
-        <w:t>demo/kiem_tra_quyen.py</w:t>
-      </w:r>
-      <w:r>
-        <w:rPr>
-          <w:rFonts w:ascii="Times New Roman" w:hAnsi="Times New Roman" w:eastAsia="Times New Roman" w:cs="Times New Roman"/>
-          <w:b w:val="0"/>
-          <w:i w:val="0"/>
-          <w:color w:val="000000"/>
-          <w:sz w:val="24"/>
-        </w:rPr>
-        <w:t xml:space="preserve"> (hoặc </w:t>
-      </w:r>
-      <w:r>
-        <w:rPr>
-          <w:rFonts w:ascii="Consolas" w:hAnsi="Consolas" w:eastAsia="Consolas" w:cs="Consolas"/>
-          <w:b w:val="0"/>
-          <w:i w:val="0"/>
-          <w:color w:val="000000"/>
-          <w:sz w:val="22"/>
-        </w:rPr>
-        <w:t>.ps1</w:t>
-      </w:r>
-      <w:r>
-        <w:rPr>
-          <w:rFonts w:ascii="Times New Roman" w:hAnsi="Times New Roman" w:eastAsia="Times New Roman" w:cs="Times New Roman"/>
-          <w:b w:val="0"/>
-          <w:i w:val="0"/>
-          <w:color w:val="000000"/>
-          <w:sz w:val="24"/>
-        </w:rPr>
-        <w:t xml:space="preserve">): đọc </w:t>
-      </w:r>
-      <w:r>
-        <w:rPr>
-          <w:rFonts w:ascii="Consolas" w:hAnsi="Consolas" w:eastAsia="Consolas" w:cs="Consolas"/>
-          <w:b w:val="0"/>
-          <w:i w:val="0"/>
-          <w:color w:val="000000"/>
-          <w:sz w:val="22"/>
-        </w:rPr>
-        <w:t>ThucDon.DaLam</w:t>
-      </w:r>
-      <w:r>
-        <w:rPr>
-          <w:rFonts w:ascii="Times New Roman" w:hAnsi="Times New Roman" w:eastAsia="Times New Roman" w:cs="Times New Roman"/>
-          <w:b w:val="0"/>
-          <w:i w:val="0"/>
-          <w:color w:val="000000"/>
-          <w:sz w:val="24"/>
-        </w:rPr>
-        <w:t xml:space="preserve"> và ma trận </w:t>
-      </w:r>
-      <w:r>
-        <w:rPr>
-          <w:rFonts w:ascii="Consolas" w:hAnsi="Consolas" w:eastAsia="Consolas" w:cs="Consolas"/>
-          <w:b w:val="0"/>
-          <w:i w:val="0"/>
-          <w:color w:val="000000"/>
-          <w:sz w:val="22"/>
-        </w:rPr>
-        <w:t>Nen/PhanQuyen.g.cs</w:t>
-      </w:r>
-      <w:r>
-        <w:rPr>
-          <w:rFonts w:ascii="Times New Roman" w:hAnsi="Times New Roman" w:eastAsia="Times New Roman" w:cs="Times New Roman"/>
-          <w:b w:val="0"/>
-          <w:i w:val="0"/>
-          <w:color w:val="000000"/>
-          <w:sz w:val="24"/>
-        </w:rPr>
-        <w:t xml:space="preserve">; đăng nhập 8 tài khoản mẫu (lấy </w:t>
-      </w:r>
-      <w:r>
-        <w:rPr>
-          <w:rFonts w:ascii="Consolas" w:hAnsi="Consolas" w:eastAsia="Consolas" w:cs="Consolas"/>
-          <w:b w:val="0"/>
-          <w:i w:val="0"/>
-          <w:color w:val="000000"/>
-          <w:sz w:val="22"/>
-        </w:rPr>
-        <w:t>__RequestVerificationToken</w:t>
-      </w:r>
-      <w:r>
-        <w:rPr>
-          <w:rFonts w:ascii="Times New Roman" w:hAnsi="Times New Roman" w:eastAsia="Times New Roman" w:cs="Times New Roman"/>
-          <w:b w:val="0"/>
-          <w:i w:val="0"/>
-          <w:color w:val="000000"/>
-          <w:sz w:val="24"/>
-        </w:rPr>
-        <w:t xml:space="preserve"> từ /DangNhap); mở mọi trang bằng GET; so: có quyền → 200, không quyền → chuyển về /KhongCoQuyen. In bảng vai trò × trang, cuối cùng "đạt" / danh sách sai. Dùng hv0412 thay hv0480 (hv0480 bị bắt đổi mật khẩu).</w:t>
+        <w:t>– Giao diện mới mới được thử trên trình duyệt máy tính và giả lập điện thoại. Cần thử: điện thoại thật (Android, iPhone) cho F4.1 điểm danh, F4.2 nhập điểm; in thật ra giấy hoặc "Lưu PDF" cho R3.2 phiếu thu 2 liên và R4.4 giấy chứng nhận (chữ Times New Roman, không mất viền bảng, không cắt trang giữa một liên).</w:t>
       </w:r>
     </w:p>
     <w:p>
@@ -6101,27 +6347,7 @@
           <w:color w:val="000000"/>
           <w:sz w:val="24"/>
         </w:rPr>
-        <w:t xml:space="preserve">– </w:t>
-      </w:r>
-      <w:r>
-        <w:rPr>
-          <w:rFonts w:ascii="Times New Roman" w:hAnsi="Times New Roman" w:eastAsia="Times New Roman" w:cs="Times New Roman"/>
-          <w:b/>
-          <w:i w:val="0"/>
-          <w:color w:val="000000"/>
-          <w:sz w:val="24"/>
-        </w:rPr>
-        <w:t>Ca kiểm thử:</w:t>
-      </w:r>
-      <w:r>
-        <w:rPr>
-          <w:rFonts w:ascii="Times New Roman" w:hAnsi="Times New Roman" w:eastAsia="Times New Roman" w:cs="Times New Roman"/>
-          <w:b w:val="0"/>
-          <w:i w:val="0"/>
-          <w:color w:val="000000"/>
-          <w:sz w:val="24"/>
-        </w:rPr>
-        <w:t xml:space="preserve"> TC42; ghi lệnh chạy vào </w:t>
+        <w:t xml:space="preserve">– Ghi kết quả vào dòng TC43 ở </w:t>
       </w:r>
       <w:r>
         <w:rPr>
@@ -6141,15 +6367,55 @@
           <w:color w:val="000000"/>
           <w:sz w:val="24"/>
         </w:rPr>
-        <w:t xml:space="preserve"> mục 4.1 dòng "Phân quyền".</w:t>
+        <w:t xml:space="preserve">; lỗi tìm thấy thì sửa ở </w:t>
+      </w:r>
+      <w:r>
+        <w:rPr>
+          <w:rFonts w:ascii="Consolas" w:hAnsi="Consolas" w:eastAsia="Consolas" w:cs="Consolas"/>
+          <w:b w:val="0"/>
+          <w:i w:val="0"/>
+          <w:color w:val="000000"/>
+          <w:sz w:val="22"/>
+        </w:rPr>
+        <w:t>wwwroot/css/site.css</w:t>
+      </w:r>
+      <w:r>
+        <w:rPr>
+          <w:rFonts w:ascii="Times New Roman" w:hAnsi="Times New Roman" w:eastAsia="Times New Roman" w:cs="Times New Roman"/>
+          <w:b w:val="0"/>
+          <w:i w:val="0"/>
+          <w:color w:val="000000"/>
+          <w:sz w:val="24"/>
+        </w:rPr>
+        <w:t xml:space="preserve"> (mục </w:t>
+      </w:r>
+      <w:r>
+        <w:rPr>
+          <w:rFonts w:ascii="Consolas" w:hAnsi="Consolas" w:eastAsia="Consolas" w:cs="Consolas"/>
+          <w:b w:val="0"/>
+          <w:i w:val="0"/>
+          <w:color w:val="000000"/>
+          <w:sz w:val="22"/>
+        </w:rPr>
+        <w:t>@media print</w:t>
+      </w:r>
+      <w:r>
+        <w:rPr>
+          <w:rFonts w:ascii="Times New Roman" w:hAnsi="Times New Roman" w:eastAsia="Times New Roman" w:cs="Times New Roman"/>
+          <w:b w:val="0"/>
+          <w:i w:val="0"/>
+          <w:color w:val="000000"/>
+          <w:sz w:val="24"/>
+        </w:rPr>
+        <w:t>).</w:t>
       </w:r>
     </w:p>
     <w:p>
       <w:pPr>
-        <w:pStyle w:val="Heading3"/>
+        <w:pStyle w:val="Heading2"/>
       </w:pPr>
       <w:r>
-        <w:t>Q4. Sửa phan_tich/06_bao_tri.md cho khớp hiện trạng</w:t>
+        <w:t>6. Hoàng Văn Huynh – điều phối</w:t>
       </w:r>
     </w:p>
     <w:p>
@@ -6166,7 +6432,7 @@
           <w:color w:val="000000"/>
           <w:sz w:val="24"/>
         </w:rPr>
-        <w:t xml:space="preserve">– Mục 2, bước 5: </w:t>
+        <w:t xml:space="preserve">1. Trước khi giao: đẩy các commit đang có trên </w:t>
       </w:r>
       <w:r>
         <w:rPr>
@@ -6176,162 +6442,6 @@
           <w:color w:val="000000"/>
           <w:sz w:val="22"/>
         </w:rPr>
-        <w:t>dotnet test (38 ca)</w:t>
-      </w:r>
-      <w:r>
-        <w:rPr>
-          <w:rFonts w:ascii="Times New Roman" w:hAnsi="Times New Roman" w:eastAsia="Times New Roman" w:cs="Times New Roman"/>
-          <w:b w:val="0"/>
-          <w:i w:val="0"/>
-          <w:color w:val="000000"/>
-          <w:sz w:val="24"/>
-        </w:rPr>
-        <w:t xml:space="preserve"> → số ca hiện tại (80, cộng số test mọi người thêm).</w:t>
-      </w:r>
-    </w:p>
-    <w:p>
-      <w:pPr>
-        <w:spacing w:after="60"/>
-        <w:ind w:left="454" w:hanging="255"/>
-        <w:jc w:val="left"/>
-      </w:pPr>
-      <w:r>
-        <w:rPr>
-          <w:rFonts w:ascii="Times New Roman" w:hAnsi="Times New Roman" w:eastAsia="Times New Roman" w:cs="Times New Roman"/>
-          <w:b w:val="0"/>
-          <w:i w:val="0"/>
-          <w:color w:val="000000"/>
-          <w:sz w:val="24"/>
-        </w:rPr>
-        <w:t>– Mục 1, dòng "Phòng ngừa": đếm khóa đăng nhập trong CSDL, bắt đổi mật khẩu lần đầu đã làm (B2, B4) → ghi "(đã làm, B2, B4)".</w:t>
-      </w:r>
-    </w:p>
-    <w:p>
-      <w:pPr>
-        <w:spacing w:after="60"/>
-        <w:ind w:left="454" w:hanging="255"/>
-        <w:jc w:val="left"/>
-      </w:pPr>
-      <w:r>
-        <w:rPr>
-          <w:rFonts w:ascii="Times New Roman" w:hAnsi="Times New Roman" w:eastAsia="Times New Roman" w:cs="Times New Roman"/>
-          <w:b w:val="0"/>
-          <w:i w:val="0"/>
-          <w:color w:val="000000"/>
-          <w:sz w:val="24"/>
-        </w:rPr>
-        <w:t xml:space="preserve">– Mục 5, hướng SMS/Zalo: bảng </w:t>
-      </w:r>
-      <w:r>
-        <w:rPr>
-          <w:rFonts w:ascii="Consolas" w:hAnsi="Consolas" w:eastAsia="Consolas" w:cs="Consolas"/>
-          <w:b w:val="0"/>
-          <w:i w:val="0"/>
-          <w:color w:val="000000"/>
-          <w:sz w:val="22"/>
-        </w:rPr>
-        <w:t>ThongBao</w:t>
-      </w:r>
-      <w:r>
-        <w:rPr>
-          <w:rFonts w:ascii="Times New Roman" w:hAnsi="Times New Roman" w:eastAsia="Times New Roman" w:cs="Times New Roman"/>
-          <w:b w:val="0"/>
-          <w:i w:val="0"/>
-          <w:color w:val="000000"/>
-          <w:sz w:val="24"/>
-        </w:rPr>
-        <w:t xml:space="preserve"> </w:t>
-      </w:r>
-      <w:r>
-        <w:rPr>
-          <w:rFonts w:ascii="Times New Roman" w:hAnsi="Times New Roman" w:eastAsia="Times New Roman" w:cs="Times New Roman"/>
-          <w:b/>
-          <w:i w:val="0"/>
-          <w:color w:val="000000"/>
-          <w:sz w:val="24"/>
-        </w:rPr>
-        <w:t>đã có</w:t>
-      </w:r>
-      <w:r>
-        <w:rPr>
-          <w:rFonts w:ascii="Times New Roman" w:hAnsi="Times New Roman" w:eastAsia="Times New Roman" w:cs="Times New Roman"/>
-          <w:b w:val="0"/>
-          <w:i w:val="0"/>
-          <w:color w:val="000000"/>
-          <w:sz w:val="24"/>
-        </w:rPr>
-        <w:t xml:space="preserve"> cột </w:t>
-      </w:r>
-      <w:r>
-        <w:rPr>
-          <w:rFonts w:ascii="Consolas" w:hAnsi="Consolas" w:eastAsia="Consolas" w:cs="Consolas"/>
-          <w:b w:val="0"/>
-          <w:i w:val="0"/>
-          <w:color w:val="000000"/>
-          <w:sz w:val="22"/>
-        </w:rPr>
-        <w:t>TrangThaiGui</w:t>
-      </w:r>
-      <w:r>
-        <w:rPr>
-          <w:rFonts w:ascii="Times New Roman" w:hAnsi="Times New Roman" w:eastAsia="Times New Roman" w:cs="Times New Roman"/>
-          <w:b w:val="0"/>
-          <w:i w:val="0"/>
-          <w:color w:val="000000"/>
-          <w:sz w:val="24"/>
-        </w:rPr>
-        <w:t xml:space="preserve"> → chỉ cần thêm cột kênh gửi.</w:t>
-      </w:r>
-    </w:p>
-    <w:p>
-      <w:pPr>
-        <w:spacing w:after="60"/>
-        <w:ind w:left="454" w:hanging="255"/>
-        <w:jc w:val="left"/>
-      </w:pPr>
-      <w:r>
-        <w:rPr>
-          <w:rFonts w:ascii="Times New Roman" w:hAnsi="Times New Roman" w:eastAsia="Times New Roman" w:cs="Times New Roman"/>
-          <w:b w:val="0"/>
-          <w:i w:val="0"/>
-          <w:color w:val="000000"/>
-          <w:sz w:val="24"/>
-        </w:rPr>
-        <w:t>– Mục 3.3: thống nhất câu về phiên bản CSDL với việc H2 của Hùng (gộp sau H2).</w:t>
-      </w:r>
-    </w:p>
-    <w:p>
-      <w:pPr>
-        <w:pStyle w:val="Heading2"/>
-      </w:pPr>
-      <w:r>
-        <w:t>6. Hoàng Văn Huynh – điều phối</w:t>
-      </w:r>
-    </w:p>
-    <w:p>
-      <w:pPr>
-        <w:spacing w:after="60"/>
-        <w:ind w:left="454" w:hanging="255"/>
-        <w:jc w:val="left"/>
-      </w:pPr>
-      <w:r>
-        <w:rPr>
-          <w:rFonts w:ascii="Times New Roman" w:hAnsi="Times New Roman" w:eastAsia="Times New Roman" w:cs="Times New Roman"/>
-          <w:b w:val="0"/>
-          <w:i w:val="0"/>
-          <w:color w:val="000000"/>
-          <w:sz w:val="24"/>
-        </w:rPr>
-        <w:t xml:space="preserve">1. Trước khi giao: đẩy 19 commit đang có trên </w:t>
-      </w:r>
-      <w:r>
-        <w:rPr>
-          <w:rFonts w:ascii="Consolas" w:hAnsi="Consolas" w:eastAsia="Consolas" w:cs="Consolas"/>
-          <w:b w:val="0"/>
-          <w:i w:val="0"/>
-          <w:color w:val="000000"/>
-          <w:sz w:val="22"/>
-        </w:rPr>
         <w:t>main</w:t>
       </w:r>
       <w:r>
@@ -6342,7 +6452,7 @@
           <w:color w:val="000000"/>
           <w:sz w:val="24"/>
         </w:rPr>
-        <w:t xml:space="preserve"> máy mình lên GitHub (qua nhánh + pull request đúng quy trình 06_bao_tri), báo nhóm </w:t>
+        <w:t xml:space="preserve"> máy mình (code bổ sung, sửa giao diện, giao diện mới) lên GitHub (qua nhánh + pull request đúng quy trình 06_bao_tri), báo nhóm </w:t>
       </w:r>
       <w:r>
         <w:rPr>

--- a/bao_cao/Phan_cong_sua_Nhom_10.docx
+++ b/bao_cao/Phan_cong_sua_Nhom_10.docx
@@ -1917,7 +1917,7 @@
           <w:color w:val="000000"/>
           <w:sz w:val="24"/>
         </w:rPr>
-        <w:t xml:space="preserve">– chỉ dùng màu có sẵn (đen, xám, đỏ </w:t>
+        <w:t xml:space="preserve">– chỉ dùng màu có sẵn (giao diện v2: tím mực cho nút, đỏ </w:t>
       </w:r>
       <w:r>
         <w:rPr>
@@ -1937,7 +1937,124 @@
           <w:color w:val="000000"/>
           <w:sz w:val="24"/>
         </w:rPr>
-        <w:t xml:space="preserve"> cho cảnh báo); không thêm màu riêng.</w:t>
+        <w:t xml:space="preserve"> cho cảnh báo); không thêm màu riêng;</w:t>
+      </w:r>
+    </w:p>
+    <w:p>
+      <w:pPr>
+        <w:spacing w:after="60"/>
+        <w:ind w:left="794" w:hanging="255"/>
+        <w:jc w:val="left"/>
+      </w:pPr>
+      <w:r>
+        <w:rPr>
+          <w:rFonts w:ascii="Times New Roman" w:hAnsi="Times New Roman" w:eastAsia="Times New Roman" w:cs="Times New Roman"/>
+          <w:b w:val="0"/>
+          <w:i w:val="0"/>
+          <w:color w:val="000000"/>
+          <w:sz w:val="24"/>
+        </w:rPr>
+        <w:t xml:space="preserve">– bảng điểm: điểm </w:t>
+      </w:r>
+      <w:r>
+        <w:rPr>
+          <w:rFonts w:ascii="Consolas" w:hAnsi="Consolas" w:eastAsia="Consolas" w:cs="Consolas"/>
+          <w:b w:val="0"/>
+          <w:i w:val="0"/>
+          <w:color w:val="000000"/>
+          <w:sz w:val="22"/>
+        </w:rPr>
+        <w:t>HienThi.Diem(x)</w:t>
+      </w:r>
+      <w:r>
+        <w:rPr>
+          <w:rFonts w:ascii="Times New Roman" w:hAnsi="Times New Roman" w:eastAsia="Times New Roman" w:cs="Times New Roman"/>
+          <w:b w:val="0"/>
+          <w:i w:val="0"/>
+          <w:color w:val="000000"/>
+          <w:sz w:val="24"/>
+        </w:rPr>
+        <w:t xml:space="preserve"> (dấu phẩy) trong ô </w:t>
+      </w:r>
+      <w:r>
+        <w:rPr>
+          <w:rFonts w:ascii="Consolas" w:hAnsi="Consolas" w:eastAsia="Consolas" w:cs="Consolas"/>
+          <w:b w:val="0"/>
+          <w:i w:val="0"/>
+          <w:color w:val="000000"/>
+          <w:sz w:val="22"/>
+        </w:rPr>
+        <w:t>class="so diem"</w:t>
+      </w:r>
+      <w:r>
+        <w:rPr>
+          <w:rFonts w:ascii="Times New Roman" w:hAnsi="Times New Roman" w:eastAsia="Times New Roman" w:cs="Times New Roman"/>
+          <w:b w:val="0"/>
+          <w:i w:val="0"/>
+          <w:color w:val="000000"/>
+          <w:sz w:val="24"/>
+        </w:rPr>
+        <w:t xml:space="preserve">, xếp loại </w:t>
+      </w:r>
+      <w:r>
+        <w:rPr>
+          <w:rFonts w:ascii="Consolas" w:hAnsi="Consolas" w:eastAsia="Consolas" w:cs="Consolas"/>
+          <w:b w:val="0"/>
+          <w:i w:val="0"/>
+          <w:color w:val="000000"/>
+          <w:sz w:val="22"/>
+        </w:rPr>
+        <w:t>&lt;span class="@HienThi.Xep(xl)"&gt;</w:t>
+      </w:r>
+      <w:r>
+        <w:rPr>
+          <w:rFonts w:ascii="Times New Roman" w:hAnsi="Times New Roman" w:eastAsia="Times New Roman" w:cs="Times New Roman"/>
+          <w:b w:val="0"/>
+          <w:i w:val="0"/>
+          <w:color w:val="000000"/>
+          <w:sz w:val="24"/>
+        </w:rPr>
+        <w:t xml:space="preserve">, dòng không đạt </w:t>
+      </w:r>
+      <w:r>
+        <w:rPr>
+          <w:rFonts w:ascii="Consolas" w:hAnsi="Consolas" w:eastAsia="Consolas" w:cs="Consolas"/>
+          <w:b w:val="0"/>
+          <w:i w:val="0"/>
+          <w:color w:val="000000"/>
+          <w:sz w:val="22"/>
+        </w:rPr>
+        <w:t>class="khong-dat"</w:t>
+      </w:r>
+      <w:r>
+        <w:rPr>
+          <w:rFonts w:ascii="Times New Roman" w:hAnsi="Times New Roman" w:eastAsia="Times New Roman" w:cs="Times New Roman"/>
+          <w:b w:val="0"/>
+          <w:i w:val="0"/>
+          <w:color w:val="000000"/>
+          <w:sz w:val="24"/>
+        </w:rPr>
+        <w:t xml:space="preserve"> (mẫu: </w:t>
+      </w:r>
+      <w:r>
+        <w:rPr>
+          <w:rFonts w:ascii="Consolas" w:hAnsi="Consolas" w:eastAsia="Consolas" w:cs="Consolas"/>
+          <w:b w:val="0"/>
+          <w:i w:val="0"/>
+          <w:color w:val="000000"/>
+          <w:sz w:val="22"/>
+        </w:rPr>
+        <w:t>HocTap/TongKet.cshtml</w:t>
+      </w:r>
+      <w:r>
+        <w:rPr>
+          <w:rFonts w:ascii="Times New Roman" w:hAnsi="Times New Roman" w:eastAsia="Times New Roman" w:cs="Times New Roman"/>
+          <w:b w:val="0"/>
+          <w:i w:val="0"/>
+          <w:color w:val="000000"/>
+          <w:sz w:val="24"/>
+        </w:rPr>
+        <w:t>).</w:t>
       </w:r>
     </w:p>
     <w:p>

--- a/bao_cao/Phan_cong_sua_Nhom_10.docx
+++ b/bao_cao/Phan_cong_sua_Nhom_10.docx
@@ -25,6 +25,52 @@
           <w:sz w:val="24"/>
         </w:rPr>
         <w:t>Lập ngày 11/10/2026 từ đợt rà soát demo và tài liệu sau khi xong "Code bổ sung" (KE_HOACH.md). Mỗi người một phần, chia theo mảng đã làm trong bảng phân công của KE_HOACH. Hoàng Văn Huynh điều phối và duyệt pull request.</w:t>
+      </w:r>
+    </w:p>
+    <w:p>
+      <w:pPr>
+        <w:spacing w:after="120"/>
+        <w:jc w:val="both"/>
+      </w:pPr>
+      <w:r>
+        <w:rPr>
+          <w:rFonts w:ascii="Times New Roman" w:hAnsi="Times New Roman" w:eastAsia="Times New Roman" w:cs="Times New Roman"/>
+          <w:b/>
+          <w:i w:val="0"/>
+          <w:color w:val="000000"/>
+          <w:sz w:val="24"/>
+        </w:rPr>
+        <w:t>Cập nhật 16/10/2026:</w:t>
+      </w:r>
+      <w:r>
+        <w:rPr>
+          <w:rFonts w:ascii="Times New Roman" w:hAnsi="Times New Roman" w:eastAsia="Times New Roman" w:cs="Times New Roman"/>
+          <w:b w:val="0"/>
+          <w:i w:val="0"/>
+          <w:color w:val="000000"/>
+          <w:sz w:val="24"/>
+        </w:rPr>
+        <w:t xml:space="preserve"> ghi trạng thái từng việc theo GitHub, thêm việc H3 phát hiện khi duyệt PR #6, hạn nộp (mục "Lịch còn lại" dưới đây) và chia phần slide (mục 7). Báo cáo tiến độ đầy đủ: </w:t>
+      </w:r>
+      <w:r>
+        <w:rPr>
+          <w:rFonts w:ascii="Consolas" w:hAnsi="Consolas" w:eastAsia="Consolas" w:cs="Consolas"/>
+          <w:b w:val="0"/>
+          <w:i w:val="0"/>
+          <w:color w:val="000000"/>
+          <w:sz w:val="22"/>
+        </w:rPr>
+        <w:t>bao_cao/Tien_do_Nhom_10_16-10-2026.docx</w:t>
+      </w:r>
+      <w:r>
+        <w:rPr>
+          <w:rFonts w:ascii="Times New Roman" w:hAnsi="Times New Roman" w:eastAsia="Times New Roman" w:cs="Times New Roman"/>
+          <w:b w:val="0"/>
+          <w:i w:val="0"/>
+          <w:color w:val="000000"/>
+          <w:sz w:val="24"/>
+        </w:rPr>
+        <w:t>.</w:t>
       </w:r>
     </w:p>
     <w:tbl>
@@ -36,9 +82,10 @@
         <w:tblLayout w:type="fixed"/>
       </w:tblPr>
       <w:tblGrid>
-        <w:gridCol w:w="1923"/>
-        <w:gridCol w:w="4875"/>
-        <w:gridCol w:w="2706"/>
+        <w:gridCol w:w="1308"/>
+        <w:gridCol w:w="3317"/>
+        <w:gridCol w:w="1841"/>
+        <w:gridCol w:w="3038"/>
       </w:tblGrid>
       <w:tr>
         <w:trPr>
@@ -47,7 +94,7 @@
         </w:trPr>
         <w:tc>
           <w:tcPr>
-            <w:tcW w:type="dxa" w:w="1923"/>
+            <w:tcW w:type="dxa" w:w="1308"/>
             <w:vAlign w:val="center"/>
             <w:tcBorders>
               <w:top w:val="single" w:sz="6" w:color="BFBFBF"/>
@@ -82,7 +129,7 @@
         </w:tc>
         <w:tc>
           <w:tcPr>
-            <w:tcW w:type="dxa" w:w="4875"/>
+            <w:tcW w:type="dxa" w:w="3317"/>
             <w:vAlign w:val="center"/>
             <w:tcBorders>
               <w:top w:val="single" w:sz="6" w:color="BFBFBF"/>
@@ -117,7 +164,7 @@
         </w:tc>
         <w:tc>
           <w:tcPr>
-            <w:tcW w:type="dxa" w:w="2706"/>
+            <w:tcW w:type="dxa" w:w="1841"/>
             <w:vAlign w:val="center"/>
             <w:tcBorders>
               <w:top w:val="single" w:sz="6" w:color="BFBFBF"/>
@@ -150,6 +197,41 @@
             </w:r>
           </w:p>
         </w:tc>
+        <w:tc>
+          <w:tcPr>
+            <w:tcW w:type="dxa" w:w="3038"/>
+            <w:vAlign w:val="center"/>
+            <w:tcBorders>
+              <w:top w:val="single" w:sz="6" w:color="BFBFBF"/>
+              <w:left w:val="single" w:sz="6" w:color="BFBFBF"/>
+              <w:bottom w:val="single" w:sz="6" w:color="BFBFBF"/>
+              <w:right w:val="single" w:sz="6" w:color="BFBFBF"/>
+            </w:tcBorders>
+            <w:tcMar>
+              <w:top w:w="60" w:type="dxa"/>
+              <w:start w:w="80" w:type="dxa"/>
+              <w:bottom w:w="60" w:type="dxa"/>
+              <w:end w:w="80" w:type="dxa"/>
+            </w:tcMar>
+            <w:shd w:fill="E7E6E6"/>
+          </w:tcPr>
+          <w:p>
+            <w:pPr>
+              <w:spacing w:after="0" w:line="252" w:lineRule="auto"/>
+              <w:jc w:val="center"/>
+            </w:pPr>
+            <w:r>
+              <w:rPr>
+                <w:rFonts w:ascii="Times New Roman" w:hAnsi="Times New Roman" w:eastAsia="Times New Roman" w:cs="Times New Roman"/>
+                <w:b/>
+                <w:i w:val="0"/>
+                <w:color w:val="000000"/>
+                <w:sz w:val="21"/>
+              </w:rPr>
+              <w:t>Trạng thái 16/10</w:t>
+            </w:r>
+          </w:p>
+        </w:tc>
       </w:tr>
       <w:tr>
         <w:trPr>
@@ -157,7 +239,7 @@
         </w:trPr>
         <w:tc>
           <w:tcPr>
-            <w:tcW w:type="dxa" w:w="1923"/>
+            <w:tcW w:type="dxa" w:w="1308"/>
             <w:vAlign w:val="center"/>
             <w:tcBorders>
               <w:top w:val="single" w:sz="6" w:color="BFBFBF"/>
@@ -191,7 +273,7 @@
         </w:tc>
         <w:tc>
           <w:tcPr>
-            <w:tcW w:type="dxa" w:w="4875"/>
+            <w:tcW w:type="dxa" w:w="3317"/>
             <w:vAlign w:val="center"/>
             <w:tcBorders>
               <w:top w:val="single" w:sz="6" w:color="BFBFBF"/>
@@ -225,7 +307,7 @@
         </w:tc>
         <w:tc>
           <w:tcPr>
-            <w:tcW w:type="dxa" w:w="2706"/>
+            <w:tcW w:type="dxa" w:w="1841"/>
             <w:vAlign w:val="center"/>
             <w:tcBorders>
               <w:top w:val="single" w:sz="6" w:color="BFBFBF"/>
@@ -257,6 +339,40 @@
             </w:r>
           </w:p>
         </w:tc>
+        <w:tc>
+          <w:tcPr>
+            <w:tcW w:type="dxa" w:w="3038"/>
+            <w:vAlign w:val="center"/>
+            <w:tcBorders>
+              <w:top w:val="single" w:sz="6" w:color="BFBFBF"/>
+              <w:left w:val="single" w:sz="6" w:color="BFBFBF"/>
+              <w:bottom w:val="single" w:sz="6" w:color="BFBFBF"/>
+              <w:right w:val="single" w:sz="6" w:color="BFBFBF"/>
+            </w:tcBorders>
+            <w:tcMar>
+              <w:top w:w="60" w:type="dxa"/>
+              <w:start w:w="80" w:type="dxa"/>
+              <w:bottom w:w="60" w:type="dxa"/>
+              <w:end w:w="80" w:type="dxa"/>
+            </w:tcMar>
+          </w:tcPr>
+          <w:p>
+            <w:pPr>
+              <w:spacing w:after="0" w:line="252" w:lineRule="auto"/>
+              <w:jc w:val="left"/>
+            </w:pPr>
+            <w:r>
+              <w:rPr>
+                <w:rFonts w:ascii="Times New Roman" w:hAnsi="Times New Roman" w:eastAsia="Times New Roman" w:cs="Times New Roman"/>
+                <w:b w:val="0"/>
+                <w:i w:val="0"/>
+                <w:color w:val="000000"/>
+                <w:sz w:val="21"/>
+              </w:rPr>
+              <w:t>Chưa có trên GitHub</w:t>
+            </w:r>
+          </w:p>
+        </w:tc>
       </w:tr>
       <w:tr>
         <w:trPr>
@@ -264,7 +380,7 @@
         </w:trPr>
         <w:tc>
           <w:tcPr>
-            <w:tcW w:type="dxa" w:w="1923"/>
+            <w:tcW w:type="dxa" w:w="1308"/>
             <w:vAlign w:val="center"/>
             <w:tcBorders>
               <w:top w:val="single" w:sz="6" w:color="BFBFBF"/>
@@ -298,7 +414,7 @@
         </w:tc>
         <w:tc>
           <w:tcPr>
-            <w:tcW w:type="dxa" w:w="4875"/>
+            <w:tcW w:type="dxa" w:w="3317"/>
             <w:vAlign w:val="center"/>
             <w:tcBorders>
               <w:top w:val="single" w:sz="6" w:color="BFBFBF"/>
@@ -326,13 +442,13 @@
                 <w:color w:val="000000"/>
                 <w:sz w:val="21"/>
               </w:rPr>
-              <w:t>H1 R3.1 bảng học phí phải thu · H2 ghi phiên bản CSDL vào bảng ThamSo</w:t>
+              <w:t>H1 R3.1 bảng học phí phải thu · H2 ghi phiên bản CSDL vào bảng ThamSo · H3 sửa 2 chỗ trong PR #6</w:t>
             </w:r>
           </w:p>
         </w:tc>
         <w:tc>
           <w:tcPr>
-            <w:tcW w:type="dxa" w:w="2706"/>
+            <w:tcW w:type="dxa" w:w="1841"/>
             <w:vAlign w:val="center"/>
             <w:tcBorders>
               <w:top w:val="single" w:sz="6" w:color="BFBFBF"/>
@@ -364,6 +480,40 @@
             </w:r>
           </w:p>
         </w:tc>
+        <w:tc>
+          <w:tcPr>
+            <w:tcW w:type="dxa" w:w="3038"/>
+            <w:vAlign w:val="center"/>
+            <w:tcBorders>
+              <w:top w:val="single" w:sz="6" w:color="BFBFBF"/>
+              <w:left w:val="single" w:sz="6" w:color="BFBFBF"/>
+              <w:bottom w:val="single" w:sz="6" w:color="BFBFBF"/>
+              <w:right w:val="single" w:sz="6" w:color="BFBFBF"/>
+            </w:tcBorders>
+            <w:tcMar>
+              <w:top w:w="60" w:type="dxa"/>
+              <w:start w:w="80" w:type="dxa"/>
+              <w:bottom w:w="60" w:type="dxa"/>
+              <w:end w:w="80" w:type="dxa"/>
+            </w:tcMar>
+          </w:tcPr>
+          <w:p>
+            <w:pPr>
+              <w:spacing w:after="0" w:line="252" w:lineRule="auto"/>
+              <w:jc w:val="left"/>
+            </w:pPr>
+            <w:r>
+              <w:rPr>
+                <w:rFonts w:ascii="Times New Roman" w:hAnsi="Times New Roman" w:eastAsia="Times New Roman" w:cs="Times New Roman"/>
+                <w:b w:val="0"/>
+                <w:i w:val="0"/>
+                <w:color w:val="000000"/>
+                <w:sz w:val="21"/>
+              </w:rPr>
+              <w:t>H1, H2 chờ duyệt (PR #6); H3 mới</w:t>
+            </w:r>
+          </w:p>
+        </w:tc>
       </w:tr>
       <w:tr>
         <w:trPr>
@@ -371,7 +521,7 @@
         </w:trPr>
         <w:tc>
           <w:tcPr>
-            <w:tcW w:type="dxa" w:w="1923"/>
+            <w:tcW w:type="dxa" w:w="1308"/>
             <w:vAlign w:val="center"/>
             <w:tcBorders>
               <w:top w:val="single" w:sz="6" w:color="BFBFBF"/>
@@ -405,7 +555,7 @@
         </w:tc>
         <w:tc>
           <w:tcPr>
-            <w:tcW w:type="dxa" w:w="4875"/>
+            <w:tcW w:type="dxa" w:w="3317"/>
             <w:vAlign w:val="center"/>
             <w:tcBorders>
               <w:top w:val="single" w:sz="6" w:color="BFBFBF"/>
@@ -439,7 +589,7 @@
         </w:tc>
         <w:tc>
           <w:tcPr>
-            <w:tcW w:type="dxa" w:w="2706"/>
+            <w:tcW w:type="dxa" w:w="1841"/>
             <w:vAlign w:val="center"/>
             <w:tcBorders>
               <w:top w:val="single" w:sz="6" w:color="BFBFBF"/>
@@ -471,6 +621,40 @@
             </w:r>
           </w:p>
         </w:tc>
+        <w:tc>
+          <w:tcPr>
+            <w:tcW w:type="dxa" w:w="3038"/>
+            <w:vAlign w:val="center"/>
+            <w:tcBorders>
+              <w:top w:val="single" w:sz="6" w:color="BFBFBF"/>
+              <w:left w:val="single" w:sz="6" w:color="BFBFBF"/>
+              <w:bottom w:val="single" w:sz="6" w:color="BFBFBF"/>
+              <w:right w:val="single" w:sz="6" w:color="BFBFBF"/>
+            </w:tcBorders>
+            <w:tcMar>
+              <w:top w:w="60" w:type="dxa"/>
+              <w:start w:w="80" w:type="dxa"/>
+              <w:bottom w:w="60" w:type="dxa"/>
+              <w:end w:w="80" w:type="dxa"/>
+            </w:tcMar>
+          </w:tcPr>
+          <w:p>
+            <w:pPr>
+              <w:spacing w:after="0" w:line="252" w:lineRule="auto"/>
+              <w:jc w:val="left"/>
+            </w:pPr>
+            <w:r>
+              <w:rPr>
+                <w:rFonts w:ascii="Times New Roman" w:hAnsi="Times New Roman" w:eastAsia="Times New Roman" w:cs="Times New Roman"/>
+                <w:b w:val="0"/>
+                <w:i w:val="0"/>
+                <w:color w:val="000000"/>
+                <w:sz w:val="21"/>
+              </w:rPr>
+              <w:t>Xong (PR #3, #4, gộp 14/10)</w:t>
+            </w:r>
+          </w:p>
+        </w:tc>
       </w:tr>
       <w:tr>
         <w:trPr>
@@ -478,7 +662,7 @@
         </w:trPr>
         <w:tc>
           <w:tcPr>
-            <w:tcW w:type="dxa" w:w="1923"/>
+            <w:tcW w:type="dxa" w:w="1308"/>
             <w:vAlign w:val="center"/>
             <w:tcBorders>
               <w:top w:val="single" w:sz="6" w:color="BFBFBF"/>
@@ -512,7 +696,7 @@
         </w:tc>
         <w:tc>
           <w:tcPr>
-            <w:tcW w:type="dxa" w:w="4875"/>
+            <w:tcW w:type="dxa" w:w="3317"/>
             <w:vAlign w:val="center"/>
             <w:tcBorders>
               <w:top w:val="single" w:sz="6" w:color="BFBFBF"/>
@@ -546,7 +730,7 @@
         </w:tc>
         <w:tc>
           <w:tcPr>
-            <w:tcW w:type="dxa" w:w="2706"/>
+            <w:tcW w:type="dxa" w:w="1841"/>
             <w:vAlign w:val="center"/>
             <w:tcBorders>
               <w:top w:val="single" w:sz="6" w:color="BFBFBF"/>
@@ -578,6 +762,40 @@
             </w:r>
           </w:p>
         </w:tc>
+        <w:tc>
+          <w:tcPr>
+            <w:tcW w:type="dxa" w:w="3038"/>
+            <w:vAlign w:val="center"/>
+            <w:tcBorders>
+              <w:top w:val="single" w:sz="6" w:color="BFBFBF"/>
+              <w:left w:val="single" w:sz="6" w:color="BFBFBF"/>
+              <w:bottom w:val="single" w:sz="6" w:color="BFBFBF"/>
+              <w:right w:val="single" w:sz="6" w:color="BFBFBF"/>
+            </w:tcBorders>
+            <w:tcMar>
+              <w:top w:w="60" w:type="dxa"/>
+              <w:start w:w="80" w:type="dxa"/>
+              <w:bottom w:w="60" w:type="dxa"/>
+              <w:end w:w="80" w:type="dxa"/>
+            </w:tcMar>
+          </w:tcPr>
+          <w:p>
+            <w:pPr>
+              <w:spacing w:after="0" w:line="252" w:lineRule="auto"/>
+              <w:jc w:val="left"/>
+            </w:pPr>
+            <w:r>
+              <w:rPr>
+                <w:rFonts w:ascii="Times New Roman" w:hAnsi="Times New Roman" w:eastAsia="Times New Roman" w:cs="Times New Roman"/>
+                <w:b w:val="0"/>
+                <w:i w:val="0"/>
+                <w:color w:val="000000"/>
+                <w:sz w:val="21"/>
+              </w:rPr>
+              <w:t>Chưa có trên GitHub</w:t>
+            </w:r>
+          </w:p>
+        </w:tc>
       </w:tr>
       <w:tr>
         <w:trPr>
@@ -585,7 +803,7 @@
         </w:trPr>
         <w:tc>
           <w:tcPr>
-            <w:tcW w:type="dxa" w:w="1923"/>
+            <w:tcW w:type="dxa" w:w="1308"/>
             <w:vAlign w:val="center"/>
             <w:tcBorders>
               <w:top w:val="single" w:sz="6" w:color="BFBFBF"/>
@@ -619,7 +837,7 @@
         </w:tc>
         <w:tc>
           <w:tcPr>
-            <w:tcW w:type="dxa" w:w="4875"/>
+            <w:tcW w:type="dxa" w:w="3317"/>
             <w:vAlign w:val="center"/>
             <w:tcBorders>
               <w:top w:val="single" w:sz="6" w:color="BFBFBF"/>
@@ -653,7 +871,7 @@
         </w:tc>
         <w:tc>
           <w:tcPr>
-            <w:tcW w:type="dxa" w:w="2706"/>
+            <w:tcW w:type="dxa" w:w="1841"/>
             <w:vAlign w:val="center"/>
             <w:tcBorders>
               <w:top w:val="single" w:sz="6" w:color="BFBFBF"/>
@@ -685,6 +903,40 @@
             </w:r>
           </w:p>
         </w:tc>
+        <w:tc>
+          <w:tcPr>
+            <w:tcW w:type="dxa" w:w="3038"/>
+            <w:vAlign w:val="center"/>
+            <w:tcBorders>
+              <w:top w:val="single" w:sz="6" w:color="BFBFBF"/>
+              <w:left w:val="single" w:sz="6" w:color="BFBFBF"/>
+              <w:bottom w:val="single" w:sz="6" w:color="BFBFBF"/>
+              <w:right w:val="single" w:sz="6" w:color="BFBFBF"/>
+            </w:tcBorders>
+            <w:tcMar>
+              <w:top w:w="60" w:type="dxa"/>
+              <w:start w:w="80" w:type="dxa"/>
+              <w:bottom w:w="60" w:type="dxa"/>
+              <w:end w:w="80" w:type="dxa"/>
+            </w:tcMar>
+          </w:tcPr>
+          <w:p>
+            <w:pPr>
+              <w:spacing w:after="0" w:line="252" w:lineRule="auto"/>
+              <w:jc w:val="left"/>
+            </w:pPr>
+            <w:r>
+              <w:rPr>
+                <w:rFonts w:ascii="Times New Roman" w:hAnsi="Times New Roman" w:eastAsia="Times New Roman" w:cs="Times New Roman"/>
+                <w:b w:val="0"/>
+                <w:i w:val="0"/>
+                <w:color w:val="000000"/>
+                <w:sz w:val="21"/>
+              </w:rPr>
+              <w:t>Q1, Q2 xong; Q3, Q4, Q5 chưa có trên GitHub</w:t>
+            </w:r>
+          </w:p>
+        </w:tc>
       </w:tr>
     </w:tbl>
     <w:p>
@@ -725,8 +977,719 @@
           <w:color w:val="000000"/>
           <w:sz w:val="24"/>
         </w:rPr>
-        <w:t xml:space="preserve"> (hiện có 31).</w:t>
-      </w:r>
+        <w:t xml:space="preserve"> (16/10: 33 trên </w:t>
+      </w:r>
+      <w:r>
+        <w:rPr>
+          <w:rFonts w:ascii="Consolas" w:hAnsi="Consolas" w:eastAsia="Consolas" w:cs="Consolas"/>
+          <w:b w:val="0"/>
+          <w:i w:val="0"/>
+          <w:color w:val="000000"/>
+          <w:sz w:val="22"/>
+        </w:rPr>
+        <w:t>main</w:t>
+      </w:r>
+      <w:r>
+        <w:rPr>
+          <w:rFonts w:ascii="Times New Roman" w:hAnsi="Times New Roman" w:eastAsia="Times New Roman" w:cs="Times New Roman"/>
+          <w:b w:val="0"/>
+          <w:i w:val="0"/>
+          <w:color w:val="000000"/>
+          <w:sz w:val="24"/>
+        </w:rPr>
+        <w:t>, 34 khi gộp PR #6). Ai đã làm trên máy thì đẩy nhánh lên GitHub để người điều phối thấy.</w:t>
+      </w:r>
+    </w:p>
+    <w:p>
+      <w:pPr>
+        <w:spacing w:after="120"/>
+        <w:jc w:val="both"/>
+      </w:pPr>
+      <w:r>
+        <w:rPr>
+          <w:rFonts w:ascii="Times New Roman" w:hAnsi="Times New Roman" w:eastAsia="Times New Roman" w:cs="Times New Roman"/>
+          <w:b/>
+          <w:i w:val="0"/>
+          <w:color w:val="000000"/>
+          <w:sz w:val="24"/>
+        </w:rPr>
+        <w:t>Lịch còn lại</w:t>
+      </w:r>
+      <w:r>
+        <w:rPr>
+          <w:rFonts w:ascii="Times New Roman" w:hAnsi="Times New Roman" w:eastAsia="Times New Roman" w:cs="Times New Roman"/>
+          <w:b w:val="0"/>
+          <w:i w:val="0"/>
+          <w:color w:val="000000"/>
+          <w:sz w:val="24"/>
+        </w:rPr>
+        <w:t xml:space="preserve"> (hạn mở pull request; ai không kịp báo Huynh sớm để chia lại):</w:t>
+      </w:r>
+    </w:p>
+    <w:tbl>
+      <w:tblPr>
+        <w:tblW w:type="auto" w:w="0"/>
+        <w:jc w:val="center"/>
+        <w:tblLayout w:type="fixed"/>
+        <w:tblLook w:firstColumn="1" w:firstRow="1" w:lastColumn="0" w:lastRow="0" w:noHBand="0" w:noVBand="1" w:val="04A0"/>
+        <w:tblLayout w:type="fixed"/>
+      </w:tblPr>
+      <w:tblGrid>
+        <w:gridCol w:w="1337"/>
+        <w:gridCol w:w="5608"/>
+        <w:gridCol w:w="2559"/>
+      </w:tblGrid>
+      <w:tr>
+        <w:trPr>
+          <w:cantSplit/>
+          <w:tblHeader w:val="true"/>
+        </w:trPr>
+        <w:tc>
+          <w:tcPr>
+            <w:tcW w:type="dxa" w:w="1337"/>
+            <w:vAlign w:val="center"/>
+            <w:tcBorders>
+              <w:top w:val="single" w:sz="6" w:color="BFBFBF"/>
+              <w:left w:val="single" w:sz="6" w:color="BFBFBF"/>
+              <w:bottom w:val="single" w:sz="6" w:color="BFBFBF"/>
+              <w:right w:val="single" w:sz="6" w:color="BFBFBF"/>
+            </w:tcBorders>
+            <w:tcMar>
+              <w:top w:w="60" w:type="dxa"/>
+              <w:start w:w="80" w:type="dxa"/>
+              <w:bottom w:w="60" w:type="dxa"/>
+              <w:end w:w="80" w:type="dxa"/>
+            </w:tcMar>
+            <w:shd w:fill="E7E6E6"/>
+          </w:tcPr>
+          <w:p>
+            <w:pPr>
+              <w:spacing w:after="0" w:line="252" w:lineRule="auto"/>
+              <w:jc w:val="center"/>
+            </w:pPr>
+            <w:r>
+              <w:rPr>
+                <w:rFonts w:ascii="Times New Roman" w:hAnsi="Times New Roman" w:eastAsia="Times New Roman" w:cs="Times New Roman"/>
+                <w:b/>
+                <w:i w:val="0"/>
+                <w:color w:val="000000"/>
+                <w:sz w:val="21"/>
+              </w:rPr>
+              <w:t>Hạn</w:t>
+            </w:r>
+          </w:p>
+        </w:tc>
+        <w:tc>
+          <w:tcPr>
+            <w:tcW w:type="dxa" w:w="5608"/>
+            <w:vAlign w:val="center"/>
+            <w:tcBorders>
+              <w:top w:val="single" w:sz="6" w:color="BFBFBF"/>
+              <w:left w:val="single" w:sz="6" w:color="BFBFBF"/>
+              <w:bottom w:val="single" w:sz="6" w:color="BFBFBF"/>
+              <w:right w:val="single" w:sz="6" w:color="BFBFBF"/>
+            </w:tcBorders>
+            <w:tcMar>
+              <w:top w:w="60" w:type="dxa"/>
+              <w:start w:w="80" w:type="dxa"/>
+              <w:bottom w:w="60" w:type="dxa"/>
+              <w:end w:w="80" w:type="dxa"/>
+            </w:tcMar>
+            <w:shd w:fill="E7E6E6"/>
+          </w:tcPr>
+          <w:p>
+            <w:pPr>
+              <w:spacing w:after="0" w:line="252" w:lineRule="auto"/>
+              <w:jc w:val="center"/>
+            </w:pPr>
+            <w:r>
+              <w:rPr>
+                <w:rFonts w:ascii="Times New Roman" w:hAnsi="Times New Roman" w:eastAsia="Times New Roman" w:cs="Times New Roman"/>
+                <w:b/>
+                <w:i w:val="0"/>
+                <w:color w:val="000000"/>
+                <w:sz w:val="21"/>
+              </w:rPr>
+              <w:t>Việc</w:t>
+            </w:r>
+          </w:p>
+        </w:tc>
+        <w:tc>
+          <w:tcPr>
+            <w:tcW w:type="dxa" w:w="2559"/>
+            <w:vAlign w:val="center"/>
+            <w:tcBorders>
+              <w:top w:val="single" w:sz="6" w:color="BFBFBF"/>
+              <w:left w:val="single" w:sz="6" w:color="BFBFBF"/>
+              <w:bottom w:val="single" w:sz="6" w:color="BFBFBF"/>
+              <w:right w:val="single" w:sz="6" w:color="BFBFBF"/>
+            </w:tcBorders>
+            <w:tcMar>
+              <w:top w:w="60" w:type="dxa"/>
+              <w:start w:w="80" w:type="dxa"/>
+              <w:bottom w:w="60" w:type="dxa"/>
+              <w:end w:w="80" w:type="dxa"/>
+            </w:tcMar>
+            <w:shd w:fill="E7E6E6"/>
+          </w:tcPr>
+          <w:p>
+            <w:pPr>
+              <w:spacing w:after="0" w:line="252" w:lineRule="auto"/>
+              <w:jc w:val="center"/>
+            </w:pPr>
+            <w:r>
+              <w:rPr>
+                <w:rFonts w:ascii="Times New Roman" w:hAnsi="Times New Roman" w:eastAsia="Times New Roman" w:cs="Times New Roman"/>
+                <w:b/>
+                <w:i w:val="0"/>
+                <w:color w:val="000000"/>
+                <w:sz w:val="21"/>
+              </w:rPr>
+              <w:t>Người</w:t>
+            </w:r>
+          </w:p>
+        </w:tc>
+      </w:tr>
+      <w:tr>
+        <w:trPr>
+          <w:cantSplit/>
+        </w:trPr>
+        <w:tc>
+          <w:tcPr>
+            <w:tcW w:type="dxa" w:w="1337"/>
+            <w:vAlign w:val="center"/>
+            <w:tcBorders>
+              <w:top w:val="single" w:sz="6" w:color="BFBFBF"/>
+              <w:left w:val="single" w:sz="6" w:color="BFBFBF"/>
+              <w:bottom w:val="single" w:sz="6" w:color="BFBFBF"/>
+              <w:right w:val="single" w:sz="6" w:color="BFBFBF"/>
+            </w:tcBorders>
+            <w:tcMar>
+              <w:top w:w="60" w:type="dxa"/>
+              <w:start w:w="80" w:type="dxa"/>
+              <w:bottom w:w="60" w:type="dxa"/>
+              <w:end w:w="80" w:type="dxa"/>
+            </w:tcMar>
+          </w:tcPr>
+          <w:p>
+            <w:pPr>
+              <w:spacing w:after="0" w:line="252" w:lineRule="auto"/>
+              <w:jc w:val="left"/>
+            </w:pPr>
+            <w:r>
+              <w:rPr>
+                <w:rFonts w:ascii="Times New Roman" w:hAnsi="Times New Roman" w:eastAsia="Times New Roman" w:cs="Times New Roman"/>
+                <w:b w:val="0"/>
+                <w:i w:val="0"/>
+                <w:color w:val="000000"/>
+                <w:sz w:val="21"/>
+              </w:rPr>
+              <w:t>CN 18/10</w:t>
+            </w:r>
+          </w:p>
+        </w:tc>
+        <w:tc>
+          <w:tcPr>
+            <w:tcW w:type="dxa" w:w="5608"/>
+            <w:vAlign w:val="center"/>
+            <w:tcBorders>
+              <w:top w:val="single" w:sz="6" w:color="BFBFBF"/>
+              <w:left w:val="single" w:sz="6" w:color="BFBFBF"/>
+              <w:bottom w:val="single" w:sz="6" w:color="BFBFBF"/>
+              <w:right w:val="single" w:sz="6" w:color="BFBFBF"/>
+            </w:tcBorders>
+            <w:tcMar>
+              <w:top w:w="60" w:type="dxa"/>
+              <w:start w:w="80" w:type="dxa"/>
+              <w:bottom w:w="60" w:type="dxa"/>
+              <w:end w:w="80" w:type="dxa"/>
+            </w:tcMar>
+          </w:tcPr>
+          <w:p>
+            <w:pPr>
+              <w:spacing w:after="0" w:line="252" w:lineRule="auto"/>
+              <w:jc w:val="left"/>
+            </w:pPr>
+            <w:r>
+              <w:rPr>
+                <w:rFonts w:ascii="Times New Roman" w:hAnsi="Times New Roman" w:eastAsia="Times New Roman" w:cs="Times New Roman"/>
+                <w:b w:val="0"/>
+                <w:i w:val="0"/>
+                <w:color w:val="000000"/>
+                <w:sz w:val="21"/>
+              </w:rPr>
+              <w:t>H3 sửa trong PR #6; chạy TC37, TC38 trên SQL Server; gộp PR #6 · Q4 sửa 06_bao_tri</w:t>
+            </w:r>
+          </w:p>
+        </w:tc>
+        <w:tc>
+          <w:tcPr>
+            <w:tcW w:type="dxa" w:w="2559"/>
+            <w:vAlign w:val="center"/>
+            <w:tcBorders>
+              <w:top w:val="single" w:sz="6" w:color="BFBFBF"/>
+              <w:left w:val="single" w:sz="6" w:color="BFBFBF"/>
+              <w:bottom w:val="single" w:sz="6" w:color="BFBFBF"/>
+              <w:right w:val="single" w:sz="6" w:color="BFBFBF"/>
+            </w:tcBorders>
+            <w:tcMar>
+              <w:top w:w="60" w:type="dxa"/>
+              <w:start w:w="80" w:type="dxa"/>
+              <w:bottom w:w="60" w:type="dxa"/>
+              <w:end w:w="80" w:type="dxa"/>
+            </w:tcMar>
+          </w:tcPr>
+          <w:p>
+            <w:pPr>
+              <w:spacing w:after="0" w:line="252" w:lineRule="auto"/>
+              <w:jc w:val="left"/>
+            </w:pPr>
+            <w:r>
+              <w:rPr>
+                <w:rFonts w:ascii="Times New Roman" w:hAnsi="Times New Roman" w:eastAsia="Times New Roman" w:cs="Times New Roman"/>
+                <w:b w:val="0"/>
+                <w:i w:val="0"/>
+                <w:color w:val="000000"/>
+                <w:sz w:val="21"/>
+              </w:rPr>
+              <w:t>Hùng, Huynh · Quân</w:t>
+            </w:r>
+          </w:p>
+        </w:tc>
+      </w:tr>
+      <w:tr>
+        <w:trPr>
+          <w:cantSplit/>
+        </w:trPr>
+        <w:tc>
+          <w:tcPr>
+            <w:tcW w:type="dxa" w:w="1337"/>
+            <w:vAlign w:val="center"/>
+            <w:tcBorders>
+              <w:top w:val="single" w:sz="6" w:color="BFBFBF"/>
+              <w:left w:val="single" w:sz="6" w:color="BFBFBF"/>
+              <w:bottom w:val="single" w:sz="6" w:color="BFBFBF"/>
+              <w:right w:val="single" w:sz="6" w:color="BFBFBF"/>
+            </w:tcBorders>
+            <w:tcMar>
+              <w:top w:w="60" w:type="dxa"/>
+              <w:start w:w="80" w:type="dxa"/>
+              <w:bottom w:w="60" w:type="dxa"/>
+              <w:end w:w="80" w:type="dxa"/>
+            </w:tcMar>
+          </w:tcPr>
+          <w:p>
+            <w:pPr>
+              <w:spacing w:after="0" w:line="252" w:lineRule="auto"/>
+              <w:jc w:val="left"/>
+            </w:pPr>
+            <w:r>
+              <w:rPr>
+                <w:rFonts w:ascii="Times New Roman" w:hAnsi="Times New Roman" w:eastAsia="Times New Roman" w:cs="Times New Roman"/>
+                <w:b w:val="0"/>
+                <w:i w:val="0"/>
+                <w:color w:val="000000"/>
+                <w:sz w:val="21"/>
+              </w:rPr>
+              <w:t>T4 21/10</w:t>
+            </w:r>
+          </w:p>
+        </w:tc>
+        <w:tc>
+          <w:tcPr>
+            <w:tcW w:type="dxa" w:w="5608"/>
+            <w:vAlign w:val="center"/>
+            <w:tcBorders>
+              <w:top w:val="single" w:sz="6" w:color="BFBFBF"/>
+              <w:left w:val="single" w:sz="6" w:color="BFBFBF"/>
+              <w:bottom w:val="single" w:sz="6" w:color="BFBFBF"/>
+              <w:right w:val="single" w:sz="6" w:color="BFBFBF"/>
+            </w:tcBorders>
+            <w:tcMar>
+              <w:top w:w="60" w:type="dxa"/>
+              <w:start w:w="80" w:type="dxa"/>
+              <w:bottom w:w="60" w:type="dxa"/>
+              <w:end w:w="80" w:type="dxa"/>
+            </w:tcMar>
+          </w:tcPr>
+          <w:p>
+            <w:pPr>
+              <w:spacing w:after="0" w:line="252" w:lineRule="auto"/>
+              <w:jc w:val="left"/>
+            </w:pPr>
+            <w:r>
+              <w:rPr>
+                <w:rFonts w:ascii="Times New Roman" w:hAnsi="Times New Roman" w:eastAsia="Times New Roman" w:cs="Times New Roman"/>
+                <w:b w:val="0"/>
+                <w:i w:val="0"/>
+                <w:color w:val="000000"/>
+                <w:sz w:val="21"/>
+              </w:rPr>
+              <w:t>A1 + A2 · T1 + T2 · Q5 (ghi kết quả vào TC43)</w:t>
+            </w:r>
+          </w:p>
+        </w:tc>
+        <w:tc>
+          <w:tcPr>
+            <w:tcW w:type="dxa" w:w="2559"/>
+            <w:vAlign w:val="center"/>
+            <w:tcBorders>
+              <w:top w:val="single" w:sz="6" w:color="BFBFBF"/>
+              <w:left w:val="single" w:sz="6" w:color="BFBFBF"/>
+              <w:bottom w:val="single" w:sz="6" w:color="BFBFBF"/>
+              <w:right w:val="single" w:sz="6" w:color="BFBFBF"/>
+            </w:tcBorders>
+            <w:tcMar>
+              <w:top w:w="60" w:type="dxa"/>
+              <w:start w:w="80" w:type="dxa"/>
+              <w:bottom w:w="60" w:type="dxa"/>
+              <w:end w:w="80" w:type="dxa"/>
+            </w:tcMar>
+          </w:tcPr>
+          <w:p>
+            <w:pPr>
+              <w:spacing w:after="0" w:line="252" w:lineRule="auto"/>
+              <w:jc w:val="left"/>
+            </w:pPr>
+            <w:r>
+              <w:rPr>
+                <w:rFonts w:ascii="Times New Roman" w:hAnsi="Times New Roman" w:eastAsia="Times New Roman" w:cs="Times New Roman"/>
+                <w:b w:val="0"/>
+                <w:i w:val="0"/>
+                <w:color w:val="000000"/>
+                <w:sz w:val="21"/>
+              </w:rPr>
+              <w:t>Ân · Thủy · Quân</w:t>
+            </w:r>
+          </w:p>
+        </w:tc>
+      </w:tr>
+      <w:tr>
+        <w:trPr>
+          <w:cantSplit/>
+        </w:trPr>
+        <w:tc>
+          <w:tcPr>
+            <w:tcW w:type="dxa" w:w="1337"/>
+            <w:vAlign w:val="center"/>
+            <w:tcBorders>
+              <w:top w:val="single" w:sz="6" w:color="BFBFBF"/>
+              <w:left w:val="single" w:sz="6" w:color="BFBFBF"/>
+              <w:bottom w:val="single" w:sz="6" w:color="BFBFBF"/>
+              <w:right w:val="single" w:sz="6" w:color="BFBFBF"/>
+            </w:tcBorders>
+            <w:tcMar>
+              <w:top w:w="60" w:type="dxa"/>
+              <w:start w:w="80" w:type="dxa"/>
+              <w:bottom w:w="60" w:type="dxa"/>
+              <w:end w:w="80" w:type="dxa"/>
+            </w:tcMar>
+          </w:tcPr>
+          <w:p>
+            <w:pPr>
+              <w:spacing w:after="0" w:line="252" w:lineRule="auto"/>
+              <w:jc w:val="left"/>
+            </w:pPr>
+            <w:r>
+              <w:rPr>
+                <w:rFonts w:ascii="Times New Roman" w:hAnsi="Times New Roman" w:eastAsia="Times New Roman" w:cs="Times New Roman"/>
+                <w:b w:val="0"/>
+                <w:i w:val="0"/>
+                <w:color w:val="000000"/>
+                <w:sz w:val="21"/>
+              </w:rPr>
+              <w:t>T6 23/10</w:t>
+            </w:r>
+          </w:p>
+        </w:tc>
+        <w:tc>
+          <w:tcPr>
+            <w:tcW w:type="dxa" w:w="5608"/>
+            <w:vAlign w:val="center"/>
+            <w:tcBorders>
+              <w:top w:val="single" w:sz="6" w:color="BFBFBF"/>
+              <w:left w:val="single" w:sz="6" w:color="BFBFBF"/>
+              <w:bottom w:val="single" w:sz="6" w:color="BFBFBF"/>
+              <w:right w:val="single" w:sz="6" w:color="BFBFBF"/>
+            </w:tcBorders>
+            <w:tcMar>
+              <w:top w:w="60" w:type="dxa"/>
+              <w:start w:w="80" w:type="dxa"/>
+              <w:bottom w:w="60" w:type="dxa"/>
+              <w:end w:w="80" w:type="dxa"/>
+            </w:tcMar>
+          </w:tcPr>
+          <w:p>
+            <w:pPr>
+              <w:spacing w:after="0" w:line="252" w:lineRule="auto"/>
+              <w:jc w:val="left"/>
+            </w:pPr>
+            <w:r>
+              <w:rPr>
+                <w:rFonts w:ascii="Times New Roman" w:hAnsi="Times New Roman" w:eastAsia="Times New Roman" w:cs="Times New Roman"/>
+                <w:b w:val="0"/>
+                <w:i w:val="0"/>
+                <w:color w:val="000000"/>
+                <w:sz w:val="21"/>
+              </w:rPr>
+              <w:t>Q3 script phân quyền (sau khi A1, T1 đã gộp)</w:t>
+            </w:r>
+          </w:p>
+        </w:tc>
+        <w:tc>
+          <w:tcPr>
+            <w:tcW w:type="dxa" w:w="2559"/>
+            <w:vAlign w:val="center"/>
+            <w:tcBorders>
+              <w:top w:val="single" w:sz="6" w:color="BFBFBF"/>
+              <w:left w:val="single" w:sz="6" w:color="BFBFBF"/>
+              <w:bottom w:val="single" w:sz="6" w:color="BFBFBF"/>
+              <w:right w:val="single" w:sz="6" w:color="BFBFBF"/>
+            </w:tcBorders>
+            <w:tcMar>
+              <w:top w:w="60" w:type="dxa"/>
+              <w:start w:w="80" w:type="dxa"/>
+              <w:bottom w:w="60" w:type="dxa"/>
+              <w:end w:w="80" w:type="dxa"/>
+            </w:tcMar>
+          </w:tcPr>
+          <w:p>
+            <w:pPr>
+              <w:spacing w:after="0" w:line="252" w:lineRule="auto"/>
+              <w:jc w:val="left"/>
+            </w:pPr>
+            <w:r>
+              <w:rPr>
+                <w:rFonts w:ascii="Times New Roman" w:hAnsi="Times New Roman" w:eastAsia="Times New Roman" w:cs="Times New Roman"/>
+                <w:b w:val="0"/>
+                <w:i w:val="0"/>
+                <w:color w:val="000000"/>
+                <w:sz w:val="21"/>
+              </w:rPr>
+              <w:t>Quân</w:t>
+            </w:r>
+          </w:p>
+        </w:tc>
+      </w:tr>
+      <w:tr>
+        <w:trPr>
+          <w:cantSplit/>
+        </w:trPr>
+        <w:tc>
+          <w:tcPr>
+            <w:tcW w:type="dxa" w:w="1337"/>
+            <w:vAlign w:val="center"/>
+            <w:tcBorders>
+              <w:top w:val="single" w:sz="6" w:color="BFBFBF"/>
+              <w:left w:val="single" w:sz="6" w:color="BFBFBF"/>
+              <w:bottom w:val="single" w:sz="6" w:color="BFBFBF"/>
+              <w:right w:val="single" w:sz="6" w:color="BFBFBF"/>
+            </w:tcBorders>
+            <w:tcMar>
+              <w:top w:w="60" w:type="dxa"/>
+              <w:start w:w="80" w:type="dxa"/>
+              <w:bottom w:w="60" w:type="dxa"/>
+              <w:end w:w="80" w:type="dxa"/>
+            </w:tcMar>
+          </w:tcPr>
+          <w:p>
+            <w:pPr>
+              <w:spacing w:after="0" w:line="252" w:lineRule="auto"/>
+              <w:jc w:val="left"/>
+            </w:pPr>
+            <w:r>
+              <w:rPr>
+                <w:rFonts w:ascii="Times New Roman" w:hAnsi="Times New Roman" w:eastAsia="Times New Roman" w:cs="Times New Roman"/>
+                <w:b w:val="0"/>
+                <w:i w:val="0"/>
+                <w:color w:val="000000"/>
+                <w:sz w:val="21"/>
+              </w:rPr>
+              <w:t>CN 25/10</w:t>
+            </w:r>
+          </w:p>
+        </w:tc>
+        <w:tc>
+          <w:tcPr>
+            <w:tcW w:type="dxa" w:w="5608"/>
+            <w:vAlign w:val="center"/>
+            <w:tcBorders>
+              <w:top w:val="single" w:sz="6" w:color="BFBFBF"/>
+              <w:left w:val="single" w:sz="6" w:color="BFBFBF"/>
+              <w:bottom w:val="single" w:sz="6" w:color="BFBFBF"/>
+              <w:right w:val="single" w:sz="6" w:color="BFBFBF"/>
+            </w:tcBorders>
+            <w:tcMar>
+              <w:top w:w="60" w:type="dxa"/>
+              <w:start w:w="80" w:type="dxa"/>
+              <w:bottom w:w="60" w:type="dxa"/>
+              <w:end w:w="80" w:type="dxa"/>
+            </w:tcMar>
+          </w:tcPr>
+          <w:p>
+            <w:pPr>
+              <w:spacing w:after="0" w:line="252" w:lineRule="auto"/>
+              <w:jc w:val="left"/>
+            </w:pPr>
+            <w:r>
+              <w:rPr>
+                <w:rFonts w:ascii="Times New Roman" w:hAnsi="Times New Roman" w:eastAsia="Times New Roman" w:cs="Times New Roman"/>
+                <w:b w:val="0"/>
+                <w:i w:val="0"/>
+                <w:color w:val="000000"/>
+                <w:sz w:val="21"/>
+              </w:rPr>
+              <w:t>Gộp hết, kiểm tra tổng, sửa số liệu, dựng lại báo cáo tổng</w:t>
+            </w:r>
+          </w:p>
+        </w:tc>
+        <w:tc>
+          <w:tcPr>
+            <w:tcW w:type="dxa" w:w="2559"/>
+            <w:vAlign w:val="center"/>
+            <w:tcBorders>
+              <w:top w:val="single" w:sz="6" w:color="BFBFBF"/>
+              <w:left w:val="single" w:sz="6" w:color="BFBFBF"/>
+              <w:bottom w:val="single" w:sz="6" w:color="BFBFBF"/>
+              <w:right w:val="single" w:sz="6" w:color="BFBFBF"/>
+            </w:tcBorders>
+            <w:tcMar>
+              <w:top w:w="60" w:type="dxa"/>
+              <w:start w:w="80" w:type="dxa"/>
+              <w:bottom w:w="60" w:type="dxa"/>
+              <w:end w:w="80" w:type="dxa"/>
+            </w:tcMar>
+          </w:tcPr>
+          <w:p>
+            <w:pPr>
+              <w:spacing w:after="0" w:line="252" w:lineRule="auto"/>
+              <w:jc w:val="left"/>
+            </w:pPr>
+            <w:r>
+              <w:rPr>
+                <w:rFonts w:ascii="Times New Roman" w:hAnsi="Times New Roman" w:eastAsia="Times New Roman" w:cs="Times New Roman"/>
+                <w:b w:val="0"/>
+                <w:i w:val="0"/>
+                <w:color w:val="000000"/>
+                <w:sz w:val="21"/>
+              </w:rPr>
+              <w:t>Huynh</w:t>
+            </w:r>
+          </w:p>
+        </w:tc>
+      </w:tr>
+      <w:tr>
+        <w:trPr>
+          <w:cantSplit/>
+        </w:trPr>
+        <w:tc>
+          <w:tcPr>
+            <w:tcW w:type="dxa" w:w="1337"/>
+            <w:vAlign w:val="center"/>
+            <w:tcBorders>
+              <w:top w:val="single" w:sz="6" w:color="BFBFBF"/>
+              <w:left w:val="single" w:sz="6" w:color="BFBFBF"/>
+              <w:bottom w:val="single" w:sz="6" w:color="BFBFBF"/>
+              <w:right w:val="single" w:sz="6" w:color="BFBFBF"/>
+            </w:tcBorders>
+            <w:tcMar>
+              <w:top w:w="60" w:type="dxa"/>
+              <w:start w:w="80" w:type="dxa"/>
+              <w:bottom w:w="60" w:type="dxa"/>
+              <w:end w:w="80" w:type="dxa"/>
+            </w:tcMar>
+          </w:tcPr>
+          <w:p>
+            <w:pPr>
+              <w:spacing w:after="0" w:line="252" w:lineRule="auto"/>
+              <w:jc w:val="left"/>
+            </w:pPr>
+            <w:r>
+              <w:rPr>
+                <w:rFonts w:ascii="Times New Roman" w:hAnsi="Times New Roman" w:eastAsia="Times New Roman" w:cs="Times New Roman"/>
+                <w:b w:val="0"/>
+                <w:i w:val="0"/>
+                <w:color w:val="000000"/>
+                <w:sz w:val="21"/>
+              </w:rPr>
+              <w:t>T4 28/10</w:t>
+            </w:r>
+          </w:p>
+        </w:tc>
+        <w:tc>
+          <w:tcPr>
+            <w:tcW w:type="dxa" w:w="5608"/>
+            <w:vAlign w:val="center"/>
+            <w:tcBorders>
+              <w:top w:val="single" w:sz="6" w:color="BFBFBF"/>
+              <w:left w:val="single" w:sz="6" w:color="BFBFBF"/>
+              <w:bottom w:val="single" w:sz="6" w:color="BFBFBF"/>
+              <w:right w:val="single" w:sz="6" w:color="BFBFBF"/>
+            </w:tcBorders>
+            <w:tcMar>
+              <w:top w:w="60" w:type="dxa"/>
+              <w:start w:w="80" w:type="dxa"/>
+              <w:bottom w:w="60" w:type="dxa"/>
+              <w:end w:w="80" w:type="dxa"/>
+            </w:tcMar>
+          </w:tcPr>
+          <w:p>
+            <w:pPr>
+              <w:spacing w:after="0" w:line="252" w:lineRule="auto"/>
+              <w:jc w:val="left"/>
+            </w:pPr>
+            <w:r>
+              <w:rPr>
+                <w:rFonts w:ascii="Times New Roman" w:hAnsi="Times New Roman" w:eastAsia="Times New Roman" w:cs="Times New Roman"/>
+                <w:b w:val="0"/>
+                <w:i w:val="0"/>
+                <w:color w:val="000000"/>
+                <w:sz w:val="21"/>
+              </w:rPr>
+              <w:t>Gửi nội dung slide và ghi chú người trình bày phần của mình (mục 7)</w:t>
+            </w:r>
+          </w:p>
+        </w:tc>
+        <w:tc>
+          <w:tcPr>
+            <w:tcW w:type="dxa" w:w="2559"/>
+            <w:vAlign w:val="center"/>
+            <w:tcBorders>
+              <w:top w:val="single" w:sz="6" w:color="BFBFBF"/>
+              <w:left w:val="single" w:sz="6" w:color="BFBFBF"/>
+              <w:bottom w:val="single" w:sz="6" w:color="BFBFBF"/>
+              <w:right w:val="single" w:sz="6" w:color="BFBFBF"/>
+            </w:tcBorders>
+            <w:tcMar>
+              <w:top w:w="60" w:type="dxa"/>
+              <w:start w:w="80" w:type="dxa"/>
+              <w:bottom w:w="60" w:type="dxa"/>
+              <w:end w:w="80" w:type="dxa"/>
+            </w:tcMar>
+          </w:tcPr>
+          <w:p>
+            <w:pPr>
+              <w:spacing w:after="0" w:line="252" w:lineRule="auto"/>
+              <w:jc w:val="left"/>
+            </w:pPr>
+            <w:r>
+              <w:rPr>
+                <w:rFonts w:ascii="Times New Roman" w:hAnsi="Times New Roman" w:eastAsia="Times New Roman" w:cs="Times New Roman"/>
+                <w:b w:val="0"/>
+                <w:i w:val="0"/>
+                <w:color w:val="000000"/>
+                <w:sz w:val="21"/>
+              </w:rPr>
+              <w:t>Cả nhóm</w:t>
+            </w:r>
+          </w:p>
+        </w:tc>
+      </w:tr>
+    </w:tbl>
+    <w:p>
+      <w:pPr>
+        <w:spacing w:after="40"/>
+      </w:pPr>
     </w:p>
     <w:p>
       <w:pPr>
@@ -806,7 +1769,107 @@
           <w:color w:val="000000"/>
           <w:sz w:val="24"/>
         </w:rPr>
-        <w:t xml:space="preserve"> (Huynh đẩy lên trước khi giao việc).</w:t>
+        <w:t xml:space="preserve"> (Huynh đẩy lên trước khi giao việc). Không dùng lại các nhánh theo tên (</w:t>
+      </w:r>
+      <w:r>
+        <w:rPr>
+          <w:rFonts w:ascii="Consolas" w:hAnsi="Consolas" w:eastAsia="Consolas" w:cs="Consolas"/>
+          <w:b w:val="0"/>
+          <w:i w:val="0"/>
+          <w:color w:val="000000"/>
+          <w:sz w:val="22"/>
+        </w:rPr>
+        <w:t>nguyen-gia-an</w:t>
+      </w:r>
+      <w:r>
+        <w:rPr>
+          <w:rFonts w:ascii="Times New Roman" w:hAnsi="Times New Roman" w:eastAsia="Times New Roman" w:cs="Times New Roman"/>
+          <w:b w:val="0"/>
+          <w:i w:val="0"/>
+          <w:color w:val="000000"/>
+          <w:sz w:val="24"/>
+        </w:rPr>
+        <w:t xml:space="preserve">, </w:t>
+      </w:r>
+      <w:r>
+        <w:rPr>
+          <w:rFonts w:ascii="Consolas" w:hAnsi="Consolas" w:eastAsia="Consolas" w:cs="Consolas"/>
+          <w:b w:val="0"/>
+          <w:i w:val="0"/>
+          <w:color w:val="000000"/>
+          <w:sz w:val="22"/>
+        </w:rPr>
+        <w:t>tran-thu-thuy</w:t>
+      </w:r>
+      <w:r>
+        <w:rPr>
+          <w:rFonts w:ascii="Times New Roman" w:hAnsi="Times New Roman" w:eastAsia="Times New Roman" w:cs="Times New Roman"/>
+          <w:b w:val="0"/>
+          <w:i w:val="0"/>
+          <w:color w:val="000000"/>
+          <w:sz w:val="24"/>
+        </w:rPr>
+        <w:t xml:space="preserve">, </w:t>
+      </w:r>
+      <w:r>
+        <w:rPr>
+          <w:rFonts w:ascii="Consolas" w:hAnsi="Consolas" w:eastAsia="Consolas" w:cs="Consolas"/>
+          <w:b w:val="0"/>
+          <w:i w:val="0"/>
+          <w:color w:val="000000"/>
+          <w:sz w:val="22"/>
+        </w:rPr>
+        <w:t>tran-minh-quan</w:t>
+      </w:r>
+      <w:r>
+        <w:rPr>
+          <w:rFonts w:ascii="Times New Roman" w:hAnsi="Times New Roman" w:eastAsia="Times New Roman" w:cs="Times New Roman"/>
+          <w:b w:val="0"/>
+          <w:i w:val="0"/>
+          <w:color w:val="000000"/>
+          <w:sz w:val="24"/>
+        </w:rPr>
+        <w:t xml:space="preserve">… còn ở commit cũ 7e10895); tạo nhánh mới từ </w:t>
+      </w:r>
+      <w:r>
+        <w:rPr>
+          <w:rFonts w:ascii="Consolas" w:hAnsi="Consolas" w:eastAsia="Consolas" w:cs="Consolas"/>
+          <w:b w:val="0"/>
+          <w:i w:val="0"/>
+          <w:color w:val="000000"/>
+          <w:sz w:val="22"/>
+        </w:rPr>
+        <w:t>main</w:t>
+      </w:r>
+      <w:r>
+        <w:rPr>
+          <w:rFonts w:ascii="Times New Roman" w:hAnsi="Times New Roman" w:eastAsia="Times New Roman" w:cs="Times New Roman"/>
+          <w:b w:val="0"/>
+          <w:i w:val="0"/>
+          <w:color w:val="000000"/>
+          <w:sz w:val="24"/>
+        </w:rPr>
+        <w:t xml:space="preserve">: </w:t>
+      </w:r>
+      <w:r>
+        <w:rPr>
+          <w:rFonts w:ascii="Consolas" w:hAnsi="Consolas" w:eastAsia="Consolas" w:cs="Consolas"/>
+          <w:b w:val="0"/>
+          <w:i w:val="0"/>
+          <w:color w:val="000000"/>
+          <w:sz w:val="22"/>
+        </w:rPr>
+        <w:t>git checkout -b them/&lt;mô-tả&gt; origin/main</w:t>
+      </w:r>
+      <w:r>
+        <w:rPr>
+          <w:rFonts w:ascii="Times New Roman" w:hAnsi="Times New Roman" w:eastAsia="Times New Roman" w:cs="Times New Roman"/>
+          <w:b w:val="0"/>
+          <w:i w:val="0"/>
+          <w:color w:val="000000"/>
+          <w:sz w:val="24"/>
+        </w:rPr>
+        <w:t>.</w:t>
       </w:r>
     </w:p>
     <w:p>
@@ -2127,7 +3190,7 @@
           <w:color w:val="000000"/>
           <w:sz w:val="24"/>
         </w:rPr>
-        <w:t xml:space="preserve"> đạt hết (hiện 80/80). Quy tắc có tính toán thì thêm test vào </w:t>
+        <w:t xml:space="preserve"> đạt hết (hiện 80/80; 98/98 sau khi gộp PR #6). Quy tắc có tính toán thì thêm test vào </w:t>
       </w:r>
       <w:r>
         <w:rPr>
@@ -2542,6 +3605,92 @@
     </w:p>
     <w:p>
       <w:pPr>
+        <w:spacing w:after="120"/>
+        <w:jc w:val="both"/>
+      </w:pPr>
+      <w:r>
+        <w:rPr>
+          <w:rFonts w:ascii="Times New Roman" w:hAnsi="Times New Roman" w:eastAsia="Times New Roman" w:cs="Times New Roman"/>
+          <w:b/>
+          <w:i w:val="0"/>
+          <w:color w:val="000000"/>
+          <w:sz w:val="24"/>
+        </w:rPr>
+        <w:t>Trạng thái 16/10:</w:t>
+      </w:r>
+      <w:r>
+        <w:rPr>
+          <w:rFonts w:ascii="Times New Roman" w:hAnsi="Times New Roman" w:eastAsia="Times New Roman" w:cs="Times New Roman"/>
+          <w:b w:val="0"/>
+          <w:i w:val="0"/>
+          <w:color w:val="000000"/>
+          <w:sz w:val="24"/>
+        </w:rPr>
+        <w:t xml:space="preserve"> A1, A2 chưa có commit trên GitHub. Hạn mở pull request: </w:t>
+      </w:r>
+      <w:r>
+        <w:rPr>
+          <w:rFonts w:ascii="Times New Roman" w:hAnsi="Times New Roman" w:eastAsia="Times New Roman" w:cs="Times New Roman"/>
+          <w:b/>
+          <w:i w:val="0"/>
+          <w:color w:val="000000"/>
+          <w:sz w:val="24"/>
+        </w:rPr>
+        <w:t>T4 21/10</w:t>
+      </w:r>
+      <w:r>
+        <w:rPr>
+          <w:rFonts w:ascii="Times New Roman" w:hAnsi="Times New Roman" w:eastAsia="Times New Roman" w:cs="Times New Roman"/>
+          <w:b w:val="0"/>
+          <w:i w:val="0"/>
+          <w:color w:val="000000"/>
+          <w:sz w:val="24"/>
+        </w:rPr>
+        <w:t xml:space="preserve">. Gợi ý nhánh: </w:t>
+      </w:r>
+      <w:r>
+        <w:rPr>
+          <w:rFonts w:ascii="Consolas" w:hAnsi="Consolas" w:eastAsia="Consolas" w:cs="Consolas"/>
+          <w:b w:val="0"/>
+          <w:i w:val="0"/>
+          <w:color w:val="000000"/>
+          <w:sz w:val="22"/>
+        </w:rPr>
+        <w:t>them/r2.3-lich-hoc</w:t>
+      </w:r>
+      <w:r>
+        <w:rPr>
+          <w:rFonts w:ascii="Times New Roman" w:hAnsi="Times New Roman" w:eastAsia="Times New Roman" w:cs="Times New Roman"/>
+          <w:b w:val="0"/>
+          <w:i w:val="0"/>
+          <w:color w:val="000000"/>
+          <w:sz w:val="24"/>
+        </w:rPr>
+        <w:t xml:space="preserve"> (A1), </w:t>
+      </w:r>
+      <w:r>
+        <w:rPr>
+          <w:rFonts w:ascii="Consolas" w:hAnsi="Consolas" w:eastAsia="Consolas" w:cs="Consolas"/>
+          <w:b w:val="0"/>
+          <w:i w:val="0"/>
+          <w:color w:val="000000"/>
+          <w:sz w:val="22"/>
+        </w:rPr>
+        <w:t>sua/email-gd1</w:t>
+      </w:r>
+      <w:r>
+        <w:rPr>
+          <w:rFonts w:ascii="Times New Roman" w:hAnsi="Times New Roman" w:eastAsia="Times New Roman" w:cs="Times New Roman"/>
+          <w:b w:val="0"/>
+          <w:i w:val="0"/>
+          <w:color w:val="000000"/>
+          <w:sz w:val="24"/>
+        </w:rPr>
+        <w:t xml:space="preserve"> (A2).</w:t>
+      </w:r>
+    </w:p>
+    <w:p>
+      <w:pPr>
         <w:pStyle w:val="Heading3"/>
       </w:pPr>
       <w:r>
@@ -4163,18 +5312,10 @@
     </w:p>
     <w:p>
       <w:pPr>
-        <w:pStyle w:val="Heading2"/>
-      </w:pPr>
-      <w:r>
-        <w:t>3. Nguyễn Văn Luận – phân hệ 4.0</w:t>
-      </w:r>
-    </w:p>
-    <w:p>
-      <w:pPr>
         <w:pStyle w:val="Heading3"/>
       </w:pPr>
       <w:r>
-        <w:t>L1. R4.1 Chuyên cần của học viên (module 4.1)</w:t>
+        <w:t>H3. Sửa thêm trong PR #6 (phát hiện khi duyệt ngày 16/10)</w:t>
       </w:r>
     </w:p>
     <w:p>
@@ -4201,17 +5342,57 @@
           <w:color w:val="000000"/>
           <w:sz w:val="24"/>
         </w:rPr>
-        <w:t>Vì sao:</w:t>
-      </w:r>
-      <w:r>
-        <w:rPr>
-          <w:rFonts w:ascii="Times New Roman" w:hAnsi="Times New Roman" w:eastAsia="Times New Roman" w:cs="Times New Roman"/>
-          <w:b w:val="0"/>
-          <w:i w:val="0"/>
-          <w:color w:val="000000"/>
-          <w:sz w:val="24"/>
-        </w:rPr>
-        <w:t xml:space="preserve"> 93% phụ huynh muốn biết khi con vắng (02_thu_thap mục 7). Hiện chỉ có thông báo tự động, chưa có trang xem chi tiết.</w:t>
+        <w:t>Trạng thái H1, H2:</w:t>
+      </w:r>
+      <w:r>
+        <w:rPr>
+          <w:rFonts w:ascii="Times New Roman" w:hAnsi="Times New Roman" w:eastAsia="Times New Roman" w:cs="Times New Roman"/>
+          <w:b w:val="0"/>
+          <w:i w:val="0"/>
+          <w:color w:val="000000"/>
+          <w:sz w:val="24"/>
+        </w:rPr>
+        <w:t xml:space="preserve"> PR #6 chờ duyệt. Kiểm lại 16/10: build 0 lỗi, 0 cảnh báo; </w:t>
+      </w:r>
+      <w:r>
+        <w:rPr>
+          <w:rFonts w:ascii="Consolas" w:hAnsi="Consolas" w:eastAsia="Consolas" w:cs="Consolas"/>
+          <w:b w:val="0"/>
+          <w:i w:val="0"/>
+          <w:color w:val="000000"/>
+          <w:sz w:val="22"/>
+        </w:rPr>
+        <w:t>dotnet test</w:t>
+      </w:r>
+      <w:r>
+        <w:rPr>
+          <w:rFonts w:ascii="Times New Roman" w:hAnsi="Times New Roman" w:eastAsia="Times New Roman" w:cs="Times New Roman"/>
+          <w:b w:val="0"/>
+          <w:i w:val="0"/>
+          <w:color w:val="000000"/>
+          <w:sz w:val="24"/>
+        </w:rPr>
+        <w:t xml:space="preserve"> 98/98; </w:t>
+      </w:r>
+      <w:r>
+        <w:rPr>
+          <w:rFonts w:ascii="Consolas" w:hAnsi="Consolas" w:eastAsia="Consolas" w:cs="Consolas"/>
+          <w:b w:val="0"/>
+          <w:i w:val="0"/>
+          <w:color w:val="000000"/>
+          <w:sz w:val="22"/>
+        </w:rPr>
+        <w:t>demo/sinh_ma.py</w:t>
+      </w:r>
+      <w:r>
+        <w:rPr>
+          <w:rFonts w:ascii="Times New Roman" w:hAnsi="Times New Roman" w:eastAsia="Times New Roman" w:cs="Times New Roman"/>
+          <w:b w:val="0"/>
+          <w:i w:val="0"/>
+          <w:color w:val="000000"/>
+          <w:sz w:val="24"/>
+        </w:rPr>
+        <w:t xml:space="preserve"> đạt (126 tệp).</w:t>
       </w:r>
     </w:p>
     <w:p>
@@ -4232,123 +5413,43 @@
       </w:r>
       <w:r>
         <w:rPr>
+          <w:rFonts w:ascii="Consolas" w:hAnsi="Consolas" w:eastAsia="Consolas" w:cs="Consolas"/>
+          <w:b w:val="0"/>
+          <w:i w:val="0"/>
+          <w:color w:val="000000"/>
+          <w:sz w:val="22"/>
+        </w:rPr>
+        <w:t>thiet_ke/04_csdl.md</w:t>
+      </w:r>
+      <w:r>
+        <w:rPr>
+          <w:rFonts w:ascii="Times New Roman" w:hAnsi="Times New Roman" w:eastAsia="Times New Roman" w:cs="Times New Roman"/>
+          <w:b w:val="0"/>
+          <w:i w:val="0"/>
+          <w:color w:val="000000"/>
+          <w:sz w:val="24"/>
+        </w:rPr>
+        <w:t xml:space="preserve">, dòng </w:t>
+      </w:r>
+      <w:r>
+        <w:rPr>
           <w:rFonts w:ascii="Times New Roman" w:hAnsi="Times New Roman" w:eastAsia="Times New Roman" w:cs="Times New Roman"/>
           <w:b/>
           <w:i w:val="0"/>
           <w:color w:val="000000"/>
           <w:sz w:val="24"/>
         </w:rPr>
-        <w:t>Đặc tả:</w:t>
-      </w:r>
-      <w:r>
-        <w:rPr>
-          <w:rFonts w:ascii="Times New Roman" w:hAnsi="Times New Roman" w:eastAsia="Times New Roman" w:cs="Times New Roman"/>
-          <w:b w:val="0"/>
-          <w:i w:val="0"/>
-          <w:color w:val="000000"/>
-          <w:sz w:val="24"/>
-        </w:rPr>
-        <w:t xml:space="preserve"> </w:t>
-      </w:r>
-      <w:r>
-        <w:rPr>
-          <w:rFonts w:ascii="Consolas" w:hAnsi="Consolas" w:eastAsia="Consolas" w:cs="Consolas"/>
-          <w:b w:val="0"/>
-          <w:i w:val="0"/>
-          <w:color w:val="000000"/>
-          <w:sz w:val="22"/>
-        </w:rPr>
-        <w:t>06_giao_dien.md</w:t>
-      </w:r>
-      <w:r>
-        <w:rPr>
-          <w:rFonts w:ascii="Times New Roman" w:hAnsi="Times New Roman" w:eastAsia="Times New Roman" w:cs="Times New Roman"/>
-          <w:b w:val="0"/>
-          <w:i w:val="0"/>
-          <w:color w:val="000000"/>
-          <w:sz w:val="24"/>
-        </w:rPr>
-        <w:t xml:space="preserve"> mục 4 dòng R4.1: bên ngoài, nguồn </w:t>
-      </w:r>
-      <w:r>
-        <w:rPr>
-          <w:rFonts w:ascii="Consolas" w:hAnsi="Consolas" w:eastAsia="Consolas" w:cs="Consolas"/>
-          <w:b w:val="0"/>
-          <w:i w:val="0"/>
-          <w:color w:val="000000"/>
-          <w:sz w:val="22"/>
-        </w:rPr>
-        <w:t>v_ChuyenCan</w:t>
-      </w:r>
-      <w:r>
-        <w:rPr>
-          <w:rFonts w:ascii="Times New Roman" w:hAnsi="Times New Roman" w:eastAsia="Times New Roman" w:cs="Times New Roman"/>
-          <w:b w:val="0"/>
-          <w:i w:val="0"/>
-          <w:color w:val="000000"/>
-          <w:sz w:val="24"/>
-        </w:rPr>
-        <w:t xml:space="preserve">, </w:t>
-      </w:r>
-      <w:r>
-        <w:rPr>
-          <w:rFonts w:ascii="Consolas" w:hAnsi="Consolas" w:eastAsia="Consolas" w:cs="Consolas"/>
-          <w:b w:val="0"/>
-          <w:i w:val="0"/>
-          <w:color w:val="000000"/>
-          <w:sz w:val="22"/>
-        </w:rPr>
-        <w:t>DiemDanh</w:t>
-      </w:r>
-      <w:r>
-        <w:rPr>
-          <w:rFonts w:ascii="Times New Roman" w:hAnsi="Times New Roman" w:eastAsia="Times New Roman" w:cs="Times New Roman"/>
-          <w:b w:val="0"/>
-          <w:i w:val="0"/>
-          <w:color w:val="000000"/>
-          <w:sz w:val="24"/>
-        </w:rPr>
-        <w:t xml:space="preserve">, </w:t>
-      </w:r>
-      <w:r>
-        <w:rPr>
-          <w:rFonts w:ascii="Consolas" w:hAnsi="Consolas" w:eastAsia="Consolas" w:cs="Consolas"/>
-          <w:b w:val="0"/>
-          <w:i w:val="0"/>
-          <w:color w:val="000000"/>
-          <w:sz w:val="22"/>
-        </w:rPr>
-        <w:t>BuoiHoc</w:t>
-      </w:r>
-      <w:r>
-        <w:rPr>
-          <w:rFonts w:ascii="Times New Roman" w:hAnsi="Times New Roman" w:eastAsia="Times New Roman" w:cs="Times New Roman"/>
-          <w:b w:val="0"/>
-          <w:i w:val="0"/>
-          <w:color w:val="000000"/>
-          <w:sz w:val="24"/>
-        </w:rPr>
-        <w:t xml:space="preserve">. Quy tắc QT12 (vắng quá ngưỡng </w:t>
-      </w:r>
-      <w:r>
-        <w:rPr>
-          <w:rFonts w:ascii="Consolas" w:hAnsi="Consolas" w:eastAsia="Consolas" w:cs="Consolas"/>
-          <w:b w:val="0"/>
-          <w:i w:val="0"/>
-          <w:color w:val="000000"/>
-          <w:sz w:val="22"/>
-        </w:rPr>
-        <w:t>NGUONG_CANH_BAO_VANG</w:t>
-      </w:r>
-      <w:r>
-        <w:rPr>
-          <w:rFonts w:ascii="Times New Roman" w:hAnsi="Times New Roman" w:eastAsia="Times New Roman" w:cs="Times New Roman"/>
-          <w:b w:val="0"/>
-          <w:i w:val="0"/>
-          <w:color w:val="000000"/>
-          <w:sz w:val="24"/>
-        </w:rPr>
-        <w:t xml:space="preserve"> trong ThamSo thì cảnh báo).</w:t>
+        <w:t>Tổng</w:t>
+      </w:r>
+      <w:r>
+        <w:rPr>
+          <w:rFonts w:ascii="Times New Roman" w:hAnsi="Times New Roman" w:eastAsia="Times New Roman" w:cs="Times New Roman"/>
+          <w:b w:val="0"/>
+          <w:i w:val="0"/>
+          <w:color w:val="000000"/>
+          <w:sz w:val="24"/>
+        </w:rPr>
+        <w:t xml:space="preserve"> của bảng tổng hợp: số dòng mẫu 1.872 → 1.873 (ThamSo đã tăng 14 → 15).</w:t>
       </w:r>
     </w:p>
     <w:p>
@@ -4369,103 +5470,23 @@
       </w:r>
       <w:r>
         <w:rPr>
-          <w:rFonts w:ascii="Times New Roman" w:hAnsi="Times New Roman" w:eastAsia="Times New Roman" w:cs="Times New Roman"/>
-          <w:b/>
-          <w:i w:val="0"/>
-          <w:color w:val="000000"/>
-          <w:sz w:val="24"/>
-        </w:rPr>
-        <w:t>Làm:</w:t>
-      </w:r>
-      <w:r>
-        <w:rPr>
-          <w:rFonts w:ascii="Times New Roman" w:hAnsi="Times New Roman" w:eastAsia="Times New Roman" w:cs="Times New Roman"/>
-          <w:b w:val="0"/>
-          <w:i w:val="0"/>
-          <w:color w:val="000000"/>
-          <w:sz w:val="24"/>
-        </w:rPr>
-        <w:t xml:space="preserve"> </w:t>
-      </w:r>
-      <w:r>
-        <w:rPr>
           <w:rFonts w:ascii="Consolas" w:hAnsi="Consolas" w:eastAsia="Consolas" w:cs="Consolas"/>
           <w:b w:val="0"/>
           <w:i w:val="0"/>
           <w:color w:val="000000"/>
           <w:sz w:val="22"/>
         </w:rPr>
-        <w:t>Pages/HocTap/ChuyenCan.cshtml(.cs)</w:t>
-      </w:r>
-      <w:r>
-        <w:rPr>
-          <w:rFonts w:ascii="Times New Roman" w:hAnsi="Times New Roman" w:eastAsia="Times New Roman" w:cs="Times New Roman"/>
-          <w:b w:val="0"/>
-          <w:i w:val="0"/>
-          <w:color w:val="000000"/>
-          <w:sz w:val="24"/>
-        </w:rPr>
-        <w:t xml:space="preserve">, </w:t>
-      </w:r>
-      <w:r>
-        <w:rPr>
-          <w:rFonts w:ascii="Consolas" w:hAnsi="Consolas" w:eastAsia="Consolas" w:cs="Consolas"/>
-          <w:b w:val="0"/>
-          <w:i w:val="0"/>
-          <w:color w:val="000000"/>
-          <w:sz w:val="22"/>
-        </w:rPr>
-        <w:t>ViewData["Ma"] = "R4.1"</w:t>
-      </w:r>
-      <w:r>
-        <w:rPr>
-          <w:rFonts w:ascii="Times New Roman" w:hAnsi="Times New Roman" w:eastAsia="Times New Roman" w:cs="Times New Roman"/>
-          <w:b w:val="0"/>
-          <w:i w:val="0"/>
-          <w:color w:val="000000"/>
-          <w:sz w:val="24"/>
-        </w:rPr>
-        <w:t xml:space="preserve">, </w:t>
-      </w:r>
-      <w:r>
-        <w:rPr>
-          <w:rFonts w:ascii="Consolas" w:hAnsi="Consolas" w:eastAsia="Consolas" w:cs="Consolas"/>
-          <w:b w:val="0"/>
-          <w:i w:val="0"/>
-          <w:color w:val="000000"/>
-          <w:sz w:val="22"/>
-        </w:rPr>
-        <w:t>[Quyen("4.1")]</w:t>
-      </w:r>
-      <w:r>
-        <w:rPr>
-          <w:rFonts w:ascii="Times New Roman" w:hAnsi="Times New Roman" w:eastAsia="Times New Roman" w:cs="Times New Roman"/>
-          <w:b w:val="0"/>
-          <w:i w:val="0"/>
-          <w:color w:val="000000"/>
-          <w:sz w:val="24"/>
-        </w:rPr>
-        <w:t>. Mỗi lớp: tỷ lệ chuyên cần, số buổi có mặt / vắng có phép / vắng không phép, dòng cảnh báo nếu vượt ngưỡng; bấm vào lớp xem từng buổi (ngày, trạng thái, ghi chú). Học viên xem của mình, phụ huynh xem các con, nhân viên có quyền X nhập mã học viên. Không sửa F4.1 (</w:t>
-      </w:r>
-      <w:r>
-        <w:rPr>
-          <w:rFonts w:ascii="Consolas" w:hAnsi="Consolas" w:eastAsia="Consolas" w:cs="Consolas"/>
-          <w:b w:val="0"/>
-          <w:i w:val="0"/>
-          <w:color w:val="000000"/>
-          <w:sz w:val="22"/>
-        </w:rPr>
-        <w:t>DiemDanh</w:t>
-      </w:r>
-      <w:r>
-        <w:rPr>
-          <w:rFonts w:ascii="Times New Roman" w:hAnsi="Times New Roman" w:eastAsia="Times New Roman" w:cs="Times New Roman"/>
-          <w:b w:val="0"/>
-          <w:i w:val="0"/>
-          <w:color w:val="000000"/>
-          <w:sz w:val="24"/>
-        </w:rPr>
-        <w:t xml:space="preserve"> vẫn chặn HV, PH).</w:t>
+        <w:t>phan_tich/05_cai_dat.md</w:t>
+      </w:r>
+      <w:r>
+        <w:rPr>
+          <w:rFonts w:ascii="Times New Roman" w:hAnsi="Times New Roman" w:eastAsia="Times New Roman" w:cs="Times New Roman"/>
+          <w:b w:val="0"/>
+          <w:i w:val="0"/>
+          <w:color w:val="000000"/>
+          <w:sz w:val="24"/>
+        </w:rPr>
+        <w:t xml:space="preserve"> mục 4.2: đưa hai dòng TC37, TC38 lên trước TC39 cho đúng thứ tự mã (hiện nằm sau TC43).</w:t>
       </w:r>
     </w:p>
     <w:p>
@@ -4482,27 +5503,7 @@
           <w:color w:val="000000"/>
           <w:sz w:val="24"/>
         </w:rPr>
-        <w:t xml:space="preserve">– </w:t>
-      </w:r>
-      <w:r>
-        <w:rPr>
-          <w:rFonts w:ascii="Times New Roman" w:hAnsi="Times New Roman" w:eastAsia="Times New Roman" w:cs="Times New Roman"/>
-          <w:b/>
-          <w:i w:val="0"/>
-          <w:color w:val="000000"/>
-          <w:sz w:val="24"/>
-        </w:rPr>
-        <w:t>Thử:</w:t>
-      </w:r>
-      <w:r>
-        <w:rPr>
-          <w:rFonts w:ascii="Times New Roman" w:hAnsi="Times New Roman" w:eastAsia="Times New Roman" w:cs="Times New Roman"/>
-          <w:b w:val="0"/>
-          <w:i w:val="0"/>
-          <w:color w:val="000000"/>
-          <w:sz w:val="24"/>
-        </w:rPr>
-        <w:t xml:space="preserve"> hv0480 (TOE-2611, 18 buổi đã dạy), ph0320, hv0412 (lớp đã kết thúc); tỷ lệ khớp </w:t>
+        <w:t xml:space="preserve">– Chạy </w:t>
       </w:r>
       <w:r>
         <w:rPr>
@@ -4512,17 +5513,37 @@
           <w:color w:val="000000"/>
           <w:sz w:val="22"/>
         </w:rPr>
-        <w:t>v_ChuyenCan</w:t>
-      </w:r>
-      <w:r>
-        <w:rPr>
-          <w:rFonts w:ascii="Times New Roman" w:hAnsi="Times New Roman" w:eastAsia="Times New Roman" w:cs="Times New Roman"/>
-          <w:b w:val="0"/>
-          <w:i w:val="0"/>
-          <w:color w:val="000000"/>
-          <w:sz w:val="24"/>
-        </w:rPr>
-        <w:t>. Kế toán nv004 bị chặn.</w:t>
+        <w:t>csdl/chay.ps1</w:t>
+      </w:r>
+      <w:r>
+        <w:rPr>
+          <w:rFonts w:ascii="Times New Roman" w:hAnsi="Times New Roman" w:eastAsia="Times New Roman" w:cs="Times New Roman"/>
+          <w:b w:val="0"/>
+          <w:i w:val="0"/>
+          <w:color w:val="000000"/>
+          <w:sz w:val="24"/>
+        </w:rPr>
+        <w:t xml:space="preserve">, </w:t>
+      </w:r>
+      <w:r>
+        <w:rPr>
+          <w:rFonts w:ascii="Consolas" w:hAnsi="Consolas" w:eastAsia="Consolas" w:cs="Consolas"/>
+          <w:b w:val="0"/>
+          <w:i w:val="0"/>
+          <w:color w:val="000000"/>
+          <w:sz w:val="22"/>
+        </w:rPr>
+        <w:t>csdl/kiem_tra_hung.ps1</w:t>
+      </w:r>
+      <w:r>
+        <w:rPr>
+          <w:rFonts w:ascii="Times New Roman" w:hAnsi="Times New Roman" w:eastAsia="Times New Roman" w:cs="Times New Roman"/>
+          <w:b w:val="0"/>
+          <w:i w:val="0"/>
+          <w:color w:val="000000"/>
+          <w:sz w:val="24"/>
+        </w:rPr>
+        <w:t xml:space="preserve"> và thử R3.1 bằng 8 vai trò trên máy có SQL Server (máy Hùng không có thì Huynh chạy), rồi đổi cột kết quả TC37, TC38 thành "Đạt".</w:t>
       </w:r>
     </w:p>
     <w:p>
@@ -4539,7 +5560,27 @@
           <w:color w:val="000000"/>
           <w:sz w:val="24"/>
         </w:rPr>
-        <w:t xml:space="preserve">– </w:t>
+        <w:t xml:space="preserve">– Đẩy thêm commit lên chính nhánh </w:t>
+      </w:r>
+      <w:r>
+        <w:rPr>
+          <w:rFonts w:ascii="Consolas" w:hAnsi="Consolas" w:eastAsia="Consolas" w:cs="Consolas"/>
+          <w:b w:val="0"/>
+          <w:i w:val="0"/>
+          <w:color w:val="000000"/>
+          <w:sz w:val="22"/>
+        </w:rPr>
+        <w:t>vu-van-hung</w:t>
+      </w:r>
+      <w:r>
+        <w:rPr>
+          <w:rFonts w:ascii="Times New Roman" w:hAnsi="Times New Roman" w:eastAsia="Times New Roman" w:cs="Times New Roman"/>
+          <w:b w:val="0"/>
+          <w:i w:val="0"/>
+          <w:color w:val="000000"/>
+          <w:sz w:val="24"/>
+        </w:rPr>
+        <w:t xml:space="preserve"> (PR #6 tự cập nhật), không mở pull request mới. Hạn: </w:t>
       </w:r>
       <w:r>
         <w:rPr>
@@ -4549,17 +5590,91 @@
           <w:color w:val="000000"/>
           <w:sz w:val="24"/>
         </w:rPr>
-        <w:t>Ca kiểm thử:</w:t>
-      </w:r>
-      <w:r>
-        <w:rPr>
-          <w:rFonts w:ascii="Times New Roman" w:hAnsi="Times New Roman" w:eastAsia="Times New Roman" w:cs="Times New Roman"/>
-          <w:b w:val="0"/>
-          <w:i w:val="0"/>
-          <w:color w:val="000000"/>
-          <w:sz w:val="24"/>
-        </w:rPr>
-        <w:t xml:space="preserve"> TC39.</w:t>
+        <w:t>CN 18/10</w:t>
+      </w:r>
+      <w:r>
+        <w:rPr>
+          <w:rFonts w:ascii="Times New Roman" w:hAnsi="Times New Roman" w:eastAsia="Times New Roman" w:cs="Times New Roman"/>
+          <w:b w:val="0"/>
+          <w:i w:val="0"/>
+          <w:color w:val="000000"/>
+          <w:sz w:val="24"/>
+        </w:rPr>
+        <w:t>.</w:t>
+      </w:r>
+    </w:p>
+    <w:p>
+      <w:pPr>
+        <w:pStyle w:val="Heading2"/>
+      </w:pPr>
+      <w:r>
+        <w:t>3. Nguyễn Văn Luận – phân hệ 4.0</w:t>
+      </w:r>
+    </w:p>
+    <w:p>
+      <w:pPr>
+        <w:spacing w:after="120"/>
+        <w:jc w:val="both"/>
+      </w:pPr>
+      <w:r>
+        <w:rPr>
+          <w:rFonts w:ascii="Times New Roman" w:hAnsi="Times New Roman" w:eastAsia="Times New Roman" w:cs="Times New Roman"/>
+          <w:b/>
+          <w:i w:val="0"/>
+          <w:color w:val="000000"/>
+          <w:sz w:val="24"/>
+        </w:rPr>
+        <w:t>Trạng thái 16/10:</w:t>
+      </w:r>
+      <w:r>
+        <w:rPr>
+          <w:rFonts w:ascii="Times New Roman" w:hAnsi="Times New Roman" w:eastAsia="Times New Roman" w:cs="Times New Roman"/>
+          <w:b w:val="0"/>
+          <w:i w:val="0"/>
+          <w:color w:val="000000"/>
+          <w:sz w:val="24"/>
+        </w:rPr>
+        <w:t xml:space="preserve"> L1, L2 </w:t>
+      </w:r>
+      <w:r>
+        <w:rPr>
+          <w:rFonts w:ascii="Times New Roman" w:hAnsi="Times New Roman" w:eastAsia="Times New Roman" w:cs="Times New Roman"/>
+          <w:b/>
+          <w:i w:val="0"/>
+          <w:color w:val="000000"/>
+          <w:sz w:val="24"/>
+        </w:rPr>
+        <w:t>xong</w:t>
+      </w:r>
+      <w:r>
+        <w:rPr>
+          <w:rFonts w:ascii="Times New Roman" w:hAnsi="Times New Roman" w:eastAsia="Times New Roman" w:cs="Times New Roman"/>
+          <w:b w:val="0"/>
+          <w:i w:val="0"/>
+          <w:color w:val="000000"/>
+          <w:sz w:val="24"/>
+        </w:rPr>
+        <w:t xml:space="preserve"> (PR #3, #4, gộp 14/10). Câu "Cả 38 ca" ở </w:t>
+      </w:r>
+      <w:r>
+        <w:rPr>
+          <w:rFonts w:ascii="Consolas" w:hAnsi="Consolas" w:eastAsia="Consolas" w:cs="Consolas"/>
+          <w:b w:val="0"/>
+          <w:i w:val="0"/>
+          <w:color w:val="000000"/>
+          <w:sz w:val="22"/>
+        </w:rPr>
+        <w:t>05_cai_dat.md</w:t>
+      </w:r>
+      <w:r>
+        <w:rPr>
+          <w:rFonts w:ascii="Times New Roman" w:hAnsi="Times New Roman" w:eastAsia="Times New Roman" w:cs="Times New Roman"/>
+          <w:b w:val="0"/>
+          <w:i w:val="0"/>
+          <w:color w:val="000000"/>
+          <w:sz w:val="24"/>
+        </w:rPr>
+        <w:t xml:space="preserve"> mục 4.2 đã được PR #6 viết lại, không cần sửa riêng (tránh xung đột). Việc tiếp: chuẩn bị phần slide (mục 7) và hỗ trợ bạn nào cần.</w:t>
       </w:r>
     </w:p>
     <w:p>
@@ -4567,7 +5682,7 @@
         <w:pStyle w:val="Heading3"/>
       </w:pPr>
       <w:r>
-        <w:t>L2. R4.3b Phiếu báo kết quả học tập (module 4.3)</w:t>
+        <w:t>L1. R4.1 Chuyên cần của học viên (module 4.1)</w:t>
       </w:r>
     </w:p>
     <w:p>
@@ -4594,177 +5709,17 @@
           <w:color w:val="000000"/>
           <w:sz w:val="24"/>
         </w:rPr>
-        <w:t>Đặc tả:</w:t>
-      </w:r>
-      <w:r>
-        <w:rPr>
-          <w:rFonts w:ascii="Times New Roman" w:hAnsi="Times New Roman" w:eastAsia="Times New Roman" w:cs="Times New Roman"/>
-          <w:b w:val="0"/>
-          <w:i w:val="0"/>
-          <w:color w:val="000000"/>
-          <w:sz w:val="24"/>
-        </w:rPr>
-        <w:t xml:space="preserve"> </w:t>
-      </w:r>
-      <w:r>
-        <w:rPr>
-          <w:rFonts w:ascii="Consolas" w:hAnsi="Consolas" w:eastAsia="Consolas" w:cs="Consolas"/>
-          <w:b w:val="0"/>
-          <w:i w:val="0"/>
-          <w:color w:val="000000"/>
-          <w:sz w:val="22"/>
-        </w:rPr>
-        <w:t>06_giao_dien.md</w:t>
-      </w:r>
-      <w:r>
-        <w:rPr>
-          <w:rFonts w:ascii="Times New Roman" w:hAnsi="Times New Roman" w:eastAsia="Times New Roman" w:cs="Times New Roman"/>
-          <w:b w:val="0"/>
-          <w:i w:val="0"/>
-          <w:color w:val="000000"/>
-          <w:sz w:val="24"/>
-        </w:rPr>
-        <w:t xml:space="preserve"> mục 4 dòng R4.3b: bên ngoài, nguồn </w:t>
-      </w:r>
-      <w:r>
-        <w:rPr>
-          <w:rFonts w:ascii="Consolas" w:hAnsi="Consolas" w:eastAsia="Consolas" w:cs="Consolas"/>
-          <w:b w:val="0"/>
-          <w:i w:val="0"/>
-          <w:color w:val="000000"/>
-          <w:sz w:val="22"/>
-        </w:rPr>
-        <w:t>KetQua</w:t>
-      </w:r>
-      <w:r>
-        <w:rPr>
-          <w:rFonts w:ascii="Times New Roman" w:hAnsi="Times New Roman" w:eastAsia="Times New Roman" w:cs="Times New Roman"/>
-          <w:b w:val="0"/>
-          <w:i w:val="0"/>
-          <w:color w:val="000000"/>
-          <w:sz w:val="24"/>
-        </w:rPr>
-        <w:t xml:space="preserve">, </w:t>
-      </w:r>
-      <w:r>
-        <w:rPr>
-          <w:rFonts w:ascii="Consolas" w:hAnsi="Consolas" w:eastAsia="Consolas" w:cs="Consolas"/>
-          <w:b w:val="0"/>
-          <w:i w:val="0"/>
-          <w:color w:val="000000"/>
-          <w:sz w:val="22"/>
-        </w:rPr>
-        <w:t>Diem</w:t>
-      </w:r>
-      <w:r>
-        <w:rPr>
-          <w:rFonts w:ascii="Times New Roman" w:hAnsi="Times New Roman" w:eastAsia="Times New Roman" w:cs="Times New Roman"/>
-          <w:b w:val="0"/>
-          <w:i w:val="0"/>
-          <w:color w:val="000000"/>
-          <w:sz w:val="24"/>
-        </w:rPr>
-        <w:t xml:space="preserve">, </w:t>
-      </w:r>
-      <w:r>
-        <w:rPr>
-          <w:rFonts w:ascii="Consolas" w:hAnsi="Consolas" w:eastAsia="Consolas" w:cs="Consolas"/>
-          <w:b w:val="0"/>
-          <w:i w:val="0"/>
-          <w:color w:val="000000"/>
-          <w:sz w:val="22"/>
-        </w:rPr>
-        <w:t>HocVien</w:t>
-      </w:r>
-      <w:r>
-        <w:rPr>
-          <w:rFonts w:ascii="Times New Roman" w:hAnsi="Times New Roman" w:eastAsia="Times New Roman" w:cs="Times New Roman"/>
-          <w:b w:val="0"/>
-          <w:i w:val="0"/>
-          <w:color w:val="000000"/>
-          <w:sz w:val="24"/>
-        </w:rPr>
-        <w:t xml:space="preserve">, </w:t>
-      </w:r>
-      <w:r>
-        <w:rPr>
-          <w:rFonts w:ascii="Consolas" w:hAnsi="Consolas" w:eastAsia="Consolas" w:cs="Consolas"/>
-          <w:b w:val="0"/>
-          <w:i w:val="0"/>
-          <w:color w:val="000000"/>
-          <w:sz w:val="22"/>
-        </w:rPr>
-        <w:t>LopHoc</w:t>
-      </w:r>
-      <w:r>
-        <w:rPr>
-          <w:rFonts w:ascii="Times New Roman" w:hAnsi="Times New Roman" w:eastAsia="Times New Roman" w:cs="Times New Roman"/>
-          <w:b w:val="0"/>
-          <w:i w:val="0"/>
-          <w:color w:val="000000"/>
-          <w:sz w:val="24"/>
-        </w:rPr>
-        <w:t xml:space="preserve">. Mẫu in phải </w:t>
-      </w:r>
-      <w:r>
-        <w:rPr>
-          <w:rFonts w:ascii="Times New Roman" w:hAnsi="Times New Roman" w:eastAsia="Times New Roman" w:cs="Times New Roman"/>
-          <w:b/>
-          <w:i w:val="0"/>
-          <w:color w:val="000000"/>
-          <w:sz w:val="24"/>
-        </w:rPr>
-        <w:t>trùng chứng từ mẫu "Bảng điểm lớp"</w:t>
-      </w:r>
-      <w:r>
-        <w:rPr>
-          <w:rFonts w:ascii="Times New Roman" w:hAnsi="Times New Roman" w:eastAsia="Times New Roman" w:cs="Times New Roman"/>
-          <w:b w:val="0"/>
-          <w:i w:val="0"/>
-          <w:color w:val="000000"/>
-          <w:sz w:val="24"/>
-        </w:rPr>
-        <w:t xml:space="preserve"> ở </w:t>
-      </w:r>
-      <w:r>
-        <w:rPr>
-          <w:rFonts w:ascii="Consolas" w:hAnsi="Consolas" w:eastAsia="Consolas" w:cs="Consolas"/>
-          <w:b w:val="0"/>
-          <w:i w:val="0"/>
-          <w:color w:val="000000"/>
-          <w:sz w:val="22"/>
-        </w:rPr>
-        <w:t>phan_tich/02_thu_thap.md</w:t>
-      </w:r>
-      <w:r>
-        <w:rPr>
-          <w:rFonts w:ascii="Times New Roman" w:hAnsi="Times New Roman" w:eastAsia="Times New Roman" w:cs="Times New Roman"/>
-          <w:b w:val="0"/>
-          <w:i w:val="0"/>
-          <w:color w:val="000000"/>
-          <w:sz w:val="24"/>
-        </w:rPr>
-        <w:t xml:space="preserve"> mục 4.2.4 (yêu cầu kiểm thử chấp nhận ở </w:t>
-      </w:r>
-      <w:r>
-        <w:rPr>
-          <w:rFonts w:ascii="Consolas" w:hAnsi="Consolas" w:eastAsia="Consolas" w:cs="Consolas"/>
-          <w:b w:val="0"/>
-          <w:i w:val="0"/>
-          <w:color w:val="000000"/>
-          <w:sz w:val="22"/>
-        </w:rPr>
-        <w:t>06_giao_dien.md</w:t>
-      </w:r>
-      <w:r>
-        <w:rPr>
-          <w:rFonts w:ascii="Times New Roman" w:hAnsi="Times New Roman" w:eastAsia="Times New Roman" w:cs="Times New Roman"/>
-          <w:b w:val="0"/>
-          <w:i w:val="0"/>
-          <w:color w:val="000000"/>
-          <w:sz w:val="24"/>
-        </w:rPr>
-        <w:t xml:space="preserve"> mục 7).</w:t>
+        <w:t>Vì sao:</w:t>
+      </w:r>
+      <w:r>
+        <w:rPr>
+          <w:rFonts w:ascii="Times New Roman" w:hAnsi="Times New Roman" w:eastAsia="Times New Roman" w:cs="Times New Roman"/>
+          <w:b w:val="0"/>
+          <w:i w:val="0"/>
+          <w:color w:val="000000"/>
+          <w:sz w:val="24"/>
+        </w:rPr>
+        <w:t xml:space="preserve"> 93% phụ huynh muốn biết khi con vắng (02_thu_thap mục 7). Hiện chỉ có thông báo tự động, chưa có trang xem chi tiết.</w:t>
       </w:r>
     </w:p>
     <w:p>
@@ -4791,7 +5746,7 @@
           <w:color w:val="000000"/>
           <w:sz w:val="24"/>
         </w:rPr>
-        <w:t>Làm:</w:t>
+        <w:t>Đặc tả:</w:t>
       </w:r>
       <w:r>
         <w:rPr>
@@ -4811,7 +5766,27 @@
           <w:color w:val="000000"/>
           <w:sz w:val="22"/>
         </w:rPr>
-        <w:t>Pages/HocTap/PhieuBaoKetQua.cshtml(.cs)</w:t>
+        <w:t>06_giao_dien.md</w:t>
+      </w:r>
+      <w:r>
+        <w:rPr>
+          <w:rFonts w:ascii="Times New Roman" w:hAnsi="Times New Roman" w:eastAsia="Times New Roman" w:cs="Times New Roman"/>
+          <w:b w:val="0"/>
+          <w:i w:val="0"/>
+          <w:color w:val="000000"/>
+          <w:sz w:val="24"/>
+        </w:rPr>
+        <w:t xml:space="preserve"> mục 4 dòng R4.1: bên ngoài, nguồn </w:t>
+      </w:r>
+      <w:r>
+        <w:rPr>
+          <w:rFonts w:ascii="Consolas" w:hAnsi="Consolas" w:eastAsia="Consolas" w:cs="Consolas"/>
+          <w:b w:val="0"/>
+          <w:i w:val="0"/>
+          <w:color w:val="000000"/>
+          <w:sz w:val="22"/>
+        </w:rPr>
+        <w:t>v_ChuyenCan</w:t>
       </w:r>
       <w:r>
         <w:rPr>
@@ -4831,7 +5806,7 @@
           <w:color w:val="000000"/>
           <w:sz w:val="22"/>
         </w:rPr>
-        <w:t>ViewData["Ma"] = "R4.3b"</w:t>
+        <w:t>DiemDanh</w:t>
       </w:r>
       <w:r>
         <w:rPr>
@@ -4851,37 +5826,17 @@
           <w:color w:val="000000"/>
           <w:sz w:val="22"/>
         </w:rPr>
-        <w:t>[Quyen("4.3")]</w:t>
-      </w:r>
-      <w:r>
-        <w:rPr>
-          <w:rFonts w:ascii="Times New Roman" w:hAnsi="Times New Roman" w:eastAsia="Times New Roman" w:cs="Times New Roman"/>
-          <w:b w:val="0"/>
-          <w:i w:val="0"/>
-          <w:color w:val="000000"/>
-          <w:sz w:val="24"/>
-        </w:rPr>
-        <w:t xml:space="preserve">. Chỉ lấy kết quả </w:t>
-      </w:r>
-      <w:r>
-        <w:rPr>
-          <w:rFonts w:ascii="Times New Roman" w:hAnsi="Times New Roman" w:eastAsia="Times New Roman" w:cs="Times New Roman"/>
-          <w:b/>
-          <w:i w:val="0"/>
-          <w:color w:val="000000"/>
-          <w:sz w:val="24"/>
-        </w:rPr>
-        <w:t>đã duyệt</w:t>
-      </w:r>
-      <w:r>
-        <w:rPr>
-          <w:rFonts w:ascii="Times New Roman" w:hAnsi="Times New Roman" w:eastAsia="Times New Roman" w:cs="Times New Roman"/>
-          <w:b w:val="0"/>
-          <w:i w:val="0"/>
-          <w:color w:val="000000"/>
-          <w:sz w:val="24"/>
-        </w:rPr>
-        <w:t xml:space="preserve"> (</w:t>
+        <w:t>BuoiHoc</w:t>
+      </w:r>
+      <w:r>
+        <w:rPr>
+          <w:rFonts w:ascii="Times New Roman" w:hAnsi="Times New Roman" w:eastAsia="Times New Roman" w:cs="Times New Roman"/>
+          <w:b w:val="0"/>
+          <w:i w:val="0"/>
+          <w:color w:val="000000"/>
+          <w:sz w:val="24"/>
+        </w:rPr>
+        <w:t xml:space="preserve">. Quy tắc QT12 (vắng quá ngưỡng </w:t>
       </w:r>
       <w:r>
         <w:rPr>
@@ -4891,37 +5846,17 @@
           <w:color w:val="000000"/>
           <w:sz w:val="22"/>
         </w:rPr>
-        <w:t>NgayDuyet</w:t>
-      </w:r>
-      <w:r>
-        <w:rPr>
-          <w:rFonts w:ascii="Times New Roman" w:hAnsi="Times New Roman" w:eastAsia="Times New Roman" w:cs="Times New Roman"/>
-          <w:b w:val="0"/>
-          <w:i w:val="0"/>
-          <w:color w:val="000000"/>
-          <w:sz w:val="24"/>
-        </w:rPr>
-        <w:t xml:space="preserve"> có giá trị). Một phiếu cho một học viên – một lớp: điểm chuyên cần, giữa kỳ, cuối kỳ, điểm tổng kết, xếp loại, Đạt / Không đạt, nhận xét, người duyệt, ngày duyệt. Có tên trung tâm, in một trang A4 (chép khung in của </w:t>
-      </w:r>
-      <w:r>
-        <w:rPr>
-          <w:rFonts w:ascii="Consolas" w:hAnsi="Consolas" w:eastAsia="Consolas" w:cs="Consolas"/>
-          <w:b w:val="0"/>
-          <w:i w:val="0"/>
-          <w:color w:val="000000"/>
-          <w:sz w:val="22"/>
-        </w:rPr>
-        <w:t>HocTap/ChungNhan</w:t>
-      </w:r>
-      <w:r>
-        <w:rPr>
-          <w:rFonts w:ascii="Times New Roman" w:hAnsi="Times New Roman" w:eastAsia="Times New Roman" w:cs="Times New Roman"/>
-          <w:b w:val="0"/>
-          <w:i w:val="0"/>
-          <w:color w:val="000000"/>
-          <w:sz w:val="24"/>
-        </w:rPr>
-        <w:t>). Học viên, phụ huynh, giáo viên chỉ thấy phạm vi của mình.</w:t>
+        <w:t>NGUONG_CANH_BAO_VANG</w:t>
+      </w:r>
+      <w:r>
+        <w:rPr>
+          <w:rFonts w:ascii="Times New Roman" w:hAnsi="Times New Roman" w:eastAsia="Times New Roman" w:cs="Times New Roman"/>
+          <w:b w:val="0"/>
+          <w:i w:val="0"/>
+          <w:color w:val="000000"/>
+          <w:sz w:val="24"/>
+        </w:rPr>
+        <w:t xml:space="preserve"> trong ThamSo thì cảnh báo).</w:t>
       </w:r>
     </w:p>
     <w:p>
@@ -4948,17 +5883,97 @@
           <w:color w:val="000000"/>
           <w:sz w:val="24"/>
         </w:rPr>
-        <w:t>Thử:</w:t>
-      </w:r>
-      <w:r>
-        <w:rPr>
-          <w:rFonts w:ascii="Times New Roman" w:hAnsi="Times New Roman" w:eastAsia="Times New Roman" w:cs="Times New Roman"/>
-          <w:b w:val="0"/>
-          <w:i w:val="0"/>
-          <w:color w:val="000000"/>
-          <w:sz w:val="24"/>
-        </w:rPr>
-        <w:t xml:space="preserve"> hv0412 (3 lớp Đạt), hv0398 (Không đạt), ph0301, gv023; lớp TOE-2611 chưa duyệt thì báo "chưa có kết quả". So bản in với chứng từ mẫu 4.2.4.</w:t>
+        <w:t>Làm:</w:t>
+      </w:r>
+      <w:r>
+        <w:rPr>
+          <w:rFonts w:ascii="Times New Roman" w:hAnsi="Times New Roman" w:eastAsia="Times New Roman" w:cs="Times New Roman"/>
+          <w:b w:val="0"/>
+          <w:i w:val="0"/>
+          <w:color w:val="000000"/>
+          <w:sz w:val="24"/>
+        </w:rPr>
+        <w:t xml:space="preserve"> </w:t>
+      </w:r>
+      <w:r>
+        <w:rPr>
+          <w:rFonts w:ascii="Consolas" w:hAnsi="Consolas" w:eastAsia="Consolas" w:cs="Consolas"/>
+          <w:b w:val="0"/>
+          <w:i w:val="0"/>
+          <w:color w:val="000000"/>
+          <w:sz w:val="22"/>
+        </w:rPr>
+        <w:t>Pages/HocTap/ChuyenCan.cshtml(.cs)</w:t>
+      </w:r>
+      <w:r>
+        <w:rPr>
+          <w:rFonts w:ascii="Times New Roman" w:hAnsi="Times New Roman" w:eastAsia="Times New Roman" w:cs="Times New Roman"/>
+          <w:b w:val="0"/>
+          <w:i w:val="0"/>
+          <w:color w:val="000000"/>
+          <w:sz w:val="24"/>
+        </w:rPr>
+        <w:t xml:space="preserve">, </w:t>
+      </w:r>
+      <w:r>
+        <w:rPr>
+          <w:rFonts w:ascii="Consolas" w:hAnsi="Consolas" w:eastAsia="Consolas" w:cs="Consolas"/>
+          <w:b w:val="0"/>
+          <w:i w:val="0"/>
+          <w:color w:val="000000"/>
+          <w:sz w:val="22"/>
+        </w:rPr>
+        <w:t>ViewData["Ma"] = "R4.1"</w:t>
+      </w:r>
+      <w:r>
+        <w:rPr>
+          <w:rFonts w:ascii="Times New Roman" w:hAnsi="Times New Roman" w:eastAsia="Times New Roman" w:cs="Times New Roman"/>
+          <w:b w:val="0"/>
+          <w:i w:val="0"/>
+          <w:color w:val="000000"/>
+          <w:sz w:val="24"/>
+        </w:rPr>
+        <w:t xml:space="preserve">, </w:t>
+      </w:r>
+      <w:r>
+        <w:rPr>
+          <w:rFonts w:ascii="Consolas" w:hAnsi="Consolas" w:eastAsia="Consolas" w:cs="Consolas"/>
+          <w:b w:val="0"/>
+          <w:i w:val="0"/>
+          <w:color w:val="000000"/>
+          <w:sz w:val="22"/>
+        </w:rPr>
+        <w:t>[Quyen("4.1")]</w:t>
+      </w:r>
+      <w:r>
+        <w:rPr>
+          <w:rFonts w:ascii="Times New Roman" w:hAnsi="Times New Roman" w:eastAsia="Times New Roman" w:cs="Times New Roman"/>
+          <w:b w:val="0"/>
+          <w:i w:val="0"/>
+          <w:color w:val="000000"/>
+          <w:sz w:val="24"/>
+        </w:rPr>
+        <w:t>. Mỗi lớp: tỷ lệ chuyên cần, số buổi có mặt / vắng có phép / vắng không phép, dòng cảnh báo nếu vượt ngưỡng; bấm vào lớp xem từng buổi (ngày, trạng thái, ghi chú). Học viên xem của mình, phụ huynh xem các con, nhân viên có quyền X nhập mã học viên. Không sửa F4.1 (</w:t>
+      </w:r>
+      <w:r>
+        <w:rPr>
+          <w:rFonts w:ascii="Consolas" w:hAnsi="Consolas" w:eastAsia="Consolas" w:cs="Consolas"/>
+          <w:b w:val="0"/>
+          <w:i w:val="0"/>
+          <w:color w:val="000000"/>
+          <w:sz w:val="22"/>
+        </w:rPr>
+        <w:t>DiemDanh</w:t>
+      </w:r>
+      <w:r>
+        <w:rPr>
+          <w:rFonts w:ascii="Times New Roman" w:hAnsi="Times New Roman" w:eastAsia="Times New Roman" w:cs="Times New Roman"/>
+          <w:b w:val="0"/>
+          <w:i w:val="0"/>
+          <w:color w:val="000000"/>
+          <w:sz w:val="24"/>
+        </w:rPr>
+        <w:t xml:space="preserve"> vẫn chặn HV, PH).</w:t>
       </w:r>
     </w:p>
     <w:p>
@@ -4985,33 +6000,37 @@
           <w:color w:val="000000"/>
           <w:sz w:val="24"/>
         </w:rPr>
-        <w:t>Ca kiểm thử:</w:t>
-      </w:r>
-      <w:r>
-        <w:rPr>
-          <w:rFonts w:ascii="Times New Roman" w:hAnsi="Times New Roman" w:eastAsia="Times New Roman" w:cs="Times New Roman"/>
-          <w:b w:val="0"/>
-          <w:i w:val="0"/>
-          <w:color w:val="000000"/>
-          <w:sz w:val="24"/>
-        </w:rPr>
-        <w:t xml:space="preserve"> TC40.</w:t>
-      </w:r>
-    </w:p>
-    <w:p>
-      <w:pPr>
-        <w:pStyle w:val="Heading2"/>
-      </w:pPr>
-      <w:r>
-        <w:t>4. Trần Thu Thủy – báo cáo phân hệ 5.0</w:t>
-      </w:r>
-    </w:p>
-    <w:p>
-      <w:pPr>
-        <w:pStyle w:val="Heading3"/>
-      </w:pPr>
-      <w:r>
-        <w:t>T1. R5.3a Báo cáo tuyển sinh (module 5.3)</w:t>
+        <w:t>Thử:</w:t>
+      </w:r>
+      <w:r>
+        <w:rPr>
+          <w:rFonts w:ascii="Times New Roman" w:hAnsi="Times New Roman" w:eastAsia="Times New Roman" w:cs="Times New Roman"/>
+          <w:b w:val="0"/>
+          <w:i w:val="0"/>
+          <w:color w:val="000000"/>
+          <w:sz w:val="24"/>
+        </w:rPr>
+        <w:t xml:space="preserve"> hv0480 (TOE-2611, 18 buổi đã dạy), ph0320, hv0412 (lớp đã kết thúc); tỷ lệ khớp </w:t>
+      </w:r>
+      <w:r>
+        <w:rPr>
+          <w:rFonts w:ascii="Consolas" w:hAnsi="Consolas" w:eastAsia="Consolas" w:cs="Consolas"/>
+          <w:b w:val="0"/>
+          <w:i w:val="0"/>
+          <w:color w:val="000000"/>
+          <w:sz w:val="22"/>
+        </w:rPr>
+        <w:t>v_ChuyenCan</w:t>
+      </w:r>
+      <w:r>
+        <w:rPr>
+          <w:rFonts w:ascii="Times New Roman" w:hAnsi="Times New Roman" w:eastAsia="Times New Roman" w:cs="Times New Roman"/>
+          <w:b w:val="0"/>
+          <w:i w:val="0"/>
+          <w:color w:val="000000"/>
+          <w:sz w:val="24"/>
+        </w:rPr>
+        <w:t>. Kế toán nv004 bị chặn.</w:t>
       </w:r>
     </w:p>
     <w:p>
@@ -5038,17 +6057,25 @@
           <w:color w:val="000000"/>
           <w:sz w:val="24"/>
         </w:rPr>
-        <w:t>Vì sao:</w:t>
-      </w:r>
-      <w:r>
-        <w:rPr>
-          <w:rFonts w:ascii="Times New Roman" w:hAnsi="Times New Roman" w:eastAsia="Times New Roman" w:cs="Times New Roman"/>
-          <w:b w:val="0"/>
-          <w:i w:val="0"/>
-          <w:color w:val="000000"/>
-          <w:sz w:val="24"/>
-        </w:rPr>
-        <w:t xml:space="preserve"> Giám đốc yêu cầu báo cáo tuyển sinh theo khóa trong phỏng vấn (02_thu_thap mục 6.3); view đã có, chỉ thiếu trang.</w:t>
+        <w:t>Ca kiểm thử:</w:t>
+      </w:r>
+      <w:r>
+        <w:rPr>
+          <w:rFonts w:ascii="Times New Roman" w:hAnsi="Times New Roman" w:eastAsia="Times New Roman" w:cs="Times New Roman"/>
+          <w:b w:val="0"/>
+          <w:i w:val="0"/>
+          <w:color w:val="000000"/>
+          <w:sz w:val="24"/>
+        </w:rPr>
+        <w:t xml:space="preserve"> TC39.</w:t>
+      </w:r>
+    </w:p>
+    <w:p>
+      <w:pPr>
+        <w:pStyle w:val="Heading3"/>
+      </w:pPr>
+      <w:r>
+        <w:t>L2. R4.3b Phiếu báo kết quả học tập (module 4.3)</w:t>
       </w:r>
     </w:p>
     <w:p>
@@ -5105,7 +6132,7 @@
           <w:color w:val="000000"/>
           <w:sz w:val="24"/>
         </w:rPr>
-        <w:t xml:space="preserve"> mục 4 dòng R5.3a: nội bộ, theo kỳ, nguồn </w:t>
+        <w:t xml:space="preserve"> mục 4 dòng R4.3b: bên ngoài, nguồn </w:t>
       </w:r>
       <w:r>
         <w:rPr>
@@ -5115,7 +6142,7 @@
           <w:color w:val="000000"/>
           <w:sz w:val="22"/>
         </w:rPr>
-        <w:t>v_TuyenSinh</w:t>
+        <w:t>KetQua</w:t>
       </w:r>
       <w:r>
         <w:rPr>
@@ -5135,17 +6162,57 @@
           <w:color w:val="000000"/>
           <w:sz w:val="22"/>
         </w:rPr>
-        <w:t>KhoaHoc</w:t>
-      </w:r>
-      <w:r>
-        <w:rPr>
-          <w:rFonts w:ascii="Times New Roman" w:hAnsi="Times New Roman" w:eastAsia="Times New Roman" w:cs="Times New Roman"/>
-          <w:b w:val="0"/>
-          <w:i w:val="0"/>
-          <w:color w:val="000000"/>
-          <w:sz w:val="24"/>
-        </w:rPr>
-        <w:t xml:space="preserve">. Học viên </w:t>
+        <w:t>Diem</w:t>
+      </w:r>
+      <w:r>
+        <w:rPr>
+          <w:rFonts w:ascii="Times New Roman" w:hAnsi="Times New Roman" w:eastAsia="Times New Roman" w:cs="Times New Roman"/>
+          <w:b w:val="0"/>
+          <w:i w:val="0"/>
+          <w:color w:val="000000"/>
+          <w:sz w:val="24"/>
+        </w:rPr>
+        <w:t xml:space="preserve">, </w:t>
+      </w:r>
+      <w:r>
+        <w:rPr>
+          <w:rFonts w:ascii="Consolas" w:hAnsi="Consolas" w:eastAsia="Consolas" w:cs="Consolas"/>
+          <w:b w:val="0"/>
+          <w:i w:val="0"/>
+          <w:color w:val="000000"/>
+          <w:sz w:val="22"/>
+        </w:rPr>
+        <w:t>HocVien</w:t>
+      </w:r>
+      <w:r>
+        <w:rPr>
+          <w:rFonts w:ascii="Times New Roman" w:hAnsi="Times New Roman" w:eastAsia="Times New Roman" w:cs="Times New Roman"/>
+          <w:b w:val="0"/>
+          <w:i w:val="0"/>
+          <w:color w:val="000000"/>
+          <w:sz w:val="24"/>
+        </w:rPr>
+        <w:t xml:space="preserve">, </w:t>
+      </w:r>
+      <w:r>
+        <w:rPr>
+          <w:rFonts w:ascii="Consolas" w:hAnsi="Consolas" w:eastAsia="Consolas" w:cs="Consolas"/>
+          <w:b w:val="0"/>
+          <w:i w:val="0"/>
+          <w:color w:val="000000"/>
+          <w:sz w:val="22"/>
+        </w:rPr>
+        <w:t>LopHoc</w:t>
+      </w:r>
+      <w:r>
+        <w:rPr>
+          <w:rFonts w:ascii="Times New Roman" w:hAnsi="Times New Roman" w:eastAsia="Times New Roman" w:cs="Times New Roman"/>
+          <w:b w:val="0"/>
+          <w:i w:val="0"/>
+          <w:color w:val="000000"/>
+          <w:sz w:val="24"/>
+        </w:rPr>
+        <w:t xml:space="preserve">. Mẫu in phải </w:t>
       </w:r>
       <w:r>
         <w:rPr>
@@ -5155,17 +6222,17 @@
           <w:color w:val="000000"/>
           <w:sz w:val="24"/>
         </w:rPr>
-        <w:t>mới</w:t>
-      </w:r>
-      <w:r>
-        <w:rPr>
-          <w:rFonts w:ascii="Times New Roman" w:hAnsi="Times New Roman" w:eastAsia="Times New Roman" w:cs="Times New Roman"/>
-          <w:b w:val="0"/>
-          <w:i w:val="0"/>
-          <w:color w:val="000000"/>
-          <w:sz w:val="24"/>
-        </w:rPr>
-        <w:t xml:space="preserve"> = đăng ký đầu tiên của học viên (cột </w:t>
+        <w:t>trùng chứng từ mẫu "Bảng điểm lớp"</w:t>
+      </w:r>
+      <w:r>
+        <w:rPr>
+          <w:rFonts w:ascii="Times New Roman" w:hAnsi="Times New Roman" w:eastAsia="Times New Roman" w:cs="Times New Roman"/>
+          <w:b w:val="0"/>
+          <w:i w:val="0"/>
+          <w:color w:val="000000"/>
+          <w:sz w:val="24"/>
+        </w:rPr>
+        <w:t xml:space="preserve"> ở </w:t>
       </w:r>
       <w:r>
         <w:rPr>
@@ -5175,17 +6242,17 @@
           <w:color w:val="000000"/>
           <w:sz w:val="22"/>
         </w:rPr>
-        <w:t>NgayDangKyDau</w:t>
-      </w:r>
-      <w:r>
-        <w:rPr>
-          <w:rFonts w:ascii="Times New Roman" w:hAnsi="Times New Roman" w:eastAsia="Times New Roman" w:cs="Times New Roman"/>
-          <w:b w:val="0"/>
-          <w:i w:val="0"/>
-          <w:color w:val="000000"/>
-          <w:sz w:val="24"/>
-        </w:rPr>
-        <w:t xml:space="preserve">, </w:t>
+        <w:t>phan_tich/02_thu_thap.md</w:t>
+      </w:r>
+      <w:r>
+        <w:rPr>
+          <w:rFonts w:ascii="Times New Roman" w:hAnsi="Times New Roman" w:eastAsia="Times New Roman" w:cs="Times New Roman"/>
+          <w:b w:val="0"/>
+          <w:i w:val="0"/>
+          <w:color w:val="000000"/>
+          <w:sz w:val="24"/>
+        </w:rPr>
+        <w:t xml:space="preserve"> mục 4.2.4 (yêu cầu kiểm thử chấp nhận ở </w:t>
       </w:r>
       <w:r>
         <w:rPr>
@@ -5195,57 +6262,17 @@
           <w:color w:val="000000"/>
           <w:sz w:val="22"/>
         </w:rPr>
-        <w:t>Nam</w:t>
-      </w:r>
-      <w:r>
-        <w:rPr>
-          <w:rFonts w:ascii="Times New Roman" w:hAnsi="Times New Roman" w:eastAsia="Times New Roman" w:cs="Times New Roman"/>
-          <w:b w:val="0"/>
-          <w:i w:val="0"/>
-          <w:color w:val="000000"/>
-          <w:sz w:val="24"/>
-        </w:rPr>
-        <w:t xml:space="preserve">, </w:t>
-      </w:r>
-      <w:r>
-        <w:rPr>
-          <w:rFonts w:ascii="Consolas" w:hAnsi="Consolas" w:eastAsia="Consolas" w:cs="Consolas"/>
-          <w:b w:val="0"/>
-          <w:i w:val="0"/>
-          <w:color w:val="000000"/>
-          <w:sz w:val="22"/>
-        </w:rPr>
-        <w:t>Thang</w:t>
-      </w:r>
-      <w:r>
-        <w:rPr>
-          <w:rFonts w:ascii="Times New Roman" w:hAnsi="Times New Roman" w:eastAsia="Times New Roman" w:cs="Times New Roman"/>
-          <w:b w:val="0"/>
-          <w:i w:val="0"/>
-          <w:color w:val="000000"/>
-          <w:sz w:val="24"/>
-        </w:rPr>
-        <w:t xml:space="preserve">, </w:t>
-      </w:r>
-      <w:r>
-        <w:rPr>
-          <w:rFonts w:ascii="Consolas" w:hAnsi="Consolas" w:eastAsia="Consolas" w:cs="Consolas"/>
-          <w:b w:val="0"/>
-          <w:i w:val="0"/>
-          <w:color w:val="000000"/>
-          <w:sz w:val="22"/>
-        </w:rPr>
-        <w:t>MaKH</w:t>
-      </w:r>
-      <w:r>
-        <w:rPr>
-          <w:rFonts w:ascii="Times New Roman" w:hAnsi="Times New Roman" w:eastAsia="Times New Roman" w:cs="Times New Roman"/>
-          <w:b w:val="0"/>
-          <w:i w:val="0"/>
-          <w:color w:val="000000"/>
-          <w:sz w:val="24"/>
-        </w:rPr>
-        <w:t xml:space="preserve"> của view).</w:t>
+        <w:t>06_giao_dien.md</w:t>
+      </w:r>
+      <w:r>
+        <w:rPr>
+          <w:rFonts w:ascii="Times New Roman" w:hAnsi="Times New Roman" w:eastAsia="Times New Roman" w:cs="Times New Roman"/>
+          <w:b w:val="0"/>
+          <w:i w:val="0"/>
+          <w:color w:val="000000"/>
+          <w:sz w:val="24"/>
+        </w:rPr>
+        <w:t xml:space="preserve"> mục 7).</w:t>
       </w:r>
     </w:p>
     <w:p>
@@ -5292,7 +6319,7 @@
           <w:color w:val="000000"/>
           <w:sz w:val="22"/>
         </w:rPr>
-        <w:t>Pages/BaoCao/TuyenSinh.cshtml(.cs)</w:t>
+        <w:t>Pages/HocTap/PhieuBaoKetQua.cshtml(.cs)</w:t>
       </w:r>
       <w:r>
         <w:rPr>
@@ -5312,7 +6339,7 @@
           <w:color w:val="000000"/>
           <w:sz w:val="22"/>
         </w:rPr>
-        <w:t>ViewData["Ma"] = "F5.3, R5.3a"</w:t>
+        <w:t>ViewData["Ma"] = "R4.3b"</w:t>
       </w:r>
       <w:r>
         <w:rPr>
@@ -5332,17 +6359,17 @@
           <w:color w:val="000000"/>
           <w:sz w:val="22"/>
         </w:rPr>
-        <w:t>[Quyen("5.3")]</w:t>
-      </w:r>
-      <w:r>
-        <w:rPr>
-          <w:rFonts w:ascii="Times New Roman" w:hAnsi="Times New Roman" w:eastAsia="Times New Roman" w:cs="Times New Roman"/>
-          <w:b w:val="0"/>
-          <w:i w:val="0"/>
-          <w:color w:val="000000"/>
-          <w:sz w:val="24"/>
-        </w:rPr>
-        <w:t xml:space="preserve">. Chọn từ ngày – đến ngày; bảng học viên mới theo tháng × khóa học, dòng tổng; </w:t>
+        <w:t>[Quyen("4.3")]</w:t>
+      </w:r>
+      <w:r>
+        <w:rPr>
+          <w:rFonts w:ascii="Times New Roman" w:hAnsi="Times New Roman" w:eastAsia="Times New Roman" w:cs="Times New Roman"/>
+          <w:b w:val="0"/>
+          <w:i w:val="0"/>
+          <w:color w:val="000000"/>
+          <w:sz w:val="24"/>
+        </w:rPr>
+        <w:t xml:space="preserve">. Chỉ lấy kết quả </w:t>
       </w:r>
       <w:r>
         <w:rPr>
@@ -5352,17 +6379,17 @@
           <w:color w:val="000000"/>
           <w:sz w:val="24"/>
         </w:rPr>
-        <w:t>so với kỳ trước cùng độ dài</w:t>
-      </w:r>
-      <w:r>
-        <w:rPr>
-          <w:rFonts w:ascii="Times New Roman" w:hAnsi="Times New Roman" w:eastAsia="Times New Roman" w:cs="Times New Roman"/>
-          <w:b w:val="0"/>
-          <w:i w:val="0"/>
-          <w:color w:val="000000"/>
-          <w:sz w:val="24"/>
-        </w:rPr>
-        <w:t xml:space="preserve"> (chép cách tính </w:t>
+        <w:t>đã duyệt</w:t>
+      </w:r>
+      <w:r>
+        <w:rPr>
+          <w:rFonts w:ascii="Times New Roman" w:hAnsi="Times New Roman" w:eastAsia="Times New Roman" w:cs="Times New Roman"/>
+          <w:b w:val="0"/>
+          <w:i w:val="0"/>
+          <w:color w:val="000000"/>
+          <w:sz w:val="24"/>
+        </w:rPr>
+        <w:t xml:space="preserve"> (</w:t>
       </w:r>
       <w:r>
         <w:rPr>
@@ -5372,17 +6399,17 @@
           <w:color w:val="000000"/>
           <w:sz w:val="22"/>
         </w:rPr>
-        <w:t>KyTruoc</w:t>
-      </w:r>
-      <w:r>
-        <w:rPr>
-          <w:rFonts w:ascii="Times New Roman" w:hAnsi="Times New Roman" w:eastAsia="Times New Roman" w:cs="Times New Roman"/>
-          <w:b w:val="0"/>
-          <w:i w:val="0"/>
-          <w:color w:val="000000"/>
-          <w:sz w:val="24"/>
-        </w:rPr>
-        <w:t xml:space="preserve"> của </w:t>
+        <w:t>NgayDuyet</w:t>
+      </w:r>
+      <w:r>
+        <w:rPr>
+          <w:rFonts w:ascii="Times New Roman" w:hAnsi="Times New Roman" w:eastAsia="Times New Roman" w:cs="Times New Roman"/>
+          <w:b w:val="0"/>
+          <w:i w:val="0"/>
+          <w:color w:val="000000"/>
+          <w:sz w:val="24"/>
+        </w:rPr>
+        <w:t xml:space="preserve"> có giá trị). Một phiếu cho một học viên – một lớp: điểm chuyên cần, giữa kỳ, cuối kỳ, điểm tổng kết, xếp loại, Đạt / Không đạt, nhận xét, người duyệt, ngày duyệt. Có tên trung tâm, in một trang A4 (chép khung in của </w:t>
       </w:r>
       <w:r>
         <w:rPr>
@@ -5392,17 +6419,17 @@
           <w:color w:val="000000"/>
           <w:sz w:val="22"/>
         </w:rPr>
-        <w:t>BaoCao/HocTap.cshtml.cs</w:t>
-      </w:r>
-      <w:r>
-        <w:rPr>
-          <w:rFonts w:ascii="Times New Roman" w:hAnsi="Times New Roman" w:eastAsia="Times New Roman" w:cs="Times New Roman"/>
-          <w:b w:val="0"/>
-          <w:i w:val="0"/>
-          <w:color w:val="000000"/>
-          <w:sz w:val="24"/>
-        </w:rPr>
-        <w:t>); "lập lúc …"; xuất Excel, in.</w:t>
+        <w:t>HocTap/ChungNhan</w:t>
+      </w:r>
+      <w:r>
+        <w:rPr>
+          <w:rFonts w:ascii="Times New Roman" w:hAnsi="Times New Roman" w:eastAsia="Times New Roman" w:cs="Times New Roman"/>
+          <w:b w:val="0"/>
+          <w:i w:val="0"/>
+          <w:color w:val="000000"/>
+          <w:sz w:val="24"/>
+        </w:rPr>
+        <w:t>). Học viên, phụ huynh, giáo viên chỉ thấy phạm vi của mình.</w:t>
       </w:r>
     </w:p>
     <w:p>
@@ -5439,27 +6466,7 @@
           <w:color w:val="000000"/>
           <w:sz w:val="24"/>
         </w:rPr>
-        <w:t xml:space="preserve"> nv001, nv002, nv005 xem được; nv004, gv023, hv0412 bị chặn. Tổng khớp </w:t>
-      </w:r>
-      <w:r>
-        <w:rPr>
-          <w:rFonts w:ascii="Consolas" w:hAnsi="Consolas" w:eastAsia="Consolas" w:cs="Consolas"/>
-          <w:b w:val="0"/>
-          <w:i w:val="0"/>
-          <w:color w:val="000000"/>
-          <w:sz w:val="22"/>
-        </w:rPr>
-        <w:t>SELECT COUNT(*) FROM v_TuyenSinh WHERE NgayDangKyDau BETWEEN … AND …</w:t>
-      </w:r>
-      <w:r>
-        <w:rPr>
-          <w:rFonts w:ascii="Times New Roman" w:hAnsi="Times New Roman" w:eastAsia="Times New Roman" w:cs="Times New Roman"/>
-          <w:b w:val="0"/>
-          <w:i w:val="0"/>
-          <w:color w:val="000000"/>
-          <w:sz w:val="24"/>
-        </w:rPr>
-        <w:t>.</w:t>
+        <w:t xml:space="preserve"> hv0412 (3 lớp Đạt), hv0398 (Không đạt), ph0301, gv023; lớp TOE-2611 chưa duyệt thì báo "chưa có kết quả". So bản in với chứng từ mẫu 4.2.4.</w:t>
       </w:r>
     </w:p>
     <w:p>
@@ -5496,7 +6503,101 @@
           <w:color w:val="000000"/>
           <w:sz w:val="24"/>
         </w:rPr>
-        <w:t xml:space="preserve"> TC41.</w:t>
+        <w:t xml:space="preserve"> TC40.</w:t>
+      </w:r>
+    </w:p>
+    <w:p>
+      <w:pPr>
+        <w:pStyle w:val="Heading2"/>
+      </w:pPr>
+      <w:r>
+        <w:t>4. Trần Thu Thủy – báo cáo phân hệ 5.0</w:t>
+      </w:r>
+    </w:p>
+    <w:p>
+      <w:pPr>
+        <w:spacing w:after="120"/>
+        <w:jc w:val="both"/>
+      </w:pPr>
+      <w:r>
+        <w:rPr>
+          <w:rFonts w:ascii="Times New Roman" w:hAnsi="Times New Roman" w:eastAsia="Times New Roman" w:cs="Times New Roman"/>
+          <w:b/>
+          <w:i w:val="0"/>
+          <w:color w:val="000000"/>
+          <w:sz w:val="24"/>
+        </w:rPr>
+        <w:t>Trạng thái 16/10:</w:t>
+      </w:r>
+      <w:r>
+        <w:rPr>
+          <w:rFonts w:ascii="Times New Roman" w:hAnsi="Times New Roman" w:eastAsia="Times New Roman" w:cs="Times New Roman"/>
+          <w:b w:val="0"/>
+          <w:i w:val="0"/>
+          <w:color w:val="000000"/>
+          <w:sz w:val="24"/>
+        </w:rPr>
+        <w:t xml:space="preserve"> T1, T2 chưa có commit trên GitHub; lỗi của T2 vẫn còn (</w:t>
+      </w:r>
+      <w:r>
+        <w:rPr>
+          <w:rFonts w:ascii="Consolas" w:hAnsi="Consolas" w:eastAsia="Consolas" w:cs="Consolas"/>
+          <w:b w:val="0"/>
+          <w:i w:val="0"/>
+          <w:color w:val="000000"/>
+          <w:sz w:val="22"/>
+        </w:rPr>
+        <w:t>Pages/BaoCao/HocTap.cshtml.cs</w:t>
+      </w:r>
+      <w:r>
+        <w:rPr>
+          <w:rFonts w:ascii="Times New Roman" w:hAnsi="Times New Roman" w:eastAsia="Times New Roman" w:cs="Times New Roman"/>
+          <w:b w:val="0"/>
+          <w:i w:val="0"/>
+          <w:color w:val="000000"/>
+          <w:sz w:val="24"/>
+        </w:rPr>
+        <w:t xml:space="preserve"> dòng 40 vẫn đếm từ </w:t>
+      </w:r>
+      <w:r>
+        <w:rPr>
+          <w:rFonts w:ascii="Consolas" w:hAnsi="Consolas" w:eastAsia="Consolas" w:cs="Consolas"/>
+          <w:b w:val="0"/>
+          <w:i w:val="0"/>
+          <w:color w:val="000000"/>
+          <w:sz w:val="22"/>
+        </w:rPr>
+        <w:t>v_GiangDay</w:t>
+      </w:r>
+      <w:r>
+        <w:rPr>
+          <w:rFonts w:ascii="Times New Roman" w:hAnsi="Times New Roman" w:eastAsia="Times New Roman" w:cs="Times New Roman"/>
+          <w:b w:val="0"/>
+          <w:i w:val="0"/>
+          <w:color w:val="000000"/>
+          <w:sz w:val="24"/>
+        </w:rPr>
+        <w:t xml:space="preserve">). Hạn mở pull request: </w:t>
+      </w:r>
+      <w:r>
+        <w:rPr>
+          <w:rFonts w:ascii="Times New Roman" w:hAnsi="Times New Roman" w:eastAsia="Times New Roman" w:cs="Times New Roman"/>
+          <w:b/>
+          <w:i w:val="0"/>
+          <w:color w:val="000000"/>
+          <w:sz w:val="24"/>
+        </w:rPr>
+        <w:t>T4 21/10</w:t>
+      </w:r>
+      <w:r>
+        <w:rPr>
+          <w:rFonts w:ascii="Times New Roman" w:hAnsi="Times New Roman" w:eastAsia="Times New Roman" w:cs="Times New Roman"/>
+          <w:b w:val="0"/>
+          <w:i w:val="0"/>
+          <w:color w:val="000000"/>
+          <w:sz w:val="24"/>
+        </w:rPr>
+        <w:t>.</w:t>
       </w:r>
     </w:p>
     <w:p>
@@ -5504,7 +6605,7 @@
         <w:pStyle w:val="Heading3"/>
       </w:pPr>
       <w:r>
-        <w:t>T2. Sửa R5.4b: đếm buổi dạy theo ngày, thêm xuất Excel</w:t>
+        <w:t>T1. R5.3a Báo cáo tuyển sinh (module 5.3)</w:t>
       </w:r>
     </w:p>
     <w:p>
@@ -5531,77 +6632,17 @@
           <w:color w:val="000000"/>
           <w:sz w:val="24"/>
         </w:rPr>
-        <w:t>Lỗi:</w:t>
-      </w:r>
-      <w:r>
-        <w:rPr>
-          <w:rFonts w:ascii="Times New Roman" w:hAnsi="Times New Roman" w:eastAsia="Times New Roman" w:cs="Times New Roman"/>
-          <w:b w:val="0"/>
-          <w:i w:val="0"/>
-          <w:color w:val="000000"/>
-          <w:sz w:val="24"/>
-        </w:rPr>
-        <w:t xml:space="preserve"> </w:t>
-      </w:r>
-      <w:r>
-        <w:rPr>
-          <w:rFonts w:ascii="Consolas" w:hAnsi="Consolas" w:eastAsia="Consolas" w:cs="Consolas"/>
-          <w:b w:val="0"/>
-          <w:i w:val="0"/>
-          <w:color w:val="000000"/>
-          <w:sz w:val="22"/>
-        </w:rPr>
-        <w:t>Pages/BaoCao/HocTap.cshtml.cs</w:t>
-      </w:r>
-      <w:r>
-        <w:rPr>
-          <w:rFonts w:ascii="Times New Roman" w:hAnsi="Times New Roman" w:eastAsia="Times New Roman" w:cs="Times New Roman"/>
-          <w:b w:val="0"/>
-          <w:i w:val="0"/>
-          <w:color w:val="000000"/>
-          <w:sz w:val="24"/>
-        </w:rPr>
-        <w:t xml:space="preserve"> đếm "Buổi đã dạy trong kỳ" từ </w:t>
-      </w:r>
-      <w:r>
-        <w:rPr>
-          <w:rFonts w:ascii="Consolas" w:hAnsi="Consolas" w:eastAsia="Consolas" w:cs="Consolas"/>
-          <w:b w:val="0"/>
-          <w:i w:val="0"/>
-          <w:color w:val="000000"/>
-          <w:sz w:val="22"/>
-        </w:rPr>
-        <w:t>v_GiangDay</w:t>
-      </w:r>
-      <w:r>
-        <w:rPr>
-          <w:rFonts w:ascii="Times New Roman" w:hAnsi="Times New Roman" w:eastAsia="Times New Roman" w:cs="Times New Roman"/>
-          <w:b w:val="0"/>
-          <w:i w:val="0"/>
-          <w:color w:val="000000"/>
-          <w:sz w:val="24"/>
-        </w:rPr>
-        <w:t xml:space="preserve"> (gom theo </w:t>
-      </w:r>
-      <w:r>
-        <w:rPr>
-          <w:rFonts w:ascii="Times New Roman" w:hAnsi="Times New Roman" w:eastAsia="Times New Roman" w:cs="Times New Roman"/>
-          <w:b/>
-          <w:i w:val="0"/>
-          <w:color w:val="000000"/>
-          <w:sz w:val="24"/>
-        </w:rPr>
-        <w:t>tháng</w:t>
-      </w:r>
-      <w:r>
-        <w:rPr>
-          <w:rFonts w:ascii="Times New Roman" w:hAnsi="Times New Roman" w:eastAsia="Times New Roman" w:cs="Times New Roman"/>
-          <w:b w:val="0"/>
-          <w:i w:val="0"/>
-          <w:color w:val="000000"/>
-          <w:sz w:val="24"/>
-        </w:rPr>
-        <w:t>), nên chọn kỳ 15/07 – 31/12 vẫn đếm cả các buổi 01 – 14/07.</w:t>
+        <w:t>Vì sao:</w:t>
+      </w:r>
+      <w:r>
+        <w:rPr>
+          <w:rFonts w:ascii="Times New Roman" w:hAnsi="Times New Roman" w:eastAsia="Times New Roman" w:cs="Times New Roman"/>
+          <w:b w:val="0"/>
+          <w:i w:val="0"/>
+          <w:color w:val="000000"/>
+          <w:sz w:val="24"/>
+        </w:rPr>
+        <w:t xml:space="preserve"> Giám đốc yêu cầu báo cáo tuyển sinh theo khóa trong phỏng vấn (02_thu_thap mục 6.3); view đã có, chỉ thiếu trang.</w:t>
       </w:r>
     </w:p>
     <w:p>
@@ -5628,17 +6669,17 @@
           <w:color w:val="000000"/>
           <w:sz w:val="24"/>
         </w:rPr>
-        <w:t>Sửa:</w:t>
-      </w:r>
-      <w:r>
-        <w:rPr>
-          <w:rFonts w:ascii="Times New Roman" w:hAnsi="Times New Roman" w:eastAsia="Times New Roman" w:cs="Times New Roman"/>
-          <w:b w:val="0"/>
-          <w:i w:val="0"/>
-          <w:color w:val="000000"/>
-          <w:sz w:val="24"/>
-        </w:rPr>
-        <w:t xml:space="preserve"> đếm thẳng từ </w:t>
+        <w:t>Đặc tả:</w:t>
+      </w:r>
+      <w:r>
+        <w:rPr>
+          <w:rFonts w:ascii="Times New Roman" w:hAnsi="Times New Roman" w:eastAsia="Times New Roman" w:cs="Times New Roman"/>
+          <w:b w:val="0"/>
+          <w:i w:val="0"/>
+          <w:color w:val="000000"/>
+          <w:sz w:val="24"/>
+        </w:rPr>
+        <w:t xml:space="preserve"> </w:t>
       </w:r>
       <w:r>
         <w:rPr>
@@ -5648,17 +6689,17 @@
           <w:color w:val="000000"/>
           <w:sz w:val="22"/>
         </w:rPr>
-        <w:t>BuoiHoc</w:t>
-      </w:r>
-      <w:r>
-        <w:rPr>
-          <w:rFonts w:ascii="Times New Roman" w:hAnsi="Times New Roman" w:eastAsia="Times New Roman" w:cs="Times New Roman"/>
-          <w:b w:val="0"/>
-          <w:i w:val="0"/>
-          <w:color w:val="000000"/>
-          <w:sz w:val="24"/>
-        </w:rPr>
-        <w:t xml:space="preserve"> với </w:t>
+        <w:t>06_giao_dien.md</w:t>
+      </w:r>
+      <w:r>
+        <w:rPr>
+          <w:rFonts w:ascii="Times New Roman" w:hAnsi="Times New Roman" w:eastAsia="Times New Roman" w:cs="Times New Roman"/>
+          <w:b w:val="0"/>
+          <w:i w:val="0"/>
+          <w:color w:val="000000"/>
+          <w:sz w:val="24"/>
+        </w:rPr>
+        <w:t xml:space="preserve"> mục 4 dòng R5.3a: nội bộ, theo kỳ, nguồn </w:t>
       </w:r>
       <w:r>
         <w:rPr>
@@ -5668,17 +6709,17 @@
           <w:color w:val="000000"/>
           <w:sz w:val="22"/>
         </w:rPr>
-        <w:t>TrangThai = "Đã dạy"</w:t>
-      </w:r>
-      <w:r>
-        <w:rPr>
-          <w:rFonts w:ascii="Times New Roman" w:hAnsi="Times New Roman" w:eastAsia="Times New Roman" w:cs="Times New Roman"/>
-          <w:b w:val="0"/>
-          <w:i w:val="0"/>
-          <w:color w:val="000000"/>
-          <w:sz w:val="24"/>
-        </w:rPr>
-        <w:t xml:space="preserve"> và </w:t>
+        <w:t>v_TuyenSinh</w:t>
+      </w:r>
+      <w:r>
+        <w:rPr>
+          <w:rFonts w:ascii="Times New Roman" w:hAnsi="Times New Roman" w:eastAsia="Times New Roman" w:cs="Times New Roman"/>
+          <w:b w:val="0"/>
+          <w:i w:val="0"/>
+          <w:color w:val="000000"/>
+          <w:sz w:val="24"/>
+        </w:rPr>
+        <w:t xml:space="preserve">, </w:t>
       </w:r>
       <w:r>
         <w:rPr>
@@ -5688,17 +6729,37 @@
           <w:color w:val="000000"/>
           <w:sz w:val="22"/>
         </w:rPr>
-        <w:t>Ngay</w:t>
-      </w:r>
-      <w:r>
-        <w:rPr>
-          <w:rFonts w:ascii="Times New Roman" w:hAnsi="Times New Roman" w:eastAsia="Times New Roman" w:cs="Times New Roman"/>
-          <w:b w:val="0"/>
-          <w:i w:val="0"/>
-          <w:color w:val="000000"/>
-          <w:sz w:val="24"/>
-        </w:rPr>
-        <w:t xml:space="preserve"> trong kỳ, gom theo </w:t>
+        <w:t>KhoaHoc</w:t>
+      </w:r>
+      <w:r>
+        <w:rPr>
+          <w:rFonts w:ascii="Times New Roman" w:hAnsi="Times New Roman" w:eastAsia="Times New Roman" w:cs="Times New Roman"/>
+          <w:b w:val="0"/>
+          <w:i w:val="0"/>
+          <w:color w:val="000000"/>
+          <w:sz w:val="24"/>
+        </w:rPr>
+        <w:t xml:space="preserve">. Học viên </w:t>
+      </w:r>
+      <w:r>
+        <w:rPr>
+          <w:rFonts w:ascii="Times New Roman" w:hAnsi="Times New Roman" w:eastAsia="Times New Roman" w:cs="Times New Roman"/>
+          <w:b/>
+          <w:i w:val="0"/>
+          <w:color w:val="000000"/>
+          <w:sz w:val="24"/>
+        </w:rPr>
+        <w:t>mới</w:t>
+      </w:r>
+      <w:r>
+        <w:rPr>
+          <w:rFonts w:ascii="Times New Roman" w:hAnsi="Times New Roman" w:eastAsia="Times New Roman" w:cs="Times New Roman"/>
+          <w:b w:val="0"/>
+          <w:i w:val="0"/>
+          <w:color w:val="000000"/>
+          <w:sz w:val="24"/>
+        </w:rPr>
+        <w:t xml:space="preserve"> = đăng ký đầu tiên của học viên (cột </w:t>
       </w:r>
       <w:r>
         <w:rPr>
@@ -5708,17 +6769,17 @@
           <w:color w:val="000000"/>
           <w:sz w:val="22"/>
         </w:rPr>
-        <w:t>MaGV</w:t>
-      </w:r>
-      <w:r>
-        <w:rPr>
-          <w:rFonts w:ascii="Times New Roman" w:hAnsi="Times New Roman" w:eastAsia="Times New Roman" w:cs="Times New Roman"/>
-          <w:b w:val="0"/>
-          <w:i w:val="0"/>
-          <w:color w:val="000000"/>
-          <w:sz w:val="24"/>
-        </w:rPr>
-        <w:t xml:space="preserve"> (lấy họ tên từ </w:t>
+        <w:t>NgayDangKyDau</w:t>
+      </w:r>
+      <w:r>
+        <w:rPr>
+          <w:rFonts w:ascii="Times New Roman" w:hAnsi="Times New Roman" w:eastAsia="Times New Roman" w:cs="Times New Roman"/>
+          <w:b w:val="0"/>
+          <w:i w:val="0"/>
+          <w:color w:val="000000"/>
+          <w:sz w:val="24"/>
+        </w:rPr>
+        <w:t xml:space="preserve">, </w:t>
       </w:r>
       <w:r>
         <w:rPr>
@@ -5728,17 +6789,17 @@
           <w:color w:val="000000"/>
           <w:sz w:val="22"/>
         </w:rPr>
-        <w:t>GiaoVien</w:t>
-      </w:r>
-      <w:r>
-        <w:rPr>
-          <w:rFonts w:ascii="Times New Roman" w:hAnsi="Times New Roman" w:eastAsia="Times New Roman" w:cs="Times New Roman"/>
-          <w:b w:val="0"/>
-          <w:i w:val="0"/>
-          <w:color w:val="000000"/>
-          <w:sz w:val="24"/>
-        </w:rPr>
-        <w:t xml:space="preserve">). Thêm xuất Excel cho bảng R5.4b (hiện chỉ R5.4a xuất được), ví dụ </w:t>
+        <w:t>Nam</w:t>
+      </w:r>
+      <w:r>
+        <w:rPr>
+          <w:rFonts w:ascii="Times New Roman" w:hAnsi="Times New Roman" w:eastAsia="Times New Roman" w:cs="Times New Roman"/>
+          <w:b w:val="0"/>
+          <w:i w:val="0"/>
+          <w:color w:val="000000"/>
+          <w:sz w:val="24"/>
+        </w:rPr>
+        <w:t xml:space="preserve">, </w:t>
       </w:r>
       <w:r>
         <w:rPr>
@@ -5748,17 +6809,37 @@
           <w:color w:val="000000"/>
           <w:sz w:val="22"/>
         </w:rPr>
-        <w:t>?xuat=excel-gv</w:t>
-      </w:r>
-      <w:r>
-        <w:rPr>
-          <w:rFonts w:ascii="Times New Roman" w:hAnsi="Times New Roman" w:eastAsia="Times New Roman" w:cs="Times New Roman"/>
-          <w:b w:val="0"/>
-          <w:i w:val="0"/>
-          <w:color w:val="000000"/>
-          <w:sz w:val="24"/>
-        </w:rPr>
-        <w:t>.</w:t>
+        <w:t>Thang</w:t>
+      </w:r>
+      <w:r>
+        <w:rPr>
+          <w:rFonts w:ascii="Times New Roman" w:hAnsi="Times New Roman" w:eastAsia="Times New Roman" w:cs="Times New Roman"/>
+          <w:b w:val="0"/>
+          <w:i w:val="0"/>
+          <w:color w:val="000000"/>
+          <w:sz w:val="24"/>
+        </w:rPr>
+        <w:t xml:space="preserve">, </w:t>
+      </w:r>
+      <w:r>
+        <w:rPr>
+          <w:rFonts w:ascii="Consolas" w:hAnsi="Consolas" w:eastAsia="Consolas" w:cs="Consolas"/>
+          <w:b w:val="0"/>
+          <w:i w:val="0"/>
+          <w:color w:val="000000"/>
+          <w:sz w:val="22"/>
+        </w:rPr>
+        <w:t>MaKH</w:t>
+      </w:r>
+      <w:r>
+        <w:rPr>
+          <w:rFonts w:ascii="Times New Roman" w:hAnsi="Times New Roman" w:eastAsia="Times New Roman" w:cs="Times New Roman"/>
+          <w:b w:val="0"/>
+          <w:i w:val="0"/>
+          <w:color w:val="000000"/>
+          <w:sz w:val="24"/>
+        </w:rPr>
+        <w:t xml:space="preserve"> của view).</w:t>
       </w:r>
     </w:p>
     <w:p>
@@ -5785,17 +6866,17 @@
           <w:color w:val="000000"/>
           <w:sz w:val="24"/>
         </w:rPr>
-        <w:t>Thử:</w:t>
-      </w:r>
-      <w:r>
-        <w:rPr>
-          <w:rFonts w:ascii="Times New Roman" w:hAnsi="Times New Roman" w:eastAsia="Times New Roman" w:cs="Times New Roman"/>
-          <w:b w:val="0"/>
-          <w:i w:val="0"/>
-          <w:color w:val="000000"/>
-          <w:sz w:val="24"/>
-        </w:rPr>
-        <w:t xml:space="preserve"> kỳ 15/07/2026 – 31/12/2026, so số buổi của 1 giáo viên với </w:t>
+        <w:t>Làm:</w:t>
+      </w:r>
+      <w:r>
+        <w:rPr>
+          <w:rFonts w:ascii="Times New Roman" w:hAnsi="Times New Roman" w:eastAsia="Times New Roman" w:cs="Times New Roman"/>
+          <w:b w:val="0"/>
+          <w:i w:val="0"/>
+          <w:color w:val="000000"/>
+          <w:sz w:val="24"/>
+        </w:rPr>
+        <w:t xml:space="preserve"> </w:t>
       </w:r>
       <w:r>
         <w:rPr>
@@ -5805,17 +6886,117 @@
           <w:color w:val="000000"/>
           <w:sz w:val="22"/>
         </w:rPr>
-        <w:t>SELECT COUNT(*) FROM BuoiHoc WHERE MaGV = … AND TrangThai = N'Đã dạy' AND Ngay BETWEEN …</w:t>
-      </w:r>
-      <w:r>
-        <w:rPr>
-          <w:rFonts w:ascii="Times New Roman" w:hAnsi="Times New Roman" w:eastAsia="Times New Roman" w:cs="Times New Roman"/>
-          <w:b w:val="0"/>
-          <w:i w:val="0"/>
-          <w:color w:val="000000"/>
-          <w:sz w:val="24"/>
-        </w:rPr>
-        <w:t>.</w:t>
+        <w:t>Pages/BaoCao/TuyenSinh.cshtml(.cs)</w:t>
+      </w:r>
+      <w:r>
+        <w:rPr>
+          <w:rFonts w:ascii="Times New Roman" w:hAnsi="Times New Roman" w:eastAsia="Times New Roman" w:cs="Times New Roman"/>
+          <w:b w:val="0"/>
+          <w:i w:val="0"/>
+          <w:color w:val="000000"/>
+          <w:sz w:val="24"/>
+        </w:rPr>
+        <w:t xml:space="preserve">, </w:t>
+      </w:r>
+      <w:r>
+        <w:rPr>
+          <w:rFonts w:ascii="Consolas" w:hAnsi="Consolas" w:eastAsia="Consolas" w:cs="Consolas"/>
+          <w:b w:val="0"/>
+          <w:i w:val="0"/>
+          <w:color w:val="000000"/>
+          <w:sz w:val="22"/>
+        </w:rPr>
+        <w:t>ViewData["Ma"] = "F5.3, R5.3a"</w:t>
+      </w:r>
+      <w:r>
+        <w:rPr>
+          <w:rFonts w:ascii="Times New Roman" w:hAnsi="Times New Roman" w:eastAsia="Times New Roman" w:cs="Times New Roman"/>
+          <w:b w:val="0"/>
+          <w:i w:val="0"/>
+          <w:color w:val="000000"/>
+          <w:sz w:val="24"/>
+        </w:rPr>
+        <w:t xml:space="preserve">, </w:t>
+      </w:r>
+      <w:r>
+        <w:rPr>
+          <w:rFonts w:ascii="Consolas" w:hAnsi="Consolas" w:eastAsia="Consolas" w:cs="Consolas"/>
+          <w:b w:val="0"/>
+          <w:i w:val="0"/>
+          <w:color w:val="000000"/>
+          <w:sz w:val="22"/>
+        </w:rPr>
+        <w:t>[Quyen("5.3")]</w:t>
+      </w:r>
+      <w:r>
+        <w:rPr>
+          <w:rFonts w:ascii="Times New Roman" w:hAnsi="Times New Roman" w:eastAsia="Times New Roman" w:cs="Times New Roman"/>
+          <w:b w:val="0"/>
+          <w:i w:val="0"/>
+          <w:color w:val="000000"/>
+          <w:sz w:val="24"/>
+        </w:rPr>
+        <w:t xml:space="preserve">. Chọn từ ngày – đến ngày; bảng học viên mới theo tháng × khóa học, dòng tổng; </w:t>
+      </w:r>
+      <w:r>
+        <w:rPr>
+          <w:rFonts w:ascii="Times New Roman" w:hAnsi="Times New Roman" w:eastAsia="Times New Roman" w:cs="Times New Roman"/>
+          <w:b/>
+          <w:i w:val="0"/>
+          <w:color w:val="000000"/>
+          <w:sz w:val="24"/>
+        </w:rPr>
+        <w:t>so với kỳ trước cùng độ dài</w:t>
+      </w:r>
+      <w:r>
+        <w:rPr>
+          <w:rFonts w:ascii="Times New Roman" w:hAnsi="Times New Roman" w:eastAsia="Times New Roman" w:cs="Times New Roman"/>
+          <w:b w:val="0"/>
+          <w:i w:val="0"/>
+          <w:color w:val="000000"/>
+          <w:sz w:val="24"/>
+        </w:rPr>
+        <w:t xml:space="preserve"> (chép cách tính </w:t>
+      </w:r>
+      <w:r>
+        <w:rPr>
+          <w:rFonts w:ascii="Consolas" w:hAnsi="Consolas" w:eastAsia="Consolas" w:cs="Consolas"/>
+          <w:b w:val="0"/>
+          <w:i w:val="0"/>
+          <w:color w:val="000000"/>
+          <w:sz w:val="22"/>
+        </w:rPr>
+        <w:t>KyTruoc</w:t>
+      </w:r>
+      <w:r>
+        <w:rPr>
+          <w:rFonts w:ascii="Times New Roman" w:hAnsi="Times New Roman" w:eastAsia="Times New Roman" w:cs="Times New Roman"/>
+          <w:b w:val="0"/>
+          <w:i w:val="0"/>
+          <w:color w:val="000000"/>
+          <w:sz w:val="24"/>
+        </w:rPr>
+        <w:t xml:space="preserve"> của </w:t>
+      </w:r>
+      <w:r>
+        <w:rPr>
+          <w:rFonts w:ascii="Consolas" w:hAnsi="Consolas" w:eastAsia="Consolas" w:cs="Consolas"/>
+          <w:b w:val="0"/>
+          <w:i w:val="0"/>
+          <w:color w:val="000000"/>
+          <w:sz w:val="22"/>
+        </w:rPr>
+        <w:t>BaoCao/HocTap.cshtml.cs</w:t>
+      </w:r>
+      <w:r>
+        <w:rPr>
+          <w:rFonts w:ascii="Times New Roman" w:hAnsi="Times New Roman" w:eastAsia="Times New Roman" w:cs="Times New Roman"/>
+          <w:b w:val="0"/>
+          <w:i w:val="0"/>
+          <w:color w:val="000000"/>
+          <w:sz w:val="24"/>
+        </w:rPr>
+        <w:t>); "lập lúc …"; xuất Excel, in.</w:t>
       </w:r>
     </w:p>
     <w:p>
@@ -5842,17 +7023,17 @@
           <w:color w:val="000000"/>
           <w:sz w:val="24"/>
         </w:rPr>
-        <w:t>Ca kiểm thử:</w:t>
-      </w:r>
-      <w:r>
-        <w:rPr>
-          <w:rFonts w:ascii="Times New Roman" w:hAnsi="Times New Roman" w:eastAsia="Times New Roman" w:cs="Times New Roman"/>
-          <w:b w:val="0"/>
-          <w:i w:val="0"/>
-          <w:color w:val="000000"/>
-          <w:sz w:val="24"/>
-        </w:rPr>
-        <w:t xml:space="preserve"> sửa dòng TC32 ở </w:t>
+        <w:t>Thử:</w:t>
+      </w:r>
+      <w:r>
+        <w:rPr>
+          <w:rFonts w:ascii="Times New Roman" w:hAnsi="Times New Roman" w:eastAsia="Times New Roman" w:cs="Times New Roman"/>
+          <w:b w:val="0"/>
+          <w:i w:val="0"/>
+          <w:color w:val="000000"/>
+          <w:sz w:val="24"/>
+        </w:rPr>
+        <w:t xml:space="preserve"> nv001, nv002, nv005 xem được; nv004, gv023, hv0412 bị chặn. Tổng khớp </w:t>
       </w:r>
       <w:r>
         <w:rPr>
@@ -5862,69 +7043,17 @@
           <w:color w:val="000000"/>
           <w:sz w:val="22"/>
         </w:rPr>
-        <w:t>05_cai_dat.md</w:t>
-      </w:r>
-      <w:r>
-        <w:rPr>
-          <w:rFonts w:ascii="Times New Roman" w:hAnsi="Times New Roman" w:eastAsia="Times New Roman" w:cs="Times New Roman"/>
-          <w:b w:val="0"/>
-          <w:i w:val="0"/>
-          <w:color w:val="000000"/>
-          <w:sz w:val="24"/>
-        </w:rPr>
-        <w:t xml:space="preserve"> (thêm kỳ 15/07 – 31/12 và Excel R5.4b).</w:t>
-      </w:r>
-    </w:p>
-    <w:p>
-      <w:pPr>
-        <w:pStyle w:val="Heading2"/>
-      </w:pPr>
-      <w:r>
-        <w:t>5. Trần Minh Quân – nền, phân quyền, bảo trì</w:t>
-      </w:r>
-    </w:p>
-    <w:p>
-      <w:pPr>
-        <w:spacing w:after="120"/>
-        <w:jc w:val="both"/>
-      </w:pPr>
-      <w:r>
-        <w:rPr>
-          <w:rFonts w:ascii="Times New Roman" w:hAnsi="Times New Roman" w:eastAsia="Times New Roman" w:cs="Times New Roman"/>
-          <w:b w:val="0"/>
-          <w:i w:val="0"/>
-          <w:color w:val="000000"/>
-          <w:sz w:val="24"/>
-        </w:rPr>
-        <w:t xml:space="preserve">Q1 (trang lỗi tiếng Việt, bắt lỗi sao lưu) và Q2 (lưu nháp theo tài khoản) </w:t>
-      </w:r>
-      <w:r>
-        <w:rPr>
-          <w:rFonts w:ascii="Times New Roman" w:hAnsi="Times New Roman" w:eastAsia="Times New Roman" w:cs="Times New Roman"/>
-          <w:b/>
-          <w:i w:val="0"/>
-          <w:color w:val="000000"/>
-          <w:sz w:val="24"/>
-        </w:rPr>
-        <w:t>đã làm</w:t>
-      </w:r>
-      <w:r>
-        <w:rPr>
-          <w:rFonts w:ascii="Times New Roman" w:hAnsi="Times New Roman" w:eastAsia="Times New Roman" w:cs="Times New Roman"/>
-          <w:b w:val="0"/>
-          <w:i w:val="0"/>
-          <w:color w:val="000000"/>
-          <w:sz w:val="24"/>
-        </w:rPr>
-        <w:t xml:space="preserve"> trong đợt sửa giao diện ngày 11/10 (ca TC33, TC34 đã cập nhật).</w:t>
-      </w:r>
-    </w:p>
-    <w:p>
-      <w:pPr>
-        <w:pStyle w:val="Heading3"/>
-      </w:pPr>
-      <w:r>
-        <w:t>Q3. Script kiểm tra phân quyền 8 vai trò (làm sau cùng, khi các trang mới đã gộp)</w:t>
+        <w:t>SELECT COUNT(*) FROM v_TuyenSinh WHERE NgayDangKyDau BETWEEN … AND …</w:t>
+      </w:r>
+      <w:r>
+        <w:rPr>
+          <w:rFonts w:ascii="Times New Roman" w:hAnsi="Times New Roman" w:eastAsia="Times New Roman" w:cs="Times New Roman"/>
+          <w:b w:val="0"/>
+          <w:i w:val="0"/>
+          <w:color w:val="000000"/>
+          <w:sz w:val="24"/>
+        </w:rPr>
+        <w:t>.</w:t>
       </w:r>
     </w:p>
     <w:p>
@@ -5951,37 +7080,25 @@
           <w:color w:val="000000"/>
           <w:sz w:val="24"/>
         </w:rPr>
-        <w:t>Vì sao:</w:t>
-      </w:r>
-      <w:r>
-        <w:rPr>
-          <w:rFonts w:ascii="Times New Roman" w:hAnsi="Times New Roman" w:eastAsia="Times New Roman" w:cs="Times New Roman"/>
-          <w:b w:val="0"/>
-          <w:i w:val="0"/>
-          <w:color w:val="000000"/>
-          <w:sz w:val="24"/>
-        </w:rPr>
-        <w:t xml:space="preserve"> "Phân quyền: đạt" ở </w:t>
-      </w:r>
-      <w:r>
-        <w:rPr>
-          <w:rFonts w:ascii="Consolas" w:hAnsi="Consolas" w:eastAsia="Consolas" w:cs="Consolas"/>
-          <w:b w:val="0"/>
-          <w:i w:val="0"/>
-          <w:color w:val="000000"/>
-          <w:sz w:val="22"/>
-        </w:rPr>
-        <w:t>05_cai_dat.md</w:t>
-      </w:r>
-      <w:r>
-        <w:rPr>
-          <w:rFonts w:ascii="Times New Roman" w:hAnsi="Times New Roman" w:eastAsia="Times New Roman" w:cs="Times New Roman"/>
-          <w:b w:val="0"/>
-          <w:i w:val="0"/>
-          <w:color w:val="000000"/>
-          <w:sz w:val="24"/>
-        </w:rPr>
-        <w:t xml:space="preserve"> mục 4.1 đang kiểm tra bằng tay (curl) mỗi lần, không lưu lại được.</w:t>
+        <w:t>Ca kiểm thử:</w:t>
+      </w:r>
+      <w:r>
+        <w:rPr>
+          <w:rFonts w:ascii="Times New Roman" w:hAnsi="Times New Roman" w:eastAsia="Times New Roman" w:cs="Times New Roman"/>
+          <w:b w:val="0"/>
+          <w:i w:val="0"/>
+          <w:color w:val="000000"/>
+          <w:sz w:val="24"/>
+        </w:rPr>
+        <w:t xml:space="preserve"> TC41.</w:t>
+      </w:r>
+    </w:p>
+    <w:p>
+      <w:pPr>
+        <w:pStyle w:val="Heading3"/>
+      </w:pPr>
+      <w:r>
+        <w:t>T2. Sửa R5.4b: đếm buổi dạy theo ngày, thêm xuất Excel</w:t>
       </w:r>
     </w:p>
     <w:p>
@@ -6008,6 +7125,569 @@
           <w:color w:val="000000"/>
           <w:sz w:val="24"/>
         </w:rPr>
+        <w:t>Lỗi:</w:t>
+      </w:r>
+      <w:r>
+        <w:rPr>
+          <w:rFonts w:ascii="Times New Roman" w:hAnsi="Times New Roman" w:eastAsia="Times New Roman" w:cs="Times New Roman"/>
+          <w:b w:val="0"/>
+          <w:i w:val="0"/>
+          <w:color w:val="000000"/>
+          <w:sz w:val="24"/>
+        </w:rPr>
+        <w:t xml:space="preserve"> </w:t>
+      </w:r>
+      <w:r>
+        <w:rPr>
+          <w:rFonts w:ascii="Consolas" w:hAnsi="Consolas" w:eastAsia="Consolas" w:cs="Consolas"/>
+          <w:b w:val="0"/>
+          <w:i w:val="0"/>
+          <w:color w:val="000000"/>
+          <w:sz w:val="22"/>
+        </w:rPr>
+        <w:t>Pages/BaoCao/HocTap.cshtml.cs</w:t>
+      </w:r>
+      <w:r>
+        <w:rPr>
+          <w:rFonts w:ascii="Times New Roman" w:hAnsi="Times New Roman" w:eastAsia="Times New Roman" w:cs="Times New Roman"/>
+          <w:b w:val="0"/>
+          <w:i w:val="0"/>
+          <w:color w:val="000000"/>
+          <w:sz w:val="24"/>
+        </w:rPr>
+        <w:t xml:space="preserve"> đếm "Buổi đã dạy trong kỳ" từ </w:t>
+      </w:r>
+      <w:r>
+        <w:rPr>
+          <w:rFonts w:ascii="Consolas" w:hAnsi="Consolas" w:eastAsia="Consolas" w:cs="Consolas"/>
+          <w:b w:val="0"/>
+          <w:i w:val="0"/>
+          <w:color w:val="000000"/>
+          <w:sz w:val="22"/>
+        </w:rPr>
+        <w:t>v_GiangDay</w:t>
+      </w:r>
+      <w:r>
+        <w:rPr>
+          <w:rFonts w:ascii="Times New Roman" w:hAnsi="Times New Roman" w:eastAsia="Times New Roman" w:cs="Times New Roman"/>
+          <w:b w:val="0"/>
+          <w:i w:val="0"/>
+          <w:color w:val="000000"/>
+          <w:sz w:val="24"/>
+        </w:rPr>
+        <w:t xml:space="preserve"> (gom theo </w:t>
+      </w:r>
+      <w:r>
+        <w:rPr>
+          <w:rFonts w:ascii="Times New Roman" w:hAnsi="Times New Roman" w:eastAsia="Times New Roman" w:cs="Times New Roman"/>
+          <w:b/>
+          <w:i w:val="0"/>
+          <w:color w:val="000000"/>
+          <w:sz w:val="24"/>
+        </w:rPr>
+        <w:t>tháng</w:t>
+      </w:r>
+      <w:r>
+        <w:rPr>
+          <w:rFonts w:ascii="Times New Roman" w:hAnsi="Times New Roman" w:eastAsia="Times New Roman" w:cs="Times New Roman"/>
+          <w:b w:val="0"/>
+          <w:i w:val="0"/>
+          <w:color w:val="000000"/>
+          <w:sz w:val="24"/>
+        </w:rPr>
+        <w:t>), nên chọn kỳ 15/07 – 31/12 vẫn đếm cả các buổi 01 – 14/07.</w:t>
+      </w:r>
+    </w:p>
+    <w:p>
+      <w:pPr>
+        <w:spacing w:after="60"/>
+        <w:ind w:left="454" w:hanging="255"/>
+        <w:jc w:val="left"/>
+      </w:pPr>
+      <w:r>
+        <w:rPr>
+          <w:rFonts w:ascii="Times New Roman" w:hAnsi="Times New Roman" w:eastAsia="Times New Roman" w:cs="Times New Roman"/>
+          <w:b w:val="0"/>
+          <w:i w:val="0"/>
+          <w:color w:val="000000"/>
+          <w:sz w:val="24"/>
+        </w:rPr>
+        <w:t xml:space="preserve">– </w:t>
+      </w:r>
+      <w:r>
+        <w:rPr>
+          <w:rFonts w:ascii="Times New Roman" w:hAnsi="Times New Roman" w:eastAsia="Times New Roman" w:cs="Times New Roman"/>
+          <w:b/>
+          <w:i w:val="0"/>
+          <w:color w:val="000000"/>
+          <w:sz w:val="24"/>
+        </w:rPr>
+        <w:t>Sửa:</w:t>
+      </w:r>
+      <w:r>
+        <w:rPr>
+          <w:rFonts w:ascii="Times New Roman" w:hAnsi="Times New Roman" w:eastAsia="Times New Roman" w:cs="Times New Roman"/>
+          <w:b w:val="0"/>
+          <w:i w:val="0"/>
+          <w:color w:val="000000"/>
+          <w:sz w:val="24"/>
+        </w:rPr>
+        <w:t xml:space="preserve"> đếm thẳng từ </w:t>
+      </w:r>
+      <w:r>
+        <w:rPr>
+          <w:rFonts w:ascii="Consolas" w:hAnsi="Consolas" w:eastAsia="Consolas" w:cs="Consolas"/>
+          <w:b w:val="0"/>
+          <w:i w:val="0"/>
+          <w:color w:val="000000"/>
+          <w:sz w:val="22"/>
+        </w:rPr>
+        <w:t>BuoiHoc</w:t>
+      </w:r>
+      <w:r>
+        <w:rPr>
+          <w:rFonts w:ascii="Times New Roman" w:hAnsi="Times New Roman" w:eastAsia="Times New Roman" w:cs="Times New Roman"/>
+          <w:b w:val="0"/>
+          <w:i w:val="0"/>
+          <w:color w:val="000000"/>
+          <w:sz w:val="24"/>
+        </w:rPr>
+        <w:t xml:space="preserve"> với </w:t>
+      </w:r>
+      <w:r>
+        <w:rPr>
+          <w:rFonts w:ascii="Consolas" w:hAnsi="Consolas" w:eastAsia="Consolas" w:cs="Consolas"/>
+          <w:b w:val="0"/>
+          <w:i w:val="0"/>
+          <w:color w:val="000000"/>
+          <w:sz w:val="22"/>
+        </w:rPr>
+        <w:t>TrangThai = "Đã dạy"</w:t>
+      </w:r>
+      <w:r>
+        <w:rPr>
+          <w:rFonts w:ascii="Times New Roman" w:hAnsi="Times New Roman" w:eastAsia="Times New Roman" w:cs="Times New Roman"/>
+          <w:b w:val="0"/>
+          <w:i w:val="0"/>
+          <w:color w:val="000000"/>
+          <w:sz w:val="24"/>
+        </w:rPr>
+        <w:t xml:space="preserve"> và </w:t>
+      </w:r>
+      <w:r>
+        <w:rPr>
+          <w:rFonts w:ascii="Consolas" w:hAnsi="Consolas" w:eastAsia="Consolas" w:cs="Consolas"/>
+          <w:b w:val="0"/>
+          <w:i w:val="0"/>
+          <w:color w:val="000000"/>
+          <w:sz w:val="22"/>
+        </w:rPr>
+        <w:t>Ngay</w:t>
+      </w:r>
+      <w:r>
+        <w:rPr>
+          <w:rFonts w:ascii="Times New Roman" w:hAnsi="Times New Roman" w:eastAsia="Times New Roman" w:cs="Times New Roman"/>
+          <w:b w:val="0"/>
+          <w:i w:val="0"/>
+          <w:color w:val="000000"/>
+          <w:sz w:val="24"/>
+        </w:rPr>
+        <w:t xml:space="preserve"> trong kỳ, gom theo </w:t>
+      </w:r>
+      <w:r>
+        <w:rPr>
+          <w:rFonts w:ascii="Consolas" w:hAnsi="Consolas" w:eastAsia="Consolas" w:cs="Consolas"/>
+          <w:b w:val="0"/>
+          <w:i w:val="0"/>
+          <w:color w:val="000000"/>
+          <w:sz w:val="22"/>
+        </w:rPr>
+        <w:t>MaGV</w:t>
+      </w:r>
+      <w:r>
+        <w:rPr>
+          <w:rFonts w:ascii="Times New Roman" w:hAnsi="Times New Roman" w:eastAsia="Times New Roman" w:cs="Times New Roman"/>
+          <w:b w:val="0"/>
+          <w:i w:val="0"/>
+          <w:color w:val="000000"/>
+          <w:sz w:val="24"/>
+        </w:rPr>
+        <w:t xml:space="preserve"> (lấy họ tên từ </w:t>
+      </w:r>
+      <w:r>
+        <w:rPr>
+          <w:rFonts w:ascii="Consolas" w:hAnsi="Consolas" w:eastAsia="Consolas" w:cs="Consolas"/>
+          <w:b w:val="0"/>
+          <w:i w:val="0"/>
+          <w:color w:val="000000"/>
+          <w:sz w:val="22"/>
+        </w:rPr>
+        <w:t>GiaoVien</w:t>
+      </w:r>
+      <w:r>
+        <w:rPr>
+          <w:rFonts w:ascii="Times New Roman" w:hAnsi="Times New Roman" w:eastAsia="Times New Roman" w:cs="Times New Roman"/>
+          <w:b w:val="0"/>
+          <w:i w:val="0"/>
+          <w:color w:val="000000"/>
+          <w:sz w:val="24"/>
+        </w:rPr>
+        <w:t xml:space="preserve">). Thêm xuất Excel cho bảng R5.4b (hiện chỉ R5.4a xuất được), ví dụ </w:t>
+      </w:r>
+      <w:r>
+        <w:rPr>
+          <w:rFonts w:ascii="Consolas" w:hAnsi="Consolas" w:eastAsia="Consolas" w:cs="Consolas"/>
+          <w:b w:val="0"/>
+          <w:i w:val="0"/>
+          <w:color w:val="000000"/>
+          <w:sz w:val="22"/>
+        </w:rPr>
+        <w:t>?xuat=excel-gv</w:t>
+      </w:r>
+      <w:r>
+        <w:rPr>
+          <w:rFonts w:ascii="Times New Roman" w:hAnsi="Times New Roman" w:eastAsia="Times New Roman" w:cs="Times New Roman"/>
+          <w:b w:val="0"/>
+          <w:i w:val="0"/>
+          <w:color w:val="000000"/>
+          <w:sz w:val="24"/>
+        </w:rPr>
+        <w:t>.</w:t>
+      </w:r>
+    </w:p>
+    <w:p>
+      <w:pPr>
+        <w:spacing w:after="60"/>
+        <w:ind w:left="454" w:hanging="255"/>
+        <w:jc w:val="left"/>
+      </w:pPr>
+      <w:r>
+        <w:rPr>
+          <w:rFonts w:ascii="Times New Roman" w:hAnsi="Times New Roman" w:eastAsia="Times New Roman" w:cs="Times New Roman"/>
+          <w:b w:val="0"/>
+          <w:i w:val="0"/>
+          <w:color w:val="000000"/>
+          <w:sz w:val="24"/>
+        </w:rPr>
+        <w:t xml:space="preserve">– </w:t>
+      </w:r>
+      <w:r>
+        <w:rPr>
+          <w:rFonts w:ascii="Times New Roman" w:hAnsi="Times New Roman" w:eastAsia="Times New Roman" w:cs="Times New Roman"/>
+          <w:b/>
+          <w:i w:val="0"/>
+          <w:color w:val="000000"/>
+          <w:sz w:val="24"/>
+        </w:rPr>
+        <w:t>Thử:</w:t>
+      </w:r>
+      <w:r>
+        <w:rPr>
+          <w:rFonts w:ascii="Times New Roman" w:hAnsi="Times New Roman" w:eastAsia="Times New Roman" w:cs="Times New Roman"/>
+          <w:b w:val="0"/>
+          <w:i w:val="0"/>
+          <w:color w:val="000000"/>
+          <w:sz w:val="24"/>
+        </w:rPr>
+        <w:t xml:space="preserve"> kỳ 15/07/2026 – 31/12/2026, so số buổi của 1 giáo viên với </w:t>
+      </w:r>
+      <w:r>
+        <w:rPr>
+          <w:rFonts w:ascii="Consolas" w:hAnsi="Consolas" w:eastAsia="Consolas" w:cs="Consolas"/>
+          <w:b w:val="0"/>
+          <w:i w:val="0"/>
+          <w:color w:val="000000"/>
+          <w:sz w:val="22"/>
+        </w:rPr>
+        <w:t>SELECT COUNT(*) FROM BuoiHoc WHERE MaGV = … AND TrangThai = N'Đã dạy' AND Ngay BETWEEN …</w:t>
+      </w:r>
+      <w:r>
+        <w:rPr>
+          <w:rFonts w:ascii="Times New Roman" w:hAnsi="Times New Roman" w:eastAsia="Times New Roman" w:cs="Times New Roman"/>
+          <w:b w:val="0"/>
+          <w:i w:val="0"/>
+          <w:color w:val="000000"/>
+          <w:sz w:val="24"/>
+        </w:rPr>
+        <w:t>.</w:t>
+      </w:r>
+    </w:p>
+    <w:p>
+      <w:pPr>
+        <w:spacing w:after="60"/>
+        <w:ind w:left="454" w:hanging="255"/>
+        <w:jc w:val="left"/>
+      </w:pPr>
+      <w:r>
+        <w:rPr>
+          <w:rFonts w:ascii="Times New Roman" w:hAnsi="Times New Roman" w:eastAsia="Times New Roman" w:cs="Times New Roman"/>
+          <w:b w:val="0"/>
+          <w:i w:val="0"/>
+          <w:color w:val="000000"/>
+          <w:sz w:val="24"/>
+        </w:rPr>
+        <w:t xml:space="preserve">– </w:t>
+      </w:r>
+      <w:r>
+        <w:rPr>
+          <w:rFonts w:ascii="Times New Roman" w:hAnsi="Times New Roman" w:eastAsia="Times New Roman" w:cs="Times New Roman"/>
+          <w:b/>
+          <w:i w:val="0"/>
+          <w:color w:val="000000"/>
+          <w:sz w:val="24"/>
+        </w:rPr>
+        <w:t>Ca kiểm thử:</w:t>
+      </w:r>
+      <w:r>
+        <w:rPr>
+          <w:rFonts w:ascii="Times New Roman" w:hAnsi="Times New Roman" w:eastAsia="Times New Roman" w:cs="Times New Roman"/>
+          <w:b w:val="0"/>
+          <w:i w:val="0"/>
+          <w:color w:val="000000"/>
+          <w:sz w:val="24"/>
+        </w:rPr>
+        <w:t xml:space="preserve"> sửa dòng TC32 ở </w:t>
+      </w:r>
+      <w:r>
+        <w:rPr>
+          <w:rFonts w:ascii="Consolas" w:hAnsi="Consolas" w:eastAsia="Consolas" w:cs="Consolas"/>
+          <w:b w:val="0"/>
+          <w:i w:val="0"/>
+          <w:color w:val="000000"/>
+          <w:sz w:val="22"/>
+        </w:rPr>
+        <w:t>05_cai_dat.md</w:t>
+      </w:r>
+      <w:r>
+        <w:rPr>
+          <w:rFonts w:ascii="Times New Roman" w:hAnsi="Times New Roman" w:eastAsia="Times New Roman" w:cs="Times New Roman"/>
+          <w:b w:val="0"/>
+          <w:i w:val="0"/>
+          <w:color w:val="000000"/>
+          <w:sz w:val="24"/>
+        </w:rPr>
+        <w:t xml:space="preserve"> (thêm kỳ 15/07 – 31/12 và Excel R5.4b).</w:t>
+      </w:r>
+    </w:p>
+    <w:p>
+      <w:pPr>
+        <w:pStyle w:val="Heading2"/>
+      </w:pPr>
+      <w:r>
+        <w:t>5. Trần Minh Quân – nền, phân quyền, bảo trì</w:t>
+      </w:r>
+    </w:p>
+    <w:p>
+      <w:pPr>
+        <w:spacing w:after="120"/>
+        <w:jc w:val="both"/>
+      </w:pPr>
+      <w:r>
+        <w:rPr>
+          <w:rFonts w:ascii="Times New Roman" w:hAnsi="Times New Roman" w:eastAsia="Times New Roman" w:cs="Times New Roman"/>
+          <w:b w:val="0"/>
+          <w:i w:val="0"/>
+          <w:color w:val="000000"/>
+          <w:sz w:val="24"/>
+        </w:rPr>
+        <w:t xml:space="preserve">Q1 (trang lỗi tiếng Việt, bắt lỗi sao lưu) và Q2 (lưu nháp theo tài khoản) </w:t>
+      </w:r>
+      <w:r>
+        <w:rPr>
+          <w:rFonts w:ascii="Times New Roman" w:hAnsi="Times New Roman" w:eastAsia="Times New Roman" w:cs="Times New Roman"/>
+          <w:b/>
+          <w:i w:val="0"/>
+          <w:color w:val="000000"/>
+          <w:sz w:val="24"/>
+        </w:rPr>
+        <w:t>đã làm</w:t>
+      </w:r>
+      <w:r>
+        <w:rPr>
+          <w:rFonts w:ascii="Times New Roman" w:hAnsi="Times New Roman" w:eastAsia="Times New Roman" w:cs="Times New Roman"/>
+          <w:b w:val="0"/>
+          <w:i w:val="0"/>
+          <w:color w:val="000000"/>
+          <w:sz w:val="24"/>
+        </w:rPr>
+        <w:t xml:space="preserve"> trong đợt sửa giao diện ngày 11/10 (ca TC33, TC34 đã cập nhật).</w:t>
+      </w:r>
+    </w:p>
+    <w:p>
+      <w:pPr>
+        <w:spacing w:after="120"/>
+        <w:jc w:val="both"/>
+      </w:pPr>
+      <w:r>
+        <w:rPr>
+          <w:rFonts w:ascii="Times New Roman" w:hAnsi="Times New Roman" w:eastAsia="Times New Roman" w:cs="Times New Roman"/>
+          <w:b/>
+          <w:i w:val="0"/>
+          <w:color w:val="000000"/>
+          <w:sz w:val="24"/>
+        </w:rPr>
+        <w:t>Trạng thái 16/10:</w:t>
+      </w:r>
+      <w:r>
+        <w:rPr>
+          <w:rFonts w:ascii="Times New Roman" w:hAnsi="Times New Roman" w:eastAsia="Times New Roman" w:cs="Times New Roman"/>
+          <w:b w:val="0"/>
+          <w:i w:val="0"/>
+          <w:color w:val="000000"/>
+          <w:sz w:val="24"/>
+        </w:rPr>
+        <w:t xml:space="preserve"> Q3, Q4, Q5 chưa có trên GitHub. Hạn: Q4 </w:t>
+      </w:r>
+      <w:r>
+        <w:rPr>
+          <w:rFonts w:ascii="Times New Roman" w:hAnsi="Times New Roman" w:eastAsia="Times New Roman" w:cs="Times New Roman"/>
+          <w:b/>
+          <w:i w:val="0"/>
+          <w:color w:val="000000"/>
+          <w:sz w:val="24"/>
+        </w:rPr>
+        <w:t>CN 18/10</w:t>
+      </w:r>
+      <w:r>
+        <w:rPr>
+          <w:rFonts w:ascii="Times New Roman" w:hAnsi="Times New Roman" w:eastAsia="Times New Roman" w:cs="Times New Roman"/>
+          <w:b w:val="0"/>
+          <w:i w:val="0"/>
+          <w:color w:val="000000"/>
+          <w:sz w:val="24"/>
+        </w:rPr>
+        <w:t xml:space="preserve">, Q5 </w:t>
+      </w:r>
+      <w:r>
+        <w:rPr>
+          <w:rFonts w:ascii="Times New Roman" w:hAnsi="Times New Roman" w:eastAsia="Times New Roman" w:cs="Times New Roman"/>
+          <w:b/>
+          <w:i w:val="0"/>
+          <w:color w:val="000000"/>
+          <w:sz w:val="24"/>
+        </w:rPr>
+        <w:t>T4 21/10</w:t>
+      </w:r>
+      <w:r>
+        <w:rPr>
+          <w:rFonts w:ascii="Times New Roman" w:hAnsi="Times New Roman" w:eastAsia="Times New Roman" w:cs="Times New Roman"/>
+          <w:b w:val="0"/>
+          <w:i w:val="0"/>
+          <w:color w:val="000000"/>
+          <w:sz w:val="24"/>
+        </w:rPr>
+        <w:t xml:space="preserve">, Q3 </w:t>
+      </w:r>
+      <w:r>
+        <w:rPr>
+          <w:rFonts w:ascii="Times New Roman" w:hAnsi="Times New Roman" w:eastAsia="Times New Roman" w:cs="Times New Roman"/>
+          <w:b/>
+          <w:i w:val="0"/>
+          <w:color w:val="000000"/>
+          <w:sz w:val="24"/>
+        </w:rPr>
+        <w:t>T6 23/10</w:t>
+      </w:r>
+      <w:r>
+        <w:rPr>
+          <w:rFonts w:ascii="Times New Roman" w:hAnsi="Times New Roman" w:eastAsia="Times New Roman" w:cs="Times New Roman"/>
+          <w:b w:val="0"/>
+          <w:i w:val="0"/>
+          <w:color w:val="000000"/>
+          <w:sz w:val="24"/>
+        </w:rPr>
+        <w:t>.</w:t>
+      </w:r>
+    </w:p>
+    <w:p>
+      <w:pPr>
+        <w:pStyle w:val="Heading3"/>
+      </w:pPr>
+      <w:r>
+        <w:t>Q3. Script kiểm tra phân quyền 8 vai trò (làm sau cùng, khi các trang mới đã gộp)</w:t>
+      </w:r>
+    </w:p>
+    <w:p>
+      <w:pPr>
+        <w:spacing w:after="60"/>
+        <w:ind w:left="454" w:hanging="255"/>
+        <w:jc w:val="left"/>
+      </w:pPr>
+      <w:r>
+        <w:rPr>
+          <w:rFonts w:ascii="Times New Roman" w:hAnsi="Times New Roman" w:eastAsia="Times New Roman" w:cs="Times New Roman"/>
+          <w:b w:val="0"/>
+          <w:i w:val="0"/>
+          <w:color w:val="000000"/>
+          <w:sz w:val="24"/>
+        </w:rPr>
+        <w:t xml:space="preserve">– </w:t>
+      </w:r>
+      <w:r>
+        <w:rPr>
+          <w:rFonts w:ascii="Times New Roman" w:hAnsi="Times New Roman" w:eastAsia="Times New Roman" w:cs="Times New Roman"/>
+          <w:b/>
+          <w:i w:val="0"/>
+          <w:color w:val="000000"/>
+          <w:sz w:val="24"/>
+        </w:rPr>
+        <w:t>Vì sao:</w:t>
+      </w:r>
+      <w:r>
+        <w:rPr>
+          <w:rFonts w:ascii="Times New Roman" w:hAnsi="Times New Roman" w:eastAsia="Times New Roman" w:cs="Times New Roman"/>
+          <w:b w:val="0"/>
+          <w:i w:val="0"/>
+          <w:color w:val="000000"/>
+          <w:sz w:val="24"/>
+        </w:rPr>
+        <w:t xml:space="preserve"> "Phân quyền: đạt" ở </w:t>
+      </w:r>
+      <w:r>
+        <w:rPr>
+          <w:rFonts w:ascii="Consolas" w:hAnsi="Consolas" w:eastAsia="Consolas" w:cs="Consolas"/>
+          <w:b w:val="0"/>
+          <w:i w:val="0"/>
+          <w:color w:val="000000"/>
+          <w:sz w:val="22"/>
+        </w:rPr>
+        <w:t>05_cai_dat.md</w:t>
+      </w:r>
+      <w:r>
+        <w:rPr>
+          <w:rFonts w:ascii="Times New Roman" w:hAnsi="Times New Roman" w:eastAsia="Times New Roman" w:cs="Times New Roman"/>
+          <w:b w:val="0"/>
+          <w:i w:val="0"/>
+          <w:color w:val="000000"/>
+          <w:sz w:val="24"/>
+        </w:rPr>
+        <w:t xml:space="preserve"> mục 4.1 đang kiểm tra bằng tay (curl) mỗi lần, không lưu lại được.</w:t>
+      </w:r>
+    </w:p>
+    <w:p>
+      <w:pPr>
+        <w:spacing w:after="60"/>
+        <w:ind w:left="454" w:hanging="255"/>
+        <w:jc w:val="left"/>
+      </w:pPr>
+      <w:r>
+        <w:rPr>
+          <w:rFonts w:ascii="Times New Roman" w:hAnsi="Times New Roman" w:eastAsia="Times New Roman" w:cs="Times New Roman"/>
+          <w:b w:val="0"/>
+          <w:i w:val="0"/>
+          <w:color w:val="000000"/>
+          <w:sz w:val="24"/>
+        </w:rPr>
+        <w:t xml:space="preserve">– </w:t>
+      </w:r>
+      <w:r>
+        <w:rPr>
+          <w:rFonts w:ascii="Times New Roman" w:hAnsi="Times New Roman" w:eastAsia="Times New Roman" w:cs="Times New Roman"/>
+          <w:b/>
+          <w:i w:val="0"/>
+          <w:color w:val="000000"/>
+          <w:sz w:val="24"/>
+        </w:rPr>
         <w:t>Làm:</w:t>
       </w:r>
       <w:r>
@@ -6311,7 +7991,7 @@
           <w:color w:val="000000"/>
           <w:sz w:val="24"/>
         </w:rPr>
-        <w:t xml:space="preserve"> → số ca hiện tại (80, cộng số test mọi người thêm).</w:t>
+        <w:t xml:space="preserve"> → số ca hiện tại (80; 98 sau khi gộp PR #6; cộng số test mọi người thêm).</w:t>
       </w:r>
     </w:p>
     <w:p>
@@ -6422,7 +8102,27 @@
           <w:color w:val="000000"/>
           <w:sz w:val="24"/>
         </w:rPr>
-        <w:t>– Mục 3.3: thống nhất câu về phiên bản CSDL với việc H2 của Hùng (gộp sau H2).</w:t>
+        <w:t xml:space="preserve">– Mục 3.3: </w:t>
+      </w:r>
+      <w:r>
+        <w:rPr>
+          <w:rFonts w:ascii="Times New Roman" w:hAnsi="Times New Roman" w:eastAsia="Times New Roman" w:cs="Times New Roman"/>
+          <w:b/>
+          <w:i w:val="0"/>
+          <w:color w:val="000000"/>
+          <w:sz w:val="24"/>
+        </w:rPr>
+        <w:t>không cần sửa</w:t>
+      </w:r>
+      <w:r>
+        <w:rPr>
+          <w:rFonts w:ascii="Times New Roman" w:hAnsi="Times New Roman" w:eastAsia="Times New Roman" w:cs="Times New Roman"/>
+          <w:b w:val="0"/>
+          <w:i w:val="0"/>
+          <w:color w:val="000000"/>
+          <w:sz w:val="24"/>
+        </w:rPr>
+        <w:t>, PR #6 (H2) đã viết lại câu về phiên bản CSDL.</w:t>
       </w:r>
     </w:p>
     <w:p>
@@ -6589,7 +8289,27 @@
           <w:color w:val="000000"/>
           <w:sz w:val="24"/>
         </w:rPr>
-        <w:t>.</w:t>
+        <w:t xml:space="preserve">. </w:t>
+      </w:r>
+      <w:r>
+        <w:rPr>
+          <w:rFonts w:ascii="Times New Roman" w:hAnsi="Times New Roman" w:eastAsia="Times New Roman" w:cs="Times New Roman"/>
+          <w:b/>
+          <w:i w:val="0"/>
+          <w:color w:val="000000"/>
+          <w:sz w:val="24"/>
+        </w:rPr>
+        <w:t>Đã xong 11/10</w:t>
+      </w:r>
+      <w:r>
+        <w:rPr>
+          <w:rFonts w:ascii="Times New Roman" w:hAnsi="Times New Roman" w:eastAsia="Times New Roman" w:cs="Times New Roman"/>
+          <w:b w:val="0"/>
+          <w:i w:val="0"/>
+          <w:color w:val="000000"/>
+          <w:sz w:val="24"/>
+        </w:rPr>
+        <w:t xml:space="preserve"> (PR #1).</w:t>
       </w:r>
     </w:p>
     <w:p>
@@ -6765,6 +8485,1153 @@
         </w:rPr>
         <w:t>, script Q3; cập nhật KE_HOACH.</w:t>
       </w:r>
+    </w:p>
+    <w:p>
+      <w:pPr>
+        <w:spacing w:after="60"/>
+        <w:ind w:left="454" w:hanging="255"/>
+        <w:jc w:val="left"/>
+      </w:pPr>
+      <w:r>
+        <w:rPr>
+          <w:rFonts w:ascii="Times New Roman" w:hAnsi="Times New Roman" w:eastAsia="Times New Roman" w:cs="Times New Roman"/>
+          <w:b w:val="0"/>
+          <w:i w:val="0"/>
+          <w:color w:val="000000"/>
+          <w:sz w:val="24"/>
+        </w:rPr>
+        <w:t xml:space="preserve">4. PR #6: sau khi Hùng làm H3, chạy TC37, TC38 trên SQL Server (nếu máy Hùng không có) rồi gộp, hạn </w:t>
+      </w:r>
+      <w:r>
+        <w:rPr>
+          <w:rFonts w:ascii="Times New Roman" w:hAnsi="Times New Roman" w:eastAsia="Times New Roman" w:cs="Times New Roman"/>
+          <w:b/>
+          <w:i w:val="0"/>
+          <w:color w:val="000000"/>
+          <w:sz w:val="24"/>
+        </w:rPr>
+        <w:t>CN 18/10</w:t>
+      </w:r>
+      <w:r>
+        <w:rPr>
+          <w:rFonts w:ascii="Times New Roman" w:hAnsi="Times New Roman" w:eastAsia="Times New Roman" w:cs="Times New Roman"/>
+          <w:b w:val="0"/>
+          <w:i w:val="0"/>
+          <w:color w:val="000000"/>
+          <w:sz w:val="24"/>
+        </w:rPr>
+        <w:t>.</w:t>
+      </w:r>
+    </w:p>
+    <w:p>
+      <w:pPr>
+        <w:spacing w:after="60"/>
+        <w:ind w:left="454" w:hanging="255"/>
+        <w:jc w:val="left"/>
+      </w:pPr>
+      <w:r>
+        <w:rPr>
+          <w:rFonts w:ascii="Times New Roman" w:hAnsi="Times New Roman" w:eastAsia="Times New Roman" w:cs="Times New Roman"/>
+          <w:b w:val="0"/>
+          <w:i w:val="0"/>
+          <w:color w:val="000000"/>
+          <w:sz w:val="24"/>
+        </w:rPr>
+        <w:t>5. Gộp xong tất cả (</w:t>
+      </w:r>
+      <w:r>
+        <w:rPr>
+          <w:rFonts w:ascii="Times New Roman" w:hAnsi="Times New Roman" w:eastAsia="Times New Roman" w:cs="Times New Roman"/>
+          <w:b/>
+          <w:i w:val="0"/>
+          <w:color w:val="000000"/>
+          <w:sz w:val="24"/>
+        </w:rPr>
+        <w:t>CN 25/10</w:t>
+      </w:r>
+      <w:r>
+        <w:rPr>
+          <w:rFonts w:ascii="Times New Roman" w:hAnsi="Times New Roman" w:eastAsia="Times New Roman" w:cs="Times New Roman"/>
+          <w:b w:val="0"/>
+          <w:i w:val="0"/>
+          <w:color w:val="000000"/>
+          <w:sz w:val="24"/>
+        </w:rPr>
+        <w:t xml:space="preserve">): sửa số liệu kết luận trong </w:t>
+      </w:r>
+      <w:r>
+        <w:rPr>
+          <w:rFonts w:ascii="Consolas" w:hAnsi="Consolas" w:eastAsia="Consolas" w:cs="Consolas"/>
+          <w:b w:val="0"/>
+          <w:i w:val="0"/>
+          <w:color w:val="000000"/>
+          <w:sz w:val="22"/>
+        </w:rPr>
+        <w:t>bao_cao/lam_bao_cao.py</w:t>
+      </w:r>
+      <w:r>
+        <w:rPr>
+          <w:rFonts w:ascii="Times New Roman" w:hAnsi="Times New Roman" w:eastAsia="Times New Roman" w:cs="Times New Roman"/>
+          <w:b w:val="0"/>
+          <w:i w:val="0"/>
+          <w:color w:val="000000"/>
+          <w:sz w:val="24"/>
+        </w:rPr>
+        <w:t xml:space="preserve"> (đang ghi 26 màn hình, 80 ca đơn vị, 38 ca theo tiến trình) và dàn ý slide ở KE_HOACH; dựng lại báo cáo tổng; xóa các nhánh đã gộp.</w:t>
+      </w:r>
+    </w:p>
+    <w:p>
+      <w:pPr>
+        <w:spacing w:after="60"/>
+        <w:ind w:left="454" w:hanging="255"/>
+        <w:jc w:val="left"/>
+      </w:pPr>
+      <w:r>
+        <w:rPr>
+          <w:rFonts w:ascii="Times New Roman" w:hAnsi="Times New Roman" w:eastAsia="Times New Roman" w:cs="Times New Roman"/>
+          <w:b w:val="0"/>
+          <w:i w:val="0"/>
+          <w:color w:val="000000"/>
+          <w:sz w:val="24"/>
+        </w:rPr>
+        <w:t>6. Dựng bộ slide chung, ghép phần các bạn gửi (mục 7).</w:t>
+      </w:r>
+    </w:p>
+    <w:p>
+      <w:pPr>
+        <w:pStyle w:val="Heading2"/>
+      </w:pPr>
+      <w:r>
+        <w:t>7. Slide thuyết trình (đề xuất chia phần, chốt khi họp nhóm)</w:t>
+      </w:r>
+    </w:p>
+    <w:p>
+      <w:pPr>
+        <w:spacing w:after="120"/>
+        <w:jc w:val="both"/>
+      </w:pPr>
+      <w:r>
+        <w:rPr>
+          <w:rFonts w:ascii="Times New Roman" w:hAnsi="Times New Roman" w:eastAsia="Times New Roman" w:cs="Times New Roman"/>
+          <w:b w:val="0"/>
+          <w:i w:val="0"/>
+          <w:color w:val="000000"/>
+          <w:sz w:val="24"/>
+        </w:rPr>
+        <w:t xml:space="preserve">Bộ slide khoảng 16 trang theo dàn ý ở KE_HOACH mục "Thuyết trình"; Huynh dựng bộ slide chung. Mỗi người chuẩn bị phần của mình: tiêu đề, 3–5 ý, số liệu lấy đúng từ tài liệu (số nào thay đổi trong đợt sửa thì lấy sau ngày 25/10), ghi chú người trình bày 1–2 phút cho mỗi slide; gửi Huynh trước </w:t>
+      </w:r>
+      <w:r>
+        <w:rPr>
+          <w:rFonts w:ascii="Times New Roman" w:hAnsi="Times New Roman" w:eastAsia="Times New Roman" w:cs="Times New Roman"/>
+          <w:b/>
+          <w:i w:val="0"/>
+          <w:color w:val="000000"/>
+          <w:sz w:val="24"/>
+        </w:rPr>
+        <w:t>T4 28/10</w:t>
+      </w:r>
+      <w:r>
+        <w:rPr>
+          <w:rFonts w:ascii="Times New Roman" w:hAnsi="Times New Roman" w:eastAsia="Times New Roman" w:cs="Times New Roman"/>
+          <w:b w:val="0"/>
+          <w:i w:val="0"/>
+          <w:color w:val="000000"/>
+          <w:sz w:val="24"/>
+        </w:rPr>
+        <w:t>. Ai làm phần nào thì trình bày phần đó.</w:t>
+      </w:r>
+    </w:p>
+    <w:tbl>
+      <w:tblPr>
+        <w:tblW w:type="auto" w:w="0"/>
+        <w:jc w:val="center"/>
+        <w:tblLayout w:type="fixed"/>
+        <w:tblLook w:firstColumn="1" w:firstRow="1" w:lastColumn="0" w:lastRow="0" w:noHBand="0" w:noVBand="1" w:val="04A0"/>
+        <w:tblLayout w:type="fixed"/>
+      </w:tblPr>
+      <w:tblGrid>
+        <w:gridCol w:w="1565"/>
+        <w:gridCol w:w="3969"/>
+        <w:gridCol w:w="3969"/>
+      </w:tblGrid>
+      <w:tr>
+        <w:trPr>
+          <w:cantSplit/>
+          <w:tblHeader w:val="true"/>
+        </w:trPr>
+        <w:tc>
+          <w:tcPr>
+            <w:tcW w:type="dxa" w:w="1565"/>
+            <w:vAlign w:val="center"/>
+            <w:tcBorders>
+              <w:top w:val="single" w:sz="6" w:color="BFBFBF"/>
+              <w:left w:val="single" w:sz="6" w:color="BFBFBF"/>
+              <w:bottom w:val="single" w:sz="6" w:color="BFBFBF"/>
+              <w:right w:val="single" w:sz="6" w:color="BFBFBF"/>
+            </w:tcBorders>
+            <w:tcMar>
+              <w:top w:w="60" w:type="dxa"/>
+              <w:start w:w="80" w:type="dxa"/>
+              <w:bottom w:w="60" w:type="dxa"/>
+              <w:end w:w="80" w:type="dxa"/>
+            </w:tcMar>
+            <w:shd w:fill="E7E6E6"/>
+          </w:tcPr>
+          <w:p>
+            <w:pPr>
+              <w:spacing w:after="0" w:line="252" w:lineRule="auto"/>
+              <w:jc w:val="center"/>
+            </w:pPr>
+            <w:r>
+              <w:rPr>
+                <w:rFonts w:ascii="Times New Roman" w:hAnsi="Times New Roman" w:eastAsia="Times New Roman" w:cs="Times New Roman"/>
+                <w:b/>
+                <w:i w:val="0"/>
+                <w:color w:val="000000"/>
+                <w:sz w:val="21"/>
+              </w:rPr>
+              <w:t>Người</w:t>
+            </w:r>
+          </w:p>
+        </w:tc>
+        <w:tc>
+          <w:tcPr>
+            <w:tcW w:type="dxa" w:w="3969"/>
+            <w:vAlign w:val="center"/>
+            <w:tcBorders>
+              <w:top w:val="single" w:sz="6" w:color="BFBFBF"/>
+              <w:left w:val="single" w:sz="6" w:color="BFBFBF"/>
+              <w:bottom w:val="single" w:sz="6" w:color="BFBFBF"/>
+              <w:right w:val="single" w:sz="6" w:color="BFBFBF"/>
+            </w:tcBorders>
+            <w:tcMar>
+              <w:top w:w="60" w:type="dxa"/>
+              <w:start w:w="80" w:type="dxa"/>
+              <w:bottom w:w="60" w:type="dxa"/>
+              <w:end w:w="80" w:type="dxa"/>
+            </w:tcMar>
+            <w:shd w:fill="E7E6E6"/>
+          </w:tcPr>
+          <w:p>
+            <w:pPr>
+              <w:spacing w:after="0" w:line="252" w:lineRule="auto"/>
+              <w:jc w:val="center"/>
+            </w:pPr>
+            <w:r>
+              <w:rPr>
+                <w:rFonts w:ascii="Times New Roman" w:hAnsi="Times New Roman" w:eastAsia="Times New Roman" w:cs="Times New Roman"/>
+                <w:b/>
+                <w:i w:val="0"/>
+                <w:color w:val="000000"/>
+                <w:sz w:val="21"/>
+              </w:rPr>
+              <w:t>Slide</w:t>
+            </w:r>
+          </w:p>
+        </w:tc>
+        <w:tc>
+          <w:tcPr>
+            <w:tcW w:type="dxa" w:w="3969"/>
+            <w:vAlign w:val="center"/>
+            <w:tcBorders>
+              <w:top w:val="single" w:sz="6" w:color="BFBFBF"/>
+              <w:left w:val="single" w:sz="6" w:color="BFBFBF"/>
+              <w:bottom w:val="single" w:sz="6" w:color="BFBFBF"/>
+              <w:right w:val="single" w:sz="6" w:color="BFBFBF"/>
+            </w:tcBorders>
+            <w:tcMar>
+              <w:top w:w="60" w:type="dxa"/>
+              <w:start w:w="80" w:type="dxa"/>
+              <w:bottom w:w="60" w:type="dxa"/>
+              <w:end w:w="80" w:type="dxa"/>
+            </w:tcMar>
+            <w:shd w:fill="E7E6E6"/>
+          </w:tcPr>
+          <w:p>
+            <w:pPr>
+              <w:spacing w:after="0" w:line="252" w:lineRule="auto"/>
+              <w:jc w:val="center"/>
+            </w:pPr>
+            <w:r>
+              <w:rPr>
+                <w:rFonts w:ascii="Times New Roman" w:hAnsi="Times New Roman" w:eastAsia="Times New Roman" w:cs="Times New Roman"/>
+                <w:b/>
+                <w:i w:val="0"/>
+                <w:color w:val="000000"/>
+                <w:sz w:val="21"/>
+              </w:rPr>
+              <w:t>Lấy số liệu từ</w:t>
+            </w:r>
+          </w:p>
+        </w:tc>
+      </w:tr>
+      <w:tr>
+        <w:trPr>
+          <w:cantSplit/>
+        </w:trPr>
+        <w:tc>
+          <w:tcPr>
+            <w:tcW w:type="dxa" w:w="1565"/>
+            <w:vAlign w:val="center"/>
+            <w:tcBorders>
+              <w:top w:val="single" w:sz="6" w:color="BFBFBF"/>
+              <w:left w:val="single" w:sz="6" w:color="BFBFBF"/>
+              <w:bottom w:val="single" w:sz="6" w:color="BFBFBF"/>
+              <w:right w:val="single" w:sz="6" w:color="BFBFBF"/>
+            </w:tcBorders>
+            <w:tcMar>
+              <w:top w:w="60" w:type="dxa"/>
+              <w:start w:w="80" w:type="dxa"/>
+              <w:bottom w:w="60" w:type="dxa"/>
+              <w:end w:w="80" w:type="dxa"/>
+            </w:tcMar>
+          </w:tcPr>
+          <w:p>
+            <w:pPr>
+              <w:spacing w:after="0" w:line="252" w:lineRule="auto"/>
+              <w:jc w:val="left"/>
+            </w:pPr>
+            <w:r>
+              <w:rPr>
+                <w:rFonts w:ascii="Times New Roman" w:hAnsi="Times New Roman" w:eastAsia="Times New Roman" w:cs="Times New Roman"/>
+                <w:b w:val="0"/>
+                <w:i w:val="0"/>
+                <w:color w:val="000000"/>
+                <w:sz w:val="21"/>
+              </w:rPr>
+              <w:t>Hoàng Văn Huynh</w:t>
+            </w:r>
+          </w:p>
+        </w:tc>
+        <w:tc>
+          <w:tcPr>
+            <w:tcW w:type="dxa" w:w="3969"/>
+            <w:vAlign w:val="center"/>
+            <w:tcBorders>
+              <w:top w:val="single" w:sz="6" w:color="BFBFBF"/>
+              <w:left w:val="single" w:sz="6" w:color="BFBFBF"/>
+              <w:bottom w:val="single" w:sz="6" w:color="BFBFBF"/>
+              <w:right w:val="single" w:sz="6" w:color="BFBFBF"/>
+            </w:tcBorders>
+            <w:tcMar>
+              <w:top w:w="60" w:type="dxa"/>
+              <w:start w:w="80" w:type="dxa"/>
+              <w:bottom w:w="60" w:type="dxa"/>
+              <w:end w:w="80" w:type="dxa"/>
+            </w:tcMar>
+          </w:tcPr>
+          <w:p>
+            <w:pPr>
+              <w:spacing w:after="0" w:line="252" w:lineRule="auto"/>
+              <w:jc w:val="left"/>
+            </w:pPr>
+            <w:r>
+              <w:rPr>
+                <w:rFonts w:ascii="Times New Roman" w:hAnsi="Times New Roman" w:eastAsia="Times New Roman" w:cs="Times New Roman"/>
+                <w:b w:val="0"/>
+                <w:i w:val="0"/>
+                <w:color w:val="000000"/>
+                <w:sz w:val="21"/>
+              </w:rPr>
+              <w:t>1 Bìa · 2 Bài toán · 3 Lộ trình 5 giai đoạn · 4 GĐ1, khả thi · 16 Kết luận, hỏi đáp</w:t>
+            </w:r>
+          </w:p>
+        </w:tc>
+        <w:tc>
+          <w:tcPr>
+            <w:tcW w:type="dxa" w:w="3969"/>
+            <w:vAlign w:val="center"/>
+            <w:tcBorders>
+              <w:top w:val="single" w:sz="6" w:color="BFBFBF"/>
+              <w:left w:val="single" w:sz="6" w:color="BFBFBF"/>
+              <w:bottom w:val="single" w:sz="6" w:color="BFBFBF"/>
+              <w:right w:val="single" w:sz="6" w:color="BFBFBF"/>
+            </w:tcBorders>
+            <w:tcMar>
+              <w:top w:w="60" w:type="dxa"/>
+              <w:start w:w="80" w:type="dxa"/>
+              <w:bottom w:w="60" w:type="dxa"/>
+              <w:end w:w="80" w:type="dxa"/>
+            </w:tcMar>
+          </w:tcPr>
+          <w:p>
+            <w:pPr>
+              <w:spacing w:after="0" w:line="252" w:lineRule="auto"/>
+              <w:jc w:val="left"/>
+            </w:pPr>
+            <w:r>
+              <w:rPr>
+                <w:rFonts w:ascii="Consolas" w:hAnsi="Consolas" w:eastAsia="Consolas" w:cs="Consolas"/>
+                <w:b w:val="0"/>
+                <w:i w:val="0"/>
+                <w:color w:val="000000"/>
+                <w:sz w:val="19"/>
+              </w:rPr>
+              <w:t>phan_tich/01_ke_hoach.md</w:t>
+            </w:r>
+            <w:r>
+              <w:rPr>
+                <w:rFonts w:ascii="Times New Roman" w:hAnsi="Times New Roman" w:eastAsia="Times New Roman" w:cs="Times New Roman"/>
+                <w:b w:val="0"/>
+                <w:i w:val="0"/>
+                <w:color w:val="000000"/>
+                <w:sz w:val="21"/>
+              </w:rPr>
+              <w:t>, KE_HOACH</w:t>
+            </w:r>
+          </w:p>
+        </w:tc>
+      </w:tr>
+      <w:tr>
+        <w:trPr>
+          <w:cantSplit/>
+        </w:trPr>
+        <w:tc>
+          <w:tcPr>
+            <w:tcW w:type="dxa" w:w="1565"/>
+            <w:vAlign w:val="center"/>
+            <w:tcBorders>
+              <w:top w:val="single" w:sz="6" w:color="BFBFBF"/>
+              <w:left w:val="single" w:sz="6" w:color="BFBFBF"/>
+              <w:bottom w:val="single" w:sz="6" w:color="BFBFBF"/>
+              <w:right w:val="single" w:sz="6" w:color="BFBFBF"/>
+            </w:tcBorders>
+            <w:tcMar>
+              <w:top w:w="60" w:type="dxa"/>
+              <w:start w:w="80" w:type="dxa"/>
+              <w:bottom w:w="60" w:type="dxa"/>
+              <w:end w:w="80" w:type="dxa"/>
+            </w:tcMar>
+          </w:tcPr>
+          <w:p>
+            <w:pPr>
+              <w:spacing w:after="0" w:line="252" w:lineRule="auto"/>
+              <w:jc w:val="left"/>
+            </w:pPr>
+            <w:r>
+              <w:rPr>
+                <w:rFonts w:ascii="Times New Roman" w:hAnsi="Times New Roman" w:eastAsia="Times New Roman" w:cs="Times New Roman"/>
+                <w:b w:val="0"/>
+                <w:i w:val="0"/>
+                <w:color w:val="000000"/>
+                <w:sz w:val="21"/>
+              </w:rPr>
+              <w:t>Nguyễn Gia Ân</w:t>
+            </w:r>
+          </w:p>
+        </w:tc>
+        <w:tc>
+          <w:tcPr>
+            <w:tcW w:type="dxa" w:w="3969"/>
+            <w:vAlign w:val="center"/>
+            <w:tcBorders>
+              <w:top w:val="single" w:sz="6" w:color="BFBFBF"/>
+              <w:left w:val="single" w:sz="6" w:color="BFBFBF"/>
+              <w:bottom w:val="single" w:sz="6" w:color="BFBFBF"/>
+              <w:right w:val="single" w:sz="6" w:color="BFBFBF"/>
+            </w:tcBorders>
+            <w:tcMar>
+              <w:top w:w="60" w:type="dxa"/>
+              <w:start w:w="80" w:type="dxa"/>
+              <w:bottom w:w="60" w:type="dxa"/>
+              <w:end w:w="80" w:type="dxa"/>
+            </w:tcMar>
+          </w:tcPr>
+          <w:p>
+            <w:pPr>
+              <w:spacing w:after="0" w:line="252" w:lineRule="auto"/>
+              <w:jc w:val="left"/>
+            </w:pPr>
+            <w:r>
+              <w:rPr>
+                <w:rFonts w:ascii="Times New Roman" w:hAnsi="Times New Roman" w:eastAsia="Times New Roman" w:cs="Times New Roman"/>
+                <w:b w:val="0"/>
+                <w:i w:val="0"/>
+                <w:color w:val="000000"/>
+                <w:sz w:val="21"/>
+              </w:rPr>
+              <w:t>5 Thu thập thông tin · 6 BFD</w:t>
+            </w:r>
+          </w:p>
+        </w:tc>
+        <w:tc>
+          <w:tcPr>
+            <w:tcW w:type="dxa" w:w="3969"/>
+            <w:vAlign w:val="center"/>
+            <w:tcBorders>
+              <w:top w:val="single" w:sz="6" w:color="BFBFBF"/>
+              <w:left w:val="single" w:sz="6" w:color="BFBFBF"/>
+              <w:bottom w:val="single" w:sz="6" w:color="BFBFBF"/>
+              <w:right w:val="single" w:sz="6" w:color="BFBFBF"/>
+            </w:tcBorders>
+            <w:tcMar>
+              <w:top w:w="60" w:type="dxa"/>
+              <w:start w:w="80" w:type="dxa"/>
+              <w:bottom w:w="60" w:type="dxa"/>
+              <w:end w:w="80" w:type="dxa"/>
+            </w:tcMar>
+          </w:tcPr>
+          <w:p>
+            <w:pPr>
+              <w:spacing w:after="0" w:line="252" w:lineRule="auto"/>
+              <w:jc w:val="left"/>
+            </w:pPr>
+            <w:r>
+              <w:rPr>
+                <w:rFonts w:ascii="Consolas" w:hAnsi="Consolas" w:eastAsia="Consolas" w:cs="Consolas"/>
+                <w:b w:val="0"/>
+                <w:i w:val="0"/>
+                <w:color w:val="000000"/>
+                <w:sz w:val="19"/>
+              </w:rPr>
+              <w:t>phan_tich/02_thu_thap.md</w:t>
+            </w:r>
+            <w:r>
+              <w:rPr>
+                <w:rFonts w:ascii="Times New Roman" w:hAnsi="Times New Roman" w:eastAsia="Times New Roman" w:cs="Times New Roman"/>
+                <w:b w:val="0"/>
+                <w:i w:val="0"/>
+                <w:color w:val="000000"/>
+                <w:sz w:val="21"/>
+              </w:rPr>
+              <w:t xml:space="preserve">, </w:t>
+            </w:r>
+            <w:r>
+              <w:rPr>
+                <w:rFonts w:ascii="Consolas" w:hAnsi="Consolas" w:eastAsia="Consolas" w:cs="Consolas"/>
+                <w:b w:val="0"/>
+                <w:i w:val="0"/>
+                <w:color w:val="000000"/>
+                <w:sz w:val="19"/>
+              </w:rPr>
+              <w:t>phan_tich/03_chuc_nang.md</w:t>
+            </w:r>
+            <w:r>
+              <w:rPr>
+                <w:rFonts w:ascii="Times New Roman" w:hAnsi="Times New Roman" w:eastAsia="Times New Roman" w:cs="Times New Roman"/>
+                <w:b w:val="0"/>
+                <w:i w:val="0"/>
+                <w:color w:val="000000"/>
+                <w:sz w:val="21"/>
+              </w:rPr>
+              <w:t xml:space="preserve">, </w:t>
+            </w:r>
+            <w:r>
+              <w:rPr>
+                <w:rFonts w:ascii="Consolas" w:hAnsi="Consolas" w:eastAsia="Consolas" w:cs="Consolas"/>
+                <w:b w:val="0"/>
+                <w:i w:val="0"/>
+                <w:color w:val="000000"/>
+                <w:sz w:val="19"/>
+              </w:rPr>
+              <w:t>so_do/BFD_v3.png</w:t>
+            </w:r>
+          </w:p>
+        </w:tc>
+      </w:tr>
+      <w:tr>
+        <w:trPr>
+          <w:cantSplit/>
+        </w:trPr>
+        <w:tc>
+          <w:tcPr>
+            <w:tcW w:type="dxa" w:w="1565"/>
+            <w:vAlign w:val="center"/>
+            <w:tcBorders>
+              <w:top w:val="single" w:sz="6" w:color="BFBFBF"/>
+              <w:left w:val="single" w:sz="6" w:color="BFBFBF"/>
+              <w:bottom w:val="single" w:sz="6" w:color="BFBFBF"/>
+              <w:right w:val="single" w:sz="6" w:color="BFBFBF"/>
+            </w:tcBorders>
+            <w:tcMar>
+              <w:top w:w="60" w:type="dxa"/>
+              <w:start w:w="80" w:type="dxa"/>
+              <w:bottom w:w="60" w:type="dxa"/>
+              <w:end w:w="80" w:type="dxa"/>
+            </w:tcMar>
+          </w:tcPr>
+          <w:p>
+            <w:pPr>
+              <w:spacing w:after="0" w:line="252" w:lineRule="auto"/>
+              <w:jc w:val="left"/>
+            </w:pPr>
+            <w:r>
+              <w:rPr>
+                <w:rFonts w:ascii="Times New Roman" w:hAnsi="Times New Roman" w:eastAsia="Times New Roman" w:cs="Times New Roman"/>
+                <w:b w:val="0"/>
+                <w:i w:val="0"/>
+                <w:color w:val="000000"/>
+                <w:sz w:val="21"/>
+              </w:rPr>
+              <w:t>Nguyễn Văn Luận</w:t>
+            </w:r>
+          </w:p>
+        </w:tc>
+        <w:tc>
+          <w:tcPr>
+            <w:tcW w:type="dxa" w:w="3969"/>
+            <w:vAlign w:val="center"/>
+            <w:tcBorders>
+              <w:top w:val="single" w:sz="6" w:color="BFBFBF"/>
+              <w:left w:val="single" w:sz="6" w:color="BFBFBF"/>
+              <w:bottom w:val="single" w:sz="6" w:color="BFBFBF"/>
+              <w:right w:val="single" w:sz="6" w:color="BFBFBF"/>
+            </w:tcBorders>
+            <w:tcMar>
+              <w:top w:w="60" w:type="dxa"/>
+              <w:start w:w="80" w:type="dxa"/>
+              <w:bottom w:w="60" w:type="dxa"/>
+              <w:end w:w="80" w:type="dxa"/>
+            </w:tcMar>
+          </w:tcPr>
+          <w:p>
+            <w:pPr>
+              <w:spacing w:after="0" w:line="252" w:lineRule="auto"/>
+              <w:jc w:val="left"/>
+            </w:pPr>
+            <w:r>
+              <w:rPr>
+                <w:rFonts w:ascii="Times New Roman" w:hAnsi="Times New Roman" w:eastAsia="Times New Roman" w:cs="Times New Roman"/>
+                <w:b w:val="0"/>
+                <w:i w:val="0"/>
+                <w:color w:val="000000"/>
+                <w:sz w:val="21"/>
+              </w:rPr>
+              <w:t>7 DFD (ngữ cảnh, mức 0, mức 1) · 9 ERD và chuẩn hóa</w:t>
+            </w:r>
+          </w:p>
+        </w:tc>
+        <w:tc>
+          <w:tcPr>
+            <w:tcW w:type="dxa" w:w="3969"/>
+            <w:vAlign w:val="center"/>
+            <w:tcBorders>
+              <w:top w:val="single" w:sz="6" w:color="BFBFBF"/>
+              <w:left w:val="single" w:sz="6" w:color="BFBFBF"/>
+              <w:bottom w:val="single" w:sz="6" w:color="BFBFBF"/>
+              <w:right w:val="single" w:sz="6" w:color="BFBFBF"/>
+            </w:tcBorders>
+            <w:tcMar>
+              <w:top w:w="60" w:type="dxa"/>
+              <w:start w:w="80" w:type="dxa"/>
+              <w:bottom w:w="60" w:type="dxa"/>
+              <w:end w:w="80" w:type="dxa"/>
+            </w:tcMar>
+          </w:tcPr>
+          <w:p>
+            <w:pPr>
+              <w:spacing w:after="0" w:line="252" w:lineRule="auto"/>
+              <w:jc w:val="left"/>
+            </w:pPr>
+            <w:r>
+              <w:rPr>
+                <w:rFonts w:ascii="Consolas" w:hAnsi="Consolas" w:eastAsia="Consolas" w:cs="Consolas"/>
+                <w:b w:val="0"/>
+                <w:i w:val="0"/>
+                <w:color w:val="000000"/>
+                <w:sz w:val="19"/>
+              </w:rPr>
+              <w:t>so_do/DFD_*.png</w:t>
+            </w:r>
+            <w:r>
+              <w:rPr>
+                <w:rFonts w:ascii="Times New Roman" w:hAnsi="Times New Roman" w:eastAsia="Times New Roman" w:cs="Times New Roman"/>
+                <w:b w:val="0"/>
+                <w:i w:val="0"/>
+                <w:color w:val="000000"/>
+                <w:sz w:val="21"/>
+              </w:rPr>
+              <w:t xml:space="preserve">, </w:t>
+            </w:r>
+            <w:r>
+              <w:rPr>
+                <w:rFonts w:ascii="Consolas" w:hAnsi="Consolas" w:eastAsia="Consolas" w:cs="Consolas"/>
+                <w:b w:val="0"/>
+                <w:i w:val="0"/>
+                <w:color w:val="000000"/>
+                <w:sz w:val="19"/>
+              </w:rPr>
+              <w:t>so_do/can_bang_dfd.md</w:t>
+            </w:r>
+            <w:r>
+              <w:rPr>
+                <w:rFonts w:ascii="Times New Roman" w:hAnsi="Times New Roman" w:eastAsia="Times New Roman" w:cs="Times New Roman"/>
+                <w:b w:val="0"/>
+                <w:i w:val="0"/>
+                <w:color w:val="000000"/>
+                <w:sz w:val="21"/>
+              </w:rPr>
+              <w:t xml:space="preserve">, </w:t>
+            </w:r>
+            <w:r>
+              <w:rPr>
+                <w:rFonts w:ascii="Consolas" w:hAnsi="Consolas" w:eastAsia="Consolas" w:cs="Consolas"/>
+                <w:b w:val="0"/>
+                <w:i w:val="0"/>
+                <w:color w:val="000000"/>
+                <w:sz w:val="19"/>
+              </w:rPr>
+              <w:t>thiet_ke/02_quan_he.md</w:t>
+            </w:r>
+            <w:r>
+              <w:rPr>
+                <w:rFonts w:ascii="Times New Roman" w:hAnsi="Times New Roman" w:eastAsia="Times New Roman" w:cs="Times New Roman"/>
+                <w:b w:val="0"/>
+                <w:i w:val="0"/>
+                <w:color w:val="000000"/>
+                <w:sz w:val="21"/>
+              </w:rPr>
+              <w:t xml:space="preserve">, </w:t>
+            </w:r>
+            <w:r>
+              <w:rPr>
+                <w:rFonts w:ascii="Consolas" w:hAnsi="Consolas" w:eastAsia="Consolas" w:cs="Consolas"/>
+                <w:b w:val="0"/>
+                <w:i w:val="0"/>
+                <w:color w:val="000000"/>
+                <w:sz w:val="19"/>
+              </w:rPr>
+              <w:t>thiet_ke/03_chuan_hoa.md</w:t>
+            </w:r>
+          </w:p>
+        </w:tc>
+      </w:tr>
+      <w:tr>
+        <w:trPr>
+          <w:cantSplit/>
+        </w:trPr>
+        <w:tc>
+          <w:tcPr>
+            <w:tcW w:type="dxa" w:w="1565"/>
+            <w:vAlign w:val="center"/>
+            <w:tcBorders>
+              <w:top w:val="single" w:sz="6" w:color="BFBFBF"/>
+              <w:left w:val="single" w:sz="6" w:color="BFBFBF"/>
+              <w:bottom w:val="single" w:sz="6" w:color="BFBFBF"/>
+              <w:right w:val="single" w:sz="6" w:color="BFBFBF"/>
+            </w:tcBorders>
+            <w:tcMar>
+              <w:top w:w="60" w:type="dxa"/>
+              <w:start w:w="80" w:type="dxa"/>
+              <w:bottom w:w="60" w:type="dxa"/>
+              <w:end w:w="80" w:type="dxa"/>
+            </w:tcMar>
+          </w:tcPr>
+          <w:p>
+            <w:pPr>
+              <w:spacing w:after="0" w:line="252" w:lineRule="auto"/>
+              <w:jc w:val="left"/>
+            </w:pPr>
+            <w:r>
+              <w:rPr>
+                <w:rFonts w:ascii="Times New Roman" w:hAnsi="Times New Roman" w:eastAsia="Times New Roman" w:cs="Times New Roman"/>
+                <w:b w:val="0"/>
+                <w:i w:val="0"/>
+                <w:color w:val="000000"/>
+                <w:sz w:val="21"/>
+              </w:rPr>
+              <w:t>Vũ Văn Hùng</w:t>
+            </w:r>
+          </w:p>
+        </w:tc>
+        <w:tc>
+          <w:tcPr>
+            <w:tcW w:type="dxa" w:w="3969"/>
+            <w:vAlign w:val="center"/>
+            <w:tcBorders>
+              <w:top w:val="single" w:sz="6" w:color="BFBFBF"/>
+              <w:left w:val="single" w:sz="6" w:color="BFBFBF"/>
+              <w:bottom w:val="single" w:sz="6" w:color="BFBFBF"/>
+              <w:right w:val="single" w:sz="6" w:color="BFBFBF"/>
+            </w:tcBorders>
+            <w:tcMar>
+              <w:top w:w="60" w:type="dxa"/>
+              <w:start w:w="80" w:type="dxa"/>
+              <w:bottom w:w="60" w:type="dxa"/>
+              <w:end w:w="80" w:type="dxa"/>
+            </w:tcMar>
+          </w:tcPr>
+          <w:p>
+            <w:pPr>
+              <w:spacing w:after="0" w:line="252" w:lineRule="auto"/>
+              <w:jc w:val="left"/>
+            </w:pPr>
+            <w:r>
+              <w:rPr>
+                <w:rFonts w:ascii="Times New Roman" w:hAnsi="Times New Roman" w:eastAsia="Times New Roman" w:cs="Times New Roman"/>
+                <w:b w:val="0"/>
+                <w:i w:val="0"/>
+                <w:color w:val="000000"/>
+                <w:sz w:val="21"/>
+              </w:rPr>
+              <w:t>8 Bảng quyết định học phí R1–R8 · 10 CSDL</w:t>
+            </w:r>
+          </w:p>
+        </w:tc>
+        <w:tc>
+          <w:tcPr>
+            <w:tcW w:type="dxa" w:w="3969"/>
+            <w:vAlign w:val="center"/>
+            <w:tcBorders>
+              <w:top w:val="single" w:sz="6" w:color="BFBFBF"/>
+              <w:left w:val="single" w:sz="6" w:color="BFBFBF"/>
+              <w:bottom w:val="single" w:sz="6" w:color="BFBFBF"/>
+              <w:right w:val="single" w:sz="6" w:color="BFBFBF"/>
+            </w:tcBorders>
+            <w:tcMar>
+              <w:top w:w="60" w:type="dxa"/>
+              <w:start w:w="80" w:type="dxa"/>
+              <w:bottom w:w="60" w:type="dxa"/>
+              <w:end w:w="80" w:type="dxa"/>
+            </w:tcMar>
+          </w:tcPr>
+          <w:p>
+            <w:pPr>
+              <w:spacing w:after="0" w:line="252" w:lineRule="auto"/>
+              <w:jc w:val="left"/>
+            </w:pPr>
+            <w:r>
+              <w:rPr>
+                <w:rFonts w:ascii="Consolas" w:hAnsi="Consolas" w:eastAsia="Consolas" w:cs="Consolas"/>
+                <w:b w:val="0"/>
+                <w:i w:val="0"/>
+                <w:color w:val="000000"/>
+                <w:sz w:val="19"/>
+              </w:rPr>
+              <w:t>phan_tich/04_dac_ta.md</w:t>
+            </w:r>
+            <w:r>
+              <w:rPr>
+                <w:rFonts w:ascii="Times New Roman" w:hAnsi="Times New Roman" w:eastAsia="Times New Roman" w:cs="Times New Roman"/>
+                <w:b w:val="0"/>
+                <w:i w:val="0"/>
+                <w:color w:val="000000"/>
+                <w:sz w:val="21"/>
+              </w:rPr>
+              <w:t xml:space="preserve">, </w:t>
+            </w:r>
+            <w:r>
+              <w:rPr>
+                <w:rFonts w:ascii="Consolas" w:hAnsi="Consolas" w:eastAsia="Consolas" w:cs="Consolas"/>
+                <w:b w:val="0"/>
+                <w:i w:val="0"/>
+                <w:color w:val="000000"/>
+                <w:sz w:val="19"/>
+              </w:rPr>
+              <w:t>thiet_ke/04_csdl.md</w:t>
+            </w:r>
+          </w:p>
+        </w:tc>
+      </w:tr>
+      <w:tr>
+        <w:trPr>
+          <w:cantSplit/>
+        </w:trPr>
+        <w:tc>
+          <w:tcPr>
+            <w:tcW w:type="dxa" w:w="1565"/>
+            <w:vAlign w:val="center"/>
+            <w:tcBorders>
+              <w:top w:val="single" w:sz="6" w:color="BFBFBF"/>
+              <w:left w:val="single" w:sz="6" w:color="BFBFBF"/>
+              <w:bottom w:val="single" w:sz="6" w:color="BFBFBF"/>
+              <w:right w:val="single" w:sz="6" w:color="BFBFBF"/>
+            </w:tcBorders>
+            <w:tcMar>
+              <w:top w:w="60" w:type="dxa"/>
+              <w:start w:w="80" w:type="dxa"/>
+              <w:bottom w:w="60" w:type="dxa"/>
+              <w:end w:w="80" w:type="dxa"/>
+            </w:tcMar>
+          </w:tcPr>
+          <w:p>
+            <w:pPr>
+              <w:spacing w:after="0" w:line="252" w:lineRule="auto"/>
+              <w:jc w:val="left"/>
+            </w:pPr>
+            <w:r>
+              <w:rPr>
+                <w:rFonts w:ascii="Times New Roman" w:hAnsi="Times New Roman" w:eastAsia="Times New Roman" w:cs="Times New Roman"/>
+                <w:b w:val="0"/>
+                <w:i w:val="0"/>
+                <w:color w:val="000000"/>
+                <w:sz w:val="21"/>
+              </w:rPr>
+              <w:t>Trần Thu Thủy</w:t>
+            </w:r>
+          </w:p>
+        </w:tc>
+        <w:tc>
+          <w:tcPr>
+            <w:tcW w:type="dxa" w:w="3969"/>
+            <w:vAlign w:val="center"/>
+            <w:tcBorders>
+              <w:top w:val="single" w:sz="6" w:color="BFBFBF"/>
+              <w:left w:val="single" w:sz="6" w:color="BFBFBF"/>
+              <w:bottom w:val="single" w:sz="6" w:color="BFBFBF"/>
+              <w:right w:val="single" w:sz="6" w:color="BFBFBF"/>
+            </w:tcBorders>
+            <w:tcMar>
+              <w:top w:w="60" w:type="dxa"/>
+              <w:start w:w="80" w:type="dxa"/>
+              <w:bottom w:w="60" w:type="dxa"/>
+              <w:end w:w="80" w:type="dxa"/>
+            </w:tcMar>
+          </w:tcPr>
+          <w:p>
+            <w:pPr>
+              <w:spacing w:after="0" w:line="252" w:lineRule="auto"/>
+              <w:jc w:val="left"/>
+            </w:pPr>
+            <w:r>
+              <w:rPr>
+                <w:rFonts w:ascii="Times New Roman" w:hAnsi="Times New Roman" w:eastAsia="Times New Roman" w:cs="Times New Roman"/>
+                <w:b w:val="0"/>
+                <w:i w:val="0"/>
+                <w:color w:val="000000"/>
+                <w:sz w:val="21"/>
+              </w:rPr>
+              <w:t>11 Một bộ mã thống nhất, sinh mã tự động · 13 Kiểm thử</w:t>
+            </w:r>
+          </w:p>
+        </w:tc>
+        <w:tc>
+          <w:tcPr>
+            <w:tcW w:type="dxa" w:w="3969"/>
+            <w:vAlign w:val="center"/>
+            <w:tcBorders>
+              <w:top w:val="single" w:sz="6" w:color="BFBFBF"/>
+              <w:left w:val="single" w:sz="6" w:color="BFBFBF"/>
+              <w:bottom w:val="single" w:sz="6" w:color="BFBFBF"/>
+              <w:right w:val="single" w:sz="6" w:color="BFBFBF"/>
+            </w:tcBorders>
+            <w:tcMar>
+              <w:top w:w="60" w:type="dxa"/>
+              <w:start w:w="80" w:type="dxa"/>
+              <w:bottom w:w="60" w:type="dxa"/>
+              <w:end w:w="80" w:type="dxa"/>
+            </w:tcMar>
+          </w:tcPr>
+          <w:p>
+            <w:pPr>
+              <w:spacing w:after="0" w:line="252" w:lineRule="auto"/>
+              <w:jc w:val="left"/>
+            </w:pPr>
+            <w:r>
+              <w:rPr>
+                <w:rFonts w:ascii="Consolas" w:hAnsi="Consolas" w:eastAsia="Consolas" w:cs="Consolas"/>
+                <w:b w:val="0"/>
+                <w:i w:val="0"/>
+                <w:color w:val="000000"/>
+                <w:sz w:val="19"/>
+              </w:rPr>
+              <w:t>thiet_ke/05_module.md</w:t>
+            </w:r>
+            <w:r>
+              <w:rPr>
+                <w:rFonts w:ascii="Times New Roman" w:hAnsi="Times New Roman" w:eastAsia="Times New Roman" w:cs="Times New Roman"/>
+                <w:b w:val="0"/>
+                <w:i w:val="0"/>
+                <w:color w:val="000000"/>
+                <w:sz w:val="21"/>
+              </w:rPr>
+              <w:t xml:space="preserve">, </w:t>
+            </w:r>
+            <w:r>
+              <w:rPr>
+                <w:rFonts w:ascii="Consolas" w:hAnsi="Consolas" w:eastAsia="Consolas" w:cs="Consolas"/>
+                <w:b w:val="0"/>
+                <w:i w:val="0"/>
+                <w:color w:val="000000"/>
+                <w:sz w:val="19"/>
+              </w:rPr>
+              <w:t>thiet_ke/06_giao_dien.md</w:t>
+            </w:r>
+            <w:r>
+              <w:rPr>
+                <w:rFonts w:ascii="Times New Roman" w:hAnsi="Times New Roman" w:eastAsia="Times New Roman" w:cs="Times New Roman"/>
+                <w:b w:val="0"/>
+                <w:i w:val="0"/>
+                <w:color w:val="000000"/>
+                <w:sz w:val="21"/>
+              </w:rPr>
+              <w:t xml:space="preserve">, </w:t>
+            </w:r>
+            <w:r>
+              <w:rPr>
+                <w:rFonts w:ascii="Consolas" w:hAnsi="Consolas" w:eastAsia="Consolas" w:cs="Consolas"/>
+                <w:b w:val="0"/>
+                <w:i w:val="0"/>
+                <w:color w:val="000000"/>
+                <w:sz w:val="19"/>
+              </w:rPr>
+              <w:t>demo/sinh_ma.py</w:t>
+            </w:r>
+            <w:r>
+              <w:rPr>
+                <w:rFonts w:ascii="Times New Roman" w:hAnsi="Times New Roman" w:eastAsia="Times New Roman" w:cs="Times New Roman"/>
+                <w:b w:val="0"/>
+                <w:i w:val="0"/>
+                <w:color w:val="000000"/>
+                <w:sz w:val="21"/>
+              </w:rPr>
+              <w:t xml:space="preserve">, </w:t>
+            </w:r>
+            <w:r>
+              <w:rPr>
+                <w:rFonts w:ascii="Consolas" w:hAnsi="Consolas" w:eastAsia="Consolas" w:cs="Consolas"/>
+                <w:b w:val="0"/>
+                <w:i w:val="0"/>
+                <w:color w:val="000000"/>
+                <w:sz w:val="19"/>
+              </w:rPr>
+              <w:t>phan_tich/05_cai_dat.md</w:t>
+            </w:r>
+            <w:r>
+              <w:rPr>
+                <w:rFonts w:ascii="Times New Roman" w:hAnsi="Times New Roman" w:eastAsia="Times New Roman" w:cs="Times New Roman"/>
+                <w:b w:val="0"/>
+                <w:i w:val="0"/>
+                <w:color w:val="000000"/>
+                <w:sz w:val="21"/>
+              </w:rPr>
+              <w:t xml:space="preserve"> mục 4</w:t>
+            </w:r>
+          </w:p>
+        </w:tc>
+      </w:tr>
+      <w:tr>
+        <w:trPr>
+          <w:cantSplit/>
+        </w:trPr>
+        <w:tc>
+          <w:tcPr>
+            <w:tcW w:type="dxa" w:w="1565"/>
+            <w:vAlign w:val="center"/>
+            <w:tcBorders>
+              <w:top w:val="single" w:sz="6" w:color="BFBFBF"/>
+              <w:left w:val="single" w:sz="6" w:color="BFBFBF"/>
+              <w:bottom w:val="single" w:sz="6" w:color="BFBFBF"/>
+              <w:right w:val="single" w:sz="6" w:color="BFBFBF"/>
+            </w:tcBorders>
+            <w:tcMar>
+              <w:top w:w="60" w:type="dxa"/>
+              <w:start w:w="80" w:type="dxa"/>
+              <w:bottom w:w="60" w:type="dxa"/>
+              <w:end w:w="80" w:type="dxa"/>
+            </w:tcMar>
+          </w:tcPr>
+          <w:p>
+            <w:pPr>
+              <w:spacing w:after="0" w:line="252" w:lineRule="auto"/>
+              <w:jc w:val="left"/>
+            </w:pPr>
+            <w:r>
+              <w:rPr>
+                <w:rFonts w:ascii="Times New Roman" w:hAnsi="Times New Roman" w:eastAsia="Times New Roman" w:cs="Times New Roman"/>
+                <w:b w:val="0"/>
+                <w:i w:val="0"/>
+                <w:color w:val="000000"/>
+                <w:sz w:val="21"/>
+              </w:rPr>
+              <w:t>Trần Minh Quân</w:t>
+            </w:r>
+          </w:p>
+        </w:tc>
+        <w:tc>
+          <w:tcPr>
+            <w:tcW w:type="dxa" w:w="3969"/>
+            <w:vAlign w:val="center"/>
+            <w:tcBorders>
+              <w:top w:val="single" w:sz="6" w:color="BFBFBF"/>
+              <w:left w:val="single" w:sz="6" w:color="BFBFBF"/>
+              <w:bottom w:val="single" w:sz="6" w:color="BFBFBF"/>
+              <w:right w:val="single" w:sz="6" w:color="BFBFBF"/>
+            </w:tcBorders>
+            <w:tcMar>
+              <w:top w:w="60" w:type="dxa"/>
+              <w:start w:w="80" w:type="dxa"/>
+              <w:bottom w:w="60" w:type="dxa"/>
+              <w:end w:w="80" w:type="dxa"/>
+            </w:tcMar>
+          </w:tcPr>
+          <w:p>
+            <w:pPr>
+              <w:spacing w:after="0" w:line="252" w:lineRule="auto"/>
+              <w:jc w:val="left"/>
+            </w:pPr>
+            <w:r>
+              <w:rPr>
+                <w:rFonts w:ascii="Times New Roman" w:hAnsi="Times New Roman" w:eastAsia="Times New Roman" w:cs="Times New Roman"/>
+                <w:b w:val="0"/>
+                <w:i w:val="0"/>
+                <w:color w:val="000000"/>
+                <w:sz w:val="21"/>
+              </w:rPr>
+              <w:t>12 Demo · 14 Chuyển đổi theo giai đoạn · 15 Bảo trì, hướng phát triển</w:t>
+            </w:r>
+          </w:p>
+        </w:tc>
+        <w:tc>
+          <w:tcPr>
+            <w:tcW w:type="dxa" w:w="3969"/>
+            <w:vAlign w:val="center"/>
+            <w:tcBorders>
+              <w:top w:val="single" w:sz="6" w:color="BFBFBF"/>
+              <w:left w:val="single" w:sz="6" w:color="BFBFBF"/>
+              <w:bottom w:val="single" w:sz="6" w:color="BFBFBF"/>
+              <w:right w:val="single" w:sz="6" w:color="BFBFBF"/>
+            </w:tcBorders>
+            <w:tcMar>
+              <w:top w:w="60" w:type="dxa"/>
+              <w:start w:w="80" w:type="dxa"/>
+              <w:bottom w:w="60" w:type="dxa"/>
+              <w:end w:w="80" w:type="dxa"/>
+            </w:tcMar>
+          </w:tcPr>
+          <w:p>
+            <w:pPr>
+              <w:spacing w:after="0" w:line="252" w:lineRule="auto"/>
+              <w:jc w:val="left"/>
+            </w:pPr>
+            <w:r>
+              <w:rPr>
+                <w:rFonts w:ascii="Consolas" w:hAnsi="Consolas" w:eastAsia="Consolas" w:cs="Consolas"/>
+                <w:b w:val="0"/>
+                <w:i w:val="0"/>
+                <w:color w:val="000000"/>
+                <w:sz w:val="19"/>
+              </w:rPr>
+              <w:t>phan_tich/05_cai_dat.md</w:t>
+            </w:r>
+            <w:r>
+              <w:rPr>
+                <w:rFonts w:ascii="Times New Roman" w:hAnsi="Times New Roman" w:eastAsia="Times New Roman" w:cs="Times New Roman"/>
+                <w:b w:val="0"/>
+                <w:i w:val="0"/>
+                <w:color w:val="000000"/>
+                <w:sz w:val="21"/>
+              </w:rPr>
+              <w:t xml:space="preserve">, </w:t>
+            </w:r>
+            <w:r>
+              <w:rPr>
+                <w:rFonts w:ascii="Consolas" w:hAnsi="Consolas" w:eastAsia="Consolas" w:cs="Consolas"/>
+                <w:b w:val="0"/>
+                <w:i w:val="0"/>
+                <w:color w:val="000000"/>
+                <w:sz w:val="19"/>
+              </w:rPr>
+              <w:t>phan_tich/06_bao_tri.md</w:t>
+            </w:r>
+          </w:p>
+        </w:tc>
+      </w:tr>
+    </w:tbl>
+    <w:p>
+      <w:pPr>
+        <w:spacing w:after="40"/>
+      </w:pPr>
     </w:p>
     <w:sectPr>
       <w:footerReference w:type="default" r:id="rId9"/>
